--- a/Telephoto.docx
+++ b/Telephoto.docx
@@ -371,7 +371,15 @@
       </w:r>
       <w:proofErr w:type="spellEnd"/>
       <w:r>
-        <w:t xml:space="preserve"> - chat_members N:M (egy beszélgetéshez több felhasználó tartozhat, és egy felhasználó több beszélgetéshez tartozhat)</w:t>
+        <w:t xml:space="preserve"> - </w:t>
+      </w:r>
+      <w:proofErr w:type="spellStart"/>
+      <w:r>
+        <w:t>chat_members</w:t>
+      </w:r>
+      <w:proofErr w:type="spellEnd"/>
+      <w:r>
+        <w:t xml:space="preserve"> N:M (egy beszélgetéshez több felhasználó tartozhat, és egy felhasználó több beszélgetéshez tartozhat)</w:t>
       </w:r>
     </w:p>
     <w:p>
@@ -382,8 +390,13 @@
           <w:numId w:val="2"/>
         </w:numPr>
       </w:pPr>
-      <w:r>
-        <w:t xml:space="preserve">chat_members - </w:t>
+      <w:proofErr w:type="spellStart"/>
+      <w:r>
+        <w:t>chat_members</w:t>
+      </w:r>
+      <w:proofErr w:type="spellEnd"/>
+      <w:r>
+        <w:t xml:space="preserve"> - </w:t>
       </w:r>
       <w:proofErr w:type="spellStart"/>
       <w:r>
@@ -608,6 +621,1500 @@
       </w:pPr>
       <w:r>
         <w:t>Egyéb</w:t>
+      </w:r>
+    </w:p>
+    <w:p>
+      <w:pPr>
+        <w:pStyle w:val="Listaszerbekezds"/>
+        <w:numPr>
+          <w:ilvl w:val="2"/>
+          <w:numId w:val="2"/>
+        </w:numPr>
+      </w:pPr>
+      <w:proofErr w:type="spellStart"/>
+      <w:r>
+        <w:t>users</w:t>
+      </w:r>
+      <w:proofErr w:type="spellEnd"/>
+    </w:p>
+    <w:p>
+      <w:pPr>
+        <w:pStyle w:val="Listaszerbekezds"/>
+        <w:numPr>
+          <w:ilvl w:val="3"/>
+          <w:numId w:val="2"/>
+        </w:numPr>
+      </w:pPr>
+      <w:proofErr w:type="spellStart"/>
+      <w:r>
+        <w:t>user_id</w:t>
+      </w:r>
+      <w:proofErr w:type="spellEnd"/>
+    </w:p>
+    <w:p>
+      <w:pPr>
+        <w:pStyle w:val="Listaszerbekezds"/>
+        <w:numPr>
+          <w:ilvl w:val="4"/>
+          <w:numId w:val="2"/>
+        </w:numPr>
+      </w:pPr>
+      <w:r>
+        <w:t>Adattípus: INT</w:t>
+      </w:r>
+    </w:p>
+    <w:p>
+      <w:pPr>
+        <w:pStyle w:val="Listaszerbekezds"/>
+        <w:numPr>
+          <w:ilvl w:val="4"/>
+          <w:numId w:val="2"/>
+        </w:numPr>
+      </w:pPr>
+      <w:r>
+        <w:t>Lehet null: NEM</w:t>
+      </w:r>
+    </w:p>
+    <w:p>
+      <w:pPr>
+        <w:pStyle w:val="Listaszerbekezds"/>
+        <w:numPr>
+          <w:ilvl w:val="4"/>
+          <w:numId w:val="2"/>
+        </w:numPr>
+      </w:pPr>
+      <w:r>
+        <w:t>Kulcs: PRIMARY KEY</w:t>
+      </w:r>
+    </w:p>
+    <w:p>
+      <w:pPr>
+        <w:pStyle w:val="Listaszerbekezds"/>
+        <w:numPr>
+          <w:ilvl w:val="4"/>
+          <w:numId w:val="2"/>
+        </w:numPr>
+      </w:pPr>
+      <w:r>
+        <w:t>Egyéb: AUTO_INCREMENT</w:t>
+      </w:r>
+    </w:p>
+    <w:p>
+      <w:pPr>
+        <w:pStyle w:val="Listaszerbekezds"/>
+        <w:numPr>
+          <w:ilvl w:val="3"/>
+          <w:numId w:val="2"/>
+        </w:numPr>
+      </w:pPr>
+      <w:proofErr w:type="spellStart"/>
+      <w:r>
+        <w:t>username</w:t>
+      </w:r>
+      <w:proofErr w:type="spellEnd"/>
+    </w:p>
+    <w:p>
+      <w:pPr>
+        <w:pStyle w:val="Listaszerbekezds"/>
+        <w:numPr>
+          <w:ilvl w:val="4"/>
+          <w:numId w:val="2"/>
+        </w:numPr>
+      </w:pPr>
+      <w:r>
+        <w:t xml:space="preserve">Adattípus: </w:t>
+      </w:r>
+      <w:proofErr w:type="gramStart"/>
+      <w:r>
+        <w:t>VARCHAR(</w:t>
+      </w:r>
+      <w:proofErr w:type="gramEnd"/>
+      <w:r>
+        <w:t>50)</w:t>
+      </w:r>
+    </w:p>
+    <w:p>
+      <w:pPr>
+        <w:pStyle w:val="Listaszerbekezds"/>
+        <w:numPr>
+          <w:ilvl w:val="4"/>
+          <w:numId w:val="2"/>
+        </w:numPr>
+      </w:pPr>
+      <w:r>
+        <w:t>Lehet null: NEM</w:t>
+      </w:r>
+    </w:p>
+    <w:p>
+      <w:pPr>
+        <w:pStyle w:val="Listaszerbekezds"/>
+        <w:numPr>
+          <w:ilvl w:val="3"/>
+          <w:numId w:val="2"/>
+        </w:numPr>
+      </w:pPr>
+      <w:proofErr w:type="spellStart"/>
+      <w:r>
+        <w:t>password_salt</w:t>
+      </w:r>
+      <w:proofErr w:type="spellEnd"/>
+    </w:p>
+    <w:p>
+      <w:pPr>
+        <w:pStyle w:val="Listaszerbekezds"/>
+        <w:numPr>
+          <w:ilvl w:val="4"/>
+          <w:numId w:val="2"/>
+        </w:numPr>
+      </w:pPr>
+      <w:r>
+        <w:t xml:space="preserve">Adattípus: </w:t>
+      </w:r>
+      <w:proofErr w:type="gramStart"/>
+      <w:r>
+        <w:t>VARCHAR(</w:t>
+      </w:r>
+      <w:proofErr w:type="gramEnd"/>
+      <w:r>
+        <w:t>32</w:t>
+      </w:r>
+      <w:r>
+        <w:t>)</w:t>
+      </w:r>
+    </w:p>
+    <w:p>
+      <w:pPr>
+        <w:pStyle w:val="Listaszerbekezds"/>
+        <w:numPr>
+          <w:ilvl w:val="4"/>
+          <w:numId w:val="2"/>
+        </w:numPr>
+      </w:pPr>
+      <w:r>
+        <w:t>Lehet null: NEM</w:t>
+      </w:r>
+    </w:p>
+    <w:p>
+      <w:pPr>
+        <w:pStyle w:val="Listaszerbekezds"/>
+        <w:numPr>
+          <w:ilvl w:val="3"/>
+          <w:numId w:val="2"/>
+        </w:numPr>
+      </w:pPr>
+      <w:proofErr w:type="spellStart"/>
+      <w:r>
+        <w:t>pasword_hash</w:t>
+      </w:r>
+      <w:proofErr w:type="spellEnd"/>
+    </w:p>
+    <w:p>
+      <w:pPr>
+        <w:pStyle w:val="Listaszerbekezds"/>
+        <w:numPr>
+          <w:ilvl w:val="4"/>
+          <w:numId w:val="2"/>
+        </w:numPr>
+      </w:pPr>
+      <w:r>
+        <w:t xml:space="preserve">Adattípus: </w:t>
+      </w:r>
+      <w:proofErr w:type="gramStart"/>
+      <w:r>
+        <w:t>VARCHAR(</w:t>
+      </w:r>
+      <w:proofErr w:type="gramEnd"/>
+      <w:r>
+        <w:t>128</w:t>
+      </w:r>
+      <w:r>
+        <w:t>)</w:t>
+      </w:r>
+    </w:p>
+    <w:p>
+      <w:pPr>
+        <w:pStyle w:val="Listaszerbekezds"/>
+        <w:numPr>
+          <w:ilvl w:val="4"/>
+          <w:numId w:val="2"/>
+        </w:numPr>
+      </w:pPr>
+      <w:r>
+        <w:t>Lehet null: NEM</w:t>
+      </w:r>
+    </w:p>
+    <w:p>
+      <w:pPr>
+        <w:pStyle w:val="Listaszerbekezds"/>
+        <w:numPr>
+          <w:ilvl w:val="3"/>
+          <w:numId w:val="2"/>
+        </w:numPr>
+      </w:pPr>
+      <w:r>
+        <w:t>email</w:t>
+      </w:r>
+    </w:p>
+    <w:p>
+      <w:pPr>
+        <w:pStyle w:val="Listaszerbekezds"/>
+        <w:numPr>
+          <w:ilvl w:val="4"/>
+          <w:numId w:val="2"/>
+        </w:numPr>
+      </w:pPr>
+      <w:r>
+        <w:t xml:space="preserve">Adattípus: </w:t>
+      </w:r>
+      <w:proofErr w:type="gramStart"/>
+      <w:r>
+        <w:t>VARCHAR(</w:t>
+      </w:r>
+      <w:proofErr w:type="gramEnd"/>
+      <w:r>
+        <w:t>100</w:t>
+      </w:r>
+      <w:r>
+        <w:t>)</w:t>
+      </w:r>
+    </w:p>
+    <w:p>
+      <w:pPr>
+        <w:pStyle w:val="Listaszerbekezds"/>
+        <w:numPr>
+          <w:ilvl w:val="4"/>
+          <w:numId w:val="2"/>
+        </w:numPr>
+      </w:pPr>
+      <w:r>
+        <w:t>Lehet null: NEM</w:t>
+      </w:r>
+    </w:p>
+    <w:p>
+      <w:pPr>
+        <w:pStyle w:val="Listaszerbekezds"/>
+        <w:numPr>
+          <w:ilvl w:val="3"/>
+          <w:numId w:val="2"/>
+        </w:numPr>
+      </w:pPr>
+      <w:proofErr w:type="spellStart"/>
+      <w:r>
+        <w:t>profile_picture_link</w:t>
+      </w:r>
+      <w:proofErr w:type="spellEnd"/>
+    </w:p>
+    <w:p>
+      <w:pPr>
+        <w:pStyle w:val="Listaszerbekezds"/>
+        <w:numPr>
+          <w:ilvl w:val="4"/>
+          <w:numId w:val="2"/>
+        </w:numPr>
+      </w:pPr>
+      <w:r>
+        <w:t xml:space="preserve">Adattípus: </w:t>
+      </w:r>
+      <w:proofErr w:type="gramStart"/>
+      <w:r>
+        <w:t>VARCHAR(</w:t>
+      </w:r>
+      <w:proofErr w:type="gramEnd"/>
+      <w:r>
+        <w:t>200)</w:t>
+      </w:r>
+    </w:p>
+    <w:p>
+      <w:pPr>
+        <w:pStyle w:val="Listaszerbekezds"/>
+        <w:numPr>
+          <w:ilvl w:val="4"/>
+          <w:numId w:val="2"/>
+        </w:numPr>
+      </w:pPr>
+      <w:r>
+        <w:t xml:space="preserve">Lehet null: </w:t>
+      </w:r>
+      <w:r>
+        <w:t>IGEN</w:t>
+      </w:r>
+    </w:p>
+    <w:p>
+      <w:pPr>
+        <w:pStyle w:val="Listaszerbekezds"/>
+        <w:numPr>
+          <w:ilvl w:val="3"/>
+          <w:numId w:val="2"/>
+        </w:numPr>
+      </w:pPr>
+      <w:proofErr w:type="spellStart"/>
+      <w:r>
+        <w:t>biography</w:t>
+      </w:r>
+      <w:proofErr w:type="spellEnd"/>
+    </w:p>
+    <w:p>
+      <w:pPr>
+        <w:pStyle w:val="Listaszerbekezds"/>
+        <w:numPr>
+          <w:ilvl w:val="4"/>
+          <w:numId w:val="2"/>
+        </w:numPr>
+      </w:pPr>
+      <w:r>
+        <w:t xml:space="preserve">Adattípus: </w:t>
+      </w:r>
+      <w:proofErr w:type="gramStart"/>
+      <w:r>
+        <w:t>VARCHAR(</w:t>
+      </w:r>
+      <w:proofErr w:type="gramEnd"/>
+      <w:r>
+        <w:t>5</w:t>
+      </w:r>
+      <w:r>
+        <w:t>00</w:t>
+      </w:r>
+      <w:r>
+        <w:t>)</w:t>
+      </w:r>
+    </w:p>
+    <w:p>
+      <w:pPr>
+        <w:pStyle w:val="Listaszerbekezds"/>
+        <w:numPr>
+          <w:ilvl w:val="4"/>
+          <w:numId w:val="2"/>
+        </w:numPr>
+      </w:pPr>
+      <w:r>
+        <w:t xml:space="preserve">Lehet null: </w:t>
+      </w:r>
+      <w:r>
+        <w:t>IGEN</w:t>
+      </w:r>
+    </w:p>
+    <w:p>
+      <w:pPr>
+        <w:pStyle w:val="Listaszerbekezds"/>
+        <w:numPr>
+          <w:ilvl w:val="3"/>
+          <w:numId w:val="2"/>
+        </w:numPr>
+      </w:pPr>
+      <w:proofErr w:type="spellStart"/>
+      <w:r>
+        <w:t>is_admin</w:t>
+      </w:r>
+      <w:proofErr w:type="spellEnd"/>
+    </w:p>
+    <w:p>
+      <w:pPr>
+        <w:pStyle w:val="Listaszerbekezds"/>
+        <w:numPr>
+          <w:ilvl w:val="4"/>
+          <w:numId w:val="2"/>
+        </w:numPr>
+      </w:pPr>
+      <w:r>
+        <w:t xml:space="preserve">Adattípus: </w:t>
+      </w:r>
+      <w:r>
+        <w:t>BOOLEAN</w:t>
+      </w:r>
+    </w:p>
+    <w:p>
+      <w:pPr>
+        <w:pStyle w:val="Listaszerbekezds"/>
+        <w:numPr>
+          <w:ilvl w:val="4"/>
+          <w:numId w:val="2"/>
+        </w:numPr>
+      </w:pPr>
+      <w:r>
+        <w:t>Lehet null: NEM</w:t>
+      </w:r>
+    </w:p>
+    <w:p>
+      <w:pPr>
+        <w:pStyle w:val="Listaszerbekezds"/>
+        <w:numPr>
+          <w:ilvl w:val="3"/>
+          <w:numId w:val="2"/>
+        </w:numPr>
+      </w:pPr>
+      <w:proofErr w:type="spellStart"/>
+      <w:r>
+        <w:t>is_reported</w:t>
+      </w:r>
+      <w:proofErr w:type="spellEnd"/>
+    </w:p>
+    <w:p>
+      <w:pPr>
+        <w:pStyle w:val="Listaszerbekezds"/>
+        <w:numPr>
+          <w:ilvl w:val="4"/>
+          <w:numId w:val="2"/>
+        </w:numPr>
+      </w:pPr>
+      <w:r>
+        <w:lastRenderedPageBreak/>
+        <w:t>Adattípus: BOOLEAN</w:t>
+      </w:r>
+    </w:p>
+    <w:p>
+      <w:pPr>
+        <w:pStyle w:val="Listaszerbekezds"/>
+        <w:numPr>
+          <w:ilvl w:val="4"/>
+          <w:numId w:val="2"/>
+        </w:numPr>
+      </w:pPr>
+      <w:r>
+        <w:t>Lehet null: NEM</w:t>
+      </w:r>
+    </w:p>
+    <w:p>
+      <w:pPr>
+        <w:pStyle w:val="Listaszerbekezds"/>
+        <w:numPr>
+          <w:ilvl w:val="4"/>
+          <w:numId w:val="2"/>
+        </w:numPr>
+      </w:pPr>
+      <w:r>
+        <w:t>Egyéb: DEFATULT FALSE</w:t>
+      </w:r>
+    </w:p>
+    <w:p>
+      <w:pPr>
+        <w:pStyle w:val="Listaszerbekezds"/>
+        <w:numPr>
+          <w:ilvl w:val="3"/>
+          <w:numId w:val="2"/>
+        </w:numPr>
+      </w:pPr>
+      <w:proofErr w:type="spellStart"/>
+      <w:r>
+        <w:t>registration_date</w:t>
+      </w:r>
+      <w:proofErr w:type="spellEnd"/>
+    </w:p>
+    <w:p>
+      <w:pPr>
+        <w:pStyle w:val="Listaszerbekezds"/>
+        <w:numPr>
+          <w:ilvl w:val="4"/>
+          <w:numId w:val="2"/>
+        </w:numPr>
+      </w:pPr>
+      <w:r>
+        <w:t xml:space="preserve">Adattípus: </w:t>
+      </w:r>
+      <w:r>
+        <w:t>DATETIME</w:t>
+      </w:r>
+    </w:p>
+    <w:p>
+      <w:pPr>
+        <w:pStyle w:val="Listaszerbekezds"/>
+        <w:numPr>
+          <w:ilvl w:val="4"/>
+          <w:numId w:val="2"/>
+        </w:numPr>
+      </w:pPr>
+      <w:r>
+        <w:t>Lehet null: NEM</w:t>
+      </w:r>
+    </w:p>
+    <w:p>
+      <w:pPr>
+        <w:pStyle w:val="Listaszerbekezds"/>
+        <w:numPr>
+          <w:ilvl w:val="2"/>
+          <w:numId w:val="2"/>
+        </w:numPr>
+      </w:pPr>
+      <w:proofErr w:type="spellStart"/>
+      <w:r>
+        <w:t>posts</w:t>
+      </w:r>
+      <w:proofErr w:type="spellEnd"/>
+    </w:p>
+    <w:p>
+      <w:pPr>
+        <w:pStyle w:val="Listaszerbekezds"/>
+        <w:numPr>
+          <w:ilvl w:val="3"/>
+          <w:numId w:val="2"/>
+        </w:numPr>
+      </w:pPr>
+      <w:proofErr w:type="spellStart"/>
+      <w:r>
+        <w:t>post_id</w:t>
+      </w:r>
+      <w:proofErr w:type="spellEnd"/>
+    </w:p>
+    <w:p>
+      <w:pPr>
+        <w:pStyle w:val="Listaszerbekezds"/>
+        <w:numPr>
+          <w:ilvl w:val="4"/>
+          <w:numId w:val="2"/>
+        </w:numPr>
+      </w:pPr>
+      <w:r>
+        <w:t>Adattípus: INT</w:t>
+      </w:r>
+    </w:p>
+    <w:p>
+      <w:pPr>
+        <w:pStyle w:val="Listaszerbekezds"/>
+        <w:numPr>
+          <w:ilvl w:val="4"/>
+          <w:numId w:val="2"/>
+        </w:numPr>
+      </w:pPr>
+      <w:r>
+        <w:t>Lehet null: NEM</w:t>
+      </w:r>
+    </w:p>
+    <w:p>
+      <w:pPr>
+        <w:pStyle w:val="Listaszerbekezds"/>
+        <w:numPr>
+          <w:ilvl w:val="4"/>
+          <w:numId w:val="2"/>
+        </w:numPr>
+      </w:pPr>
+      <w:r>
+        <w:t>Kulcs: PRIMARY KEY</w:t>
+      </w:r>
+    </w:p>
+    <w:p>
+      <w:pPr>
+        <w:pStyle w:val="Listaszerbekezds"/>
+        <w:numPr>
+          <w:ilvl w:val="4"/>
+          <w:numId w:val="2"/>
+        </w:numPr>
+      </w:pPr>
+      <w:r>
+        <w:t>Egyéb: AUTO_INCREMENT</w:t>
+      </w:r>
+    </w:p>
+    <w:p>
+      <w:pPr>
+        <w:pStyle w:val="Listaszerbekezds"/>
+        <w:numPr>
+          <w:ilvl w:val="3"/>
+          <w:numId w:val="2"/>
+        </w:numPr>
+      </w:pPr>
+      <w:proofErr w:type="spellStart"/>
+      <w:r>
+        <w:t>user_id</w:t>
+      </w:r>
+      <w:proofErr w:type="spellEnd"/>
+    </w:p>
+    <w:p>
+      <w:pPr>
+        <w:pStyle w:val="Listaszerbekezds"/>
+        <w:numPr>
+          <w:ilvl w:val="4"/>
+          <w:numId w:val="2"/>
+        </w:numPr>
+      </w:pPr>
+      <w:r>
+        <w:t>Adattípus: INT</w:t>
+      </w:r>
+    </w:p>
+    <w:p>
+      <w:pPr>
+        <w:pStyle w:val="Listaszerbekezds"/>
+        <w:numPr>
+          <w:ilvl w:val="4"/>
+          <w:numId w:val="2"/>
+        </w:numPr>
+      </w:pPr>
+      <w:r>
+        <w:t>Lehet null: NEM</w:t>
+      </w:r>
+    </w:p>
+    <w:p>
+      <w:pPr>
+        <w:pStyle w:val="Listaszerbekezds"/>
+        <w:numPr>
+          <w:ilvl w:val="4"/>
+          <w:numId w:val="2"/>
+        </w:numPr>
+      </w:pPr>
+      <w:r>
+        <w:t xml:space="preserve">Kulcs: </w:t>
+      </w:r>
+      <w:r>
+        <w:t xml:space="preserve">FOREIGN </w:t>
+      </w:r>
+      <w:r>
+        <w:t>KEY</w:t>
+      </w:r>
+    </w:p>
+    <w:p>
+      <w:pPr>
+        <w:pStyle w:val="Listaszerbekezds"/>
+        <w:numPr>
+          <w:ilvl w:val="4"/>
+          <w:numId w:val="2"/>
+        </w:numPr>
+      </w:pPr>
+      <w:r>
+        <w:t xml:space="preserve">Kapcsolat: </w:t>
+      </w:r>
+      <w:proofErr w:type="spellStart"/>
+      <w:r>
+        <w:t>users</w:t>
+      </w:r>
+      <w:proofErr w:type="spellEnd"/>
+      <w:r>
+        <w:t>(</w:t>
+      </w:r>
+      <w:proofErr w:type="spellStart"/>
+      <w:r>
+        <w:t>user_id</w:t>
+      </w:r>
+      <w:proofErr w:type="spellEnd"/>
+      <w:r>
+        <w:t>)</w:t>
+      </w:r>
+    </w:p>
+    <w:p>
+      <w:pPr>
+        <w:pStyle w:val="Listaszerbekezds"/>
+        <w:numPr>
+          <w:ilvl w:val="3"/>
+          <w:numId w:val="2"/>
+        </w:numPr>
+      </w:pPr>
+      <w:proofErr w:type="spellStart"/>
+      <w:r>
+        <w:t>description</w:t>
+      </w:r>
+      <w:proofErr w:type="spellEnd"/>
+    </w:p>
+    <w:p>
+      <w:pPr>
+        <w:pStyle w:val="Listaszerbekezds"/>
+        <w:numPr>
+          <w:ilvl w:val="4"/>
+          <w:numId w:val="2"/>
+        </w:numPr>
+      </w:pPr>
+      <w:r>
+        <w:t xml:space="preserve">Adattípus: </w:t>
+      </w:r>
+      <w:proofErr w:type="gramStart"/>
+      <w:r>
+        <w:t>VARCHAR(</w:t>
+      </w:r>
+      <w:proofErr w:type="gramEnd"/>
+      <w:r>
+        <w:t>500)</w:t>
+      </w:r>
+    </w:p>
+    <w:p>
+      <w:pPr>
+        <w:pStyle w:val="Listaszerbekezds"/>
+        <w:numPr>
+          <w:ilvl w:val="4"/>
+          <w:numId w:val="2"/>
+        </w:numPr>
+      </w:pPr>
+      <w:r>
+        <w:t xml:space="preserve">Lehet null: </w:t>
+      </w:r>
+      <w:r>
+        <w:t>IGEN</w:t>
+      </w:r>
+    </w:p>
+    <w:p>
+      <w:pPr>
+        <w:pStyle w:val="Listaszerbekezds"/>
+        <w:numPr>
+          <w:ilvl w:val="3"/>
+          <w:numId w:val="2"/>
+        </w:numPr>
+      </w:pPr>
+      <w:proofErr w:type="spellStart"/>
+      <w:r>
+        <w:t>tags</w:t>
+      </w:r>
+      <w:proofErr w:type="spellEnd"/>
+    </w:p>
+    <w:p>
+      <w:pPr>
+        <w:pStyle w:val="Listaszerbekezds"/>
+        <w:numPr>
+          <w:ilvl w:val="4"/>
+          <w:numId w:val="2"/>
+        </w:numPr>
+      </w:pPr>
+      <w:r>
+        <w:t xml:space="preserve">Adattípus: </w:t>
+      </w:r>
+      <w:r>
+        <w:t>TEXT</w:t>
+      </w:r>
+    </w:p>
+    <w:p>
+      <w:pPr>
+        <w:pStyle w:val="Listaszerbekezds"/>
+        <w:numPr>
+          <w:ilvl w:val="4"/>
+          <w:numId w:val="2"/>
+        </w:numPr>
+      </w:pPr>
+      <w:r>
+        <w:t>Lehet null: IGEN</w:t>
+      </w:r>
+    </w:p>
+    <w:p>
+      <w:pPr>
+        <w:pStyle w:val="Listaszerbekezds"/>
+        <w:numPr>
+          <w:ilvl w:val="3"/>
+          <w:numId w:val="2"/>
+        </w:numPr>
+      </w:pPr>
+      <w:proofErr w:type="spellStart"/>
+      <w:r>
+        <w:t>location</w:t>
+      </w:r>
+      <w:proofErr w:type="spellEnd"/>
+    </w:p>
+    <w:p>
+      <w:pPr>
+        <w:pStyle w:val="Listaszerbekezds"/>
+        <w:numPr>
+          <w:ilvl w:val="4"/>
+          <w:numId w:val="2"/>
+        </w:numPr>
+      </w:pPr>
+      <w:r>
+        <w:t xml:space="preserve">Adattípus: </w:t>
+      </w:r>
+      <w:proofErr w:type="gramStart"/>
+      <w:r>
+        <w:t>VARCHAR(</w:t>
+      </w:r>
+      <w:proofErr w:type="gramEnd"/>
+      <w:r>
+        <w:t>176</w:t>
+      </w:r>
+      <w:r>
+        <w:t>)</w:t>
+      </w:r>
+    </w:p>
+    <w:p>
+      <w:pPr>
+        <w:pStyle w:val="Listaszerbekezds"/>
+        <w:numPr>
+          <w:ilvl w:val="4"/>
+          <w:numId w:val="2"/>
+        </w:numPr>
+      </w:pPr>
+      <w:r>
+        <w:t>Lehet null: IGEN</w:t>
+      </w:r>
+    </w:p>
+    <w:p>
+      <w:pPr>
+        <w:pStyle w:val="Listaszerbekezds"/>
+        <w:numPr>
+          <w:ilvl w:val="3"/>
+          <w:numId w:val="2"/>
+        </w:numPr>
+      </w:pPr>
+      <w:proofErr w:type="spellStart"/>
+      <w:r>
+        <w:t>latitude</w:t>
+      </w:r>
+      <w:proofErr w:type="spellEnd"/>
+    </w:p>
+    <w:p>
+      <w:pPr>
+        <w:pStyle w:val="Listaszerbekezds"/>
+        <w:numPr>
+          <w:ilvl w:val="4"/>
+          <w:numId w:val="2"/>
+        </w:numPr>
+      </w:pPr>
+      <w:r>
+        <w:t xml:space="preserve">Adattípus: </w:t>
+      </w:r>
+      <w:r>
+        <w:t>FLOAT</w:t>
+      </w:r>
+    </w:p>
+    <w:p>
+      <w:pPr>
+        <w:pStyle w:val="Listaszerbekezds"/>
+        <w:numPr>
+          <w:ilvl w:val="4"/>
+          <w:numId w:val="2"/>
+        </w:numPr>
+      </w:pPr>
+      <w:r>
+        <w:t>Lehet null: IGEN</w:t>
+      </w:r>
+    </w:p>
+    <w:p>
+      <w:pPr>
+        <w:pStyle w:val="Listaszerbekezds"/>
+        <w:numPr>
+          <w:ilvl w:val="3"/>
+          <w:numId w:val="2"/>
+        </w:numPr>
+      </w:pPr>
+      <w:proofErr w:type="spellStart"/>
+      <w:r>
+        <w:t>longitude</w:t>
+      </w:r>
+      <w:proofErr w:type="spellEnd"/>
+    </w:p>
+    <w:p>
+      <w:pPr>
+        <w:pStyle w:val="Listaszerbekezds"/>
+        <w:numPr>
+          <w:ilvl w:val="4"/>
+          <w:numId w:val="2"/>
+        </w:numPr>
+      </w:pPr>
+      <w:r>
+        <w:t>Adattípus: FLOAT</w:t>
+      </w:r>
+    </w:p>
+    <w:p>
+      <w:pPr>
+        <w:pStyle w:val="Listaszerbekezds"/>
+        <w:numPr>
+          <w:ilvl w:val="4"/>
+          <w:numId w:val="2"/>
+        </w:numPr>
+      </w:pPr>
+      <w:r>
+        <w:t>Lehet null: IGEN</w:t>
+      </w:r>
+    </w:p>
+    <w:p>
+      <w:pPr>
+        <w:pStyle w:val="Listaszerbekezds"/>
+        <w:numPr>
+          <w:ilvl w:val="3"/>
+          <w:numId w:val="2"/>
+        </w:numPr>
+      </w:pPr>
+      <w:proofErr w:type="spellStart"/>
+      <w:r>
+        <w:t>creation_date</w:t>
+      </w:r>
+      <w:proofErr w:type="spellEnd"/>
+    </w:p>
+    <w:p>
+      <w:pPr>
+        <w:pStyle w:val="Listaszerbekezds"/>
+        <w:numPr>
+          <w:ilvl w:val="4"/>
+          <w:numId w:val="2"/>
+        </w:numPr>
+      </w:pPr>
+      <w:r>
+        <w:t>Adattípus: DATETIME</w:t>
+      </w:r>
+    </w:p>
+    <w:p>
+      <w:pPr>
+        <w:pStyle w:val="Listaszerbekezds"/>
+        <w:numPr>
+          <w:ilvl w:val="4"/>
+          <w:numId w:val="2"/>
+        </w:numPr>
+      </w:pPr>
+      <w:r>
+        <w:lastRenderedPageBreak/>
+        <w:t>Lehet null: NEM</w:t>
+      </w:r>
+    </w:p>
+    <w:p>
+      <w:pPr>
+        <w:pStyle w:val="Listaszerbekezds"/>
+        <w:numPr>
+          <w:ilvl w:val="3"/>
+          <w:numId w:val="2"/>
+        </w:numPr>
+      </w:pPr>
+      <w:proofErr w:type="spellStart"/>
+      <w:r>
+        <w:t>is_reported</w:t>
+      </w:r>
+      <w:proofErr w:type="spellEnd"/>
+    </w:p>
+    <w:p>
+      <w:pPr>
+        <w:pStyle w:val="Listaszerbekezds"/>
+        <w:numPr>
+          <w:ilvl w:val="4"/>
+          <w:numId w:val="2"/>
+        </w:numPr>
+      </w:pPr>
+      <w:r>
+        <w:t>Adattípus: BOOLEAN</w:t>
+      </w:r>
+    </w:p>
+    <w:p>
+      <w:pPr>
+        <w:pStyle w:val="Listaszerbekezds"/>
+        <w:numPr>
+          <w:ilvl w:val="4"/>
+          <w:numId w:val="2"/>
+        </w:numPr>
+      </w:pPr>
+      <w:r>
+        <w:t>Lehet null: NEM</w:t>
+      </w:r>
+    </w:p>
+    <w:p>
+      <w:pPr>
+        <w:pStyle w:val="Listaszerbekezds"/>
+        <w:numPr>
+          <w:ilvl w:val="4"/>
+          <w:numId w:val="2"/>
+        </w:numPr>
+      </w:pPr>
+      <w:r>
+        <w:t>Egyéb: DEFATULT FALSE</w:t>
+      </w:r>
+    </w:p>
+    <w:p>
+      <w:pPr>
+        <w:pStyle w:val="Listaszerbekezds"/>
+        <w:numPr>
+          <w:ilvl w:val="2"/>
+          <w:numId w:val="2"/>
+        </w:numPr>
+      </w:pPr>
+      <w:proofErr w:type="spellStart"/>
+      <w:r>
+        <w:t>pictures</w:t>
+      </w:r>
+      <w:proofErr w:type="spellEnd"/>
+    </w:p>
+    <w:p>
+      <w:pPr>
+        <w:pStyle w:val="Listaszerbekezds"/>
+        <w:numPr>
+          <w:ilvl w:val="3"/>
+          <w:numId w:val="2"/>
+        </w:numPr>
+      </w:pPr>
+      <w:proofErr w:type="spellStart"/>
+      <w:r>
+        <w:t>picture_id</w:t>
+      </w:r>
+      <w:proofErr w:type="spellEnd"/>
+    </w:p>
+    <w:p>
+      <w:pPr>
+        <w:pStyle w:val="Listaszerbekezds"/>
+        <w:numPr>
+          <w:ilvl w:val="4"/>
+          <w:numId w:val="2"/>
+        </w:numPr>
+      </w:pPr>
+      <w:r>
+        <w:t>Adattípus: INT</w:t>
+      </w:r>
+    </w:p>
+    <w:p>
+      <w:pPr>
+        <w:pStyle w:val="Listaszerbekezds"/>
+        <w:numPr>
+          <w:ilvl w:val="4"/>
+          <w:numId w:val="2"/>
+        </w:numPr>
+      </w:pPr>
+      <w:r>
+        <w:t>Lehet null: NEM</w:t>
+      </w:r>
+    </w:p>
+    <w:p>
+      <w:pPr>
+        <w:pStyle w:val="Listaszerbekezds"/>
+        <w:numPr>
+          <w:ilvl w:val="4"/>
+          <w:numId w:val="2"/>
+        </w:numPr>
+      </w:pPr>
+      <w:r>
+        <w:t>Kulcs: PRIMARY KEY</w:t>
+      </w:r>
+    </w:p>
+    <w:p>
+      <w:pPr>
+        <w:pStyle w:val="Listaszerbekezds"/>
+        <w:numPr>
+          <w:ilvl w:val="4"/>
+          <w:numId w:val="2"/>
+        </w:numPr>
+      </w:pPr>
+      <w:r>
+        <w:t>Egyéb: AUTO_INCREMENT</w:t>
+      </w:r>
+    </w:p>
+    <w:p>
+      <w:pPr>
+        <w:pStyle w:val="Listaszerbekezds"/>
+        <w:numPr>
+          <w:ilvl w:val="3"/>
+          <w:numId w:val="2"/>
+        </w:numPr>
+      </w:pPr>
+      <w:proofErr w:type="spellStart"/>
+      <w:r>
+        <w:t>post_id</w:t>
+      </w:r>
+      <w:proofErr w:type="spellEnd"/>
+    </w:p>
+    <w:p>
+      <w:pPr>
+        <w:pStyle w:val="Listaszerbekezds"/>
+        <w:numPr>
+          <w:ilvl w:val="4"/>
+          <w:numId w:val="2"/>
+        </w:numPr>
+      </w:pPr>
+      <w:r>
+        <w:t>Adattípus: INT</w:t>
+      </w:r>
+    </w:p>
+    <w:p>
+      <w:pPr>
+        <w:pStyle w:val="Listaszerbekezds"/>
+        <w:numPr>
+          <w:ilvl w:val="4"/>
+          <w:numId w:val="2"/>
+        </w:numPr>
+      </w:pPr>
+      <w:r>
+        <w:t>Lehet null: NEM</w:t>
+      </w:r>
+    </w:p>
+    <w:p>
+      <w:pPr>
+        <w:pStyle w:val="Listaszerbekezds"/>
+        <w:numPr>
+          <w:ilvl w:val="4"/>
+          <w:numId w:val="2"/>
+        </w:numPr>
+      </w:pPr>
+      <w:r>
+        <w:t xml:space="preserve">Kulcs: </w:t>
+      </w:r>
+      <w:r>
+        <w:t xml:space="preserve">FOREIGN </w:t>
+      </w:r>
+      <w:r>
+        <w:t>KEY</w:t>
+      </w:r>
+    </w:p>
+    <w:p>
+      <w:pPr>
+        <w:pStyle w:val="Listaszerbekezds"/>
+        <w:numPr>
+          <w:ilvl w:val="4"/>
+          <w:numId w:val="2"/>
+        </w:numPr>
+      </w:pPr>
+      <w:r>
+        <w:t>Kapcsolat</w:t>
+      </w:r>
+      <w:r>
+        <w:t xml:space="preserve">: </w:t>
+      </w:r>
+      <w:proofErr w:type="spellStart"/>
+      <w:r>
+        <w:t>posts</w:t>
+      </w:r>
+      <w:proofErr w:type="spellEnd"/>
+      <w:r>
+        <w:t>(</w:t>
+      </w:r>
+      <w:proofErr w:type="spellStart"/>
+      <w:r>
+        <w:t>post_id</w:t>
+      </w:r>
+      <w:proofErr w:type="spellEnd"/>
+      <w:r>
+        <w:t>)</w:t>
+      </w:r>
+    </w:p>
+    <w:p>
+      <w:pPr>
+        <w:pStyle w:val="Listaszerbekezds"/>
+        <w:numPr>
+          <w:ilvl w:val="3"/>
+          <w:numId w:val="2"/>
+        </w:numPr>
+      </w:pPr>
+      <w:proofErr w:type="spellStart"/>
+      <w:r>
+        <w:t>picture_link</w:t>
+      </w:r>
+      <w:proofErr w:type="spellEnd"/>
+    </w:p>
+    <w:p>
+      <w:pPr>
+        <w:pStyle w:val="Listaszerbekezds"/>
+        <w:numPr>
+          <w:ilvl w:val="4"/>
+          <w:numId w:val="2"/>
+        </w:numPr>
+      </w:pPr>
+      <w:r>
+        <w:t xml:space="preserve">Adattípus: </w:t>
+      </w:r>
+      <w:r>
+        <w:t>TEXT</w:t>
+      </w:r>
+    </w:p>
+    <w:p>
+      <w:pPr>
+        <w:pStyle w:val="Listaszerbekezds"/>
+        <w:numPr>
+          <w:ilvl w:val="4"/>
+          <w:numId w:val="2"/>
+        </w:numPr>
+      </w:pPr>
+      <w:r>
+        <w:t>Lehet null: NEM</w:t>
+      </w:r>
+    </w:p>
+    <w:p>
+      <w:pPr>
+        <w:pStyle w:val="Listaszerbekezds"/>
+        <w:numPr>
+          <w:ilvl w:val="2"/>
+          <w:numId w:val="2"/>
+        </w:numPr>
+      </w:pPr>
+    </w:p>
+    <w:p>
+      <w:pPr>
+        <w:jc w:val="center"/>
+        <w:rPr>
+          <w:sz w:val="28"/>
+          <w:szCs w:val="24"/>
+        </w:rPr>
+      </w:pPr>
+      <w:r>
+        <w:br w:type="page"/>
+      </w:r>
+      <w:r>
+        <w:rPr>
+          <w:sz w:val="28"/>
+          <w:szCs w:val="24"/>
+        </w:rPr>
+        <w:lastRenderedPageBreak/>
+        <w:t>Fe</w:t>
+      </w:r>
+      <w:r>
+        <w:rPr>
+          <w:sz w:val="28"/>
+          <w:szCs w:val="24"/>
+        </w:rPr>
+        <w:t>lhasználói</w:t>
+      </w:r>
+      <w:r>
+        <w:rPr>
+          <w:sz w:val="28"/>
+          <w:szCs w:val="24"/>
+        </w:rPr>
+        <w:t xml:space="preserve"> dokumentáció</w:t>
+      </w:r>
+    </w:p>
+    <w:p>
+      <w:pPr>
+        <w:rPr>
+          <w:sz w:val="28"/>
+          <w:szCs w:val="24"/>
+        </w:rPr>
+      </w:pPr>
+    </w:p>
+    <w:p>
+      <w:pPr>
+        <w:pStyle w:val="Cmsor1"/>
+        <w:numPr>
+          <w:ilvl w:val="0"/>
+          <w:numId w:val="6"/>
+        </w:numPr>
+        <w:jc w:val="left"/>
+        <w:rPr>
+          <w:rFonts w:ascii="Times New Roman" w:hAnsi="Times New Roman" w:cs="Times New Roman"/>
+          <w:color w:val="000000" w:themeColor="text1"/>
+          <w:sz w:val="24"/>
+          <w:szCs w:val="24"/>
+        </w:rPr>
+      </w:pPr>
+      <w:r>
+        <w:rPr>
+          <w:rFonts w:ascii="Times New Roman" w:hAnsi="Times New Roman" w:cs="Times New Roman"/>
+          <w:color w:val="000000" w:themeColor="text1"/>
+          <w:sz w:val="24"/>
+          <w:szCs w:val="24"/>
+        </w:rPr>
+        <w:t>A program célj</w:t>
+      </w:r>
+      <w:r>
+        <w:rPr>
+          <w:rFonts w:ascii="Times New Roman" w:hAnsi="Times New Roman" w:cs="Times New Roman"/>
+          <w:color w:val="000000" w:themeColor="text1"/>
+          <w:sz w:val="24"/>
+          <w:szCs w:val="24"/>
+        </w:rPr>
+        <w:t>a</w:t>
+      </w:r>
+      <w:r>
+        <w:rPr>
+          <w:rFonts w:ascii="Times New Roman" w:hAnsi="Times New Roman" w:cs="Times New Roman"/>
+          <w:color w:val="000000" w:themeColor="text1"/>
+          <w:sz w:val="24"/>
+          <w:szCs w:val="24"/>
+        </w:rPr>
+        <w:t xml:space="preserve"> </w:t>
+      </w:r>
+      <w:r>
+        <w:rPr>
+          <w:rFonts w:ascii="Times New Roman" w:hAnsi="Times New Roman" w:cs="Times New Roman"/>
+          <w:color w:val="000000" w:themeColor="text1"/>
+          <w:sz w:val="24"/>
+          <w:szCs w:val="24"/>
+        </w:rPr>
+        <w:br/>
+      </w:r>
+      <w:r>
+        <w:rPr>
+          <w:rFonts w:ascii="Times New Roman" w:hAnsi="Times New Roman" w:cs="Times New Roman"/>
+          <w:color w:val="000000" w:themeColor="text1"/>
+          <w:sz w:val="24"/>
+          <w:szCs w:val="24"/>
+        </w:rPr>
+        <w:t xml:space="preserve">A „TELEPHOTO” egy új közösségi oldal, mely elsősorban képek megosztására lett kifejlesztve. </w:t>
+      </w:r>
+      <w:r>
+        <w:rPr>
+          <w:rFonts w:ascii="Times New Roman" w:hAnsi="Times New Roman" w:cs="Times New Roman"/>
+          <w:color w:val="000000" w:themeColor="text1"/>
+          <w:sz w:val="24"/>
+          <w:szCs w:val="24"/>
+        </w:rPr>
+        <w:t>Átlátható és egyedi felületével igyekszik bevonni és megtartani az új felhasználók figyelmét. Az egyedi főoldal mellett térképes felületével is kíván eltérni vetélytársaitól.</w:t>
+      </w:r>
+    </w:p>
+    <w:p>
+      <w:pPr>
+        <w:pStyle w:val="Listaszerbekezds"/>
+        <w:numPr>
+          <w:ilvl w:val="0"/>
+          <w:numId w:val="6"/>
+        </w:numPr>
+      </w:pPr>
+      <w:r>
+        <w:t>A program funkciói</w:t>
+      </w:r>
+    </w:p>
+    <w:p>
+      <w:pPr>
+        <w:pStyle w:val="Listaszerbekezds"/>
+        <w:numPr>
+          <w:ilvl w:val="1"/>
+          <w:numId w:val="6"/>
+        </w:numPr>
+      </w:pPr>
+      <w:r>
+        <w:t xml:space="preserve"> Regisztráció és Belépés</w:t>
+      </w:r>
+    </w:p>
+    <w:p>
+      <w:pPr>
+        <w:pStyle w:val="Listaszerbekezds"/>
+        <w:ind w:left="1080"/>
+      </w:pPr>
+      <w:r>
+        <w:t xml:space="preserve">A weboldal felkeresésekor a belépési felület vár minket. Amennyiben még nincs fiókunk, ugyanitt regisztrálni is tudunk. </w:t>
+      </w:r>
+    </w:p>
+    <w:p>
+      <w:pPr>
+        <w:pStyle w:val="Listaszerbekezds"/>
+        <w:numPr>
+          <w:ilvl w:val="1"/>
+          <w:numId w:val="6"/>
+        </w:numPr>
+      </w:pPr>
+      <w:r>
+        <w:t xml:space="preserve"> </w:t>
+      </w:r>
+      <w:r>
+        <w:t>Főoldal</w:t>
+      </w:r>
+    </w:p>
+    <w:p>
+      <w:pPr>
+        <w:pStyle w:val="Listaszerbekezds"/>
+        <w:ind w:left="1080"/>
+      </w:pPr>
+      <w:r>
+        <w:t>A főoldalon azonnal láthatóak a posztok, és az alattuk lévő kommentek is. Lehet a posztokat like-</w:t>
+      </w:r>
+      <w:proofErr w:type="spellStart"/>
+      <w:r>
+        <w:t>olni</w:t>
+      </w:r>
+      <w:proofErr w:type="spellEnd"/>
+      <w:r>
+        <w:t>, kedvencek közé tenni, és új hozzászólást írni hozzájuk.</w:t>
+      </w:r>
+      <w:r>
+        <w:t xml:space="preserve"> </w:t>
+      </w:r>
+      <w:r>
+        <w:t>A megjelenítésük sorrendjét lehet változtatni idő vagy népszerűség alapján is.</w:t>
+      </w:r>
+    </w:p>
+    <w:p>
+      <w:pPr>
+        <w:pStyle w:val="Listaszerbekezds"/>
+        <w:ind w:left="1080"/>
+      </w:pPr>
+      <w:r>
+        <w:t>A főoldalon egyből leérhetőek a chatek is. Be lehet lépni más felhasználókkal indított, már élő beszélgetésekbe, és újakat is lehet indítani egy-egy gombnyomással.</w:t>
+      </w:r>
+    </w:p>
+    <w:p>
+      <w:pPr>
+        <w:pStyle w:val="Listaszerbekezds"/>
+        <w:ind w:left="1080"/>
+      </w:pPr>
+      <w:r>
+        <w:t xml:space="preserve">Más funkciókat a </w:t>
+      </w:r>
+      <w:proofErr w:type="spellStart"/>
+      <w:r>
+        <w:t>navbar</w:t>
+      </w:r>
+      <w:proofErr w:type="spellEnd"/>
+      <w:r>
+        <w:t xml:space="preserve"> használatával érhetünk el.</w:t>
+      </w:r>
+    </w:p>
+    <w:p>
+      <w:pPr>
+        <w:pStyle w:val="Listaszerbekezds"/>
+        <w:numPr>
+          <w:ilvl w:val="1"/>
+          <w:numId w:val="6"/>
+        </w:numPr>
+      </w:pPr>
+      <w:r>
+        <w:t xml:space="preserve"> Posztolás</w:t>
+      </w:r>
+    </w:p>
+    <w:p>
+      <w:pPr>
+        <w:pStyle w:val="Listaszerbekezds"/>
+        <w:ind w:left="1080"/>
+      </w:pPr>
+      <w:r>
+        <w:t xml:space="preserve">Szintén a főoldalon, viszont a </w:t>
+      </w:r>
+      <w:proofErr w:type="spellStart"/>
+      <w:r>
+        <w:t>navbar</w:t>
+      </w:r>
+      <w:proofErr w:type="spellEnd"/>
+      <w:r>
+        <w:t>-t használva nyílik meg felugró ablakban a lehetőség, hogy új posztokat hozzunk létre. Itt feltölthetjük a kívánt képeket és csatolhatunk házzá címet, leírást és helyszínt.</w:t>
+      </w:r>
+    </w:p>
+    <w:p>
+      <w:pPr>
+        <w:pStyle w:val="Listaszerbekezds"/>
+        <w:numPr>
+          <w:ilvl w:val="1"/>
+          <w:numId w:val="6"/>
+        </w:numPr>
+      </w:pPr>
+      <w:r>
+        <w:t xml:space="preserve"> </w:t>
+      </w:r>
+      <w:r>
+        <w:t>Térkép</w:t>
+      </w:r>
+    </w:p>
+    <w:p>
+      <w:pPr>
+        <w:pStyle w:val="Listaszerbekezds"/>
+        <w:ind w:left="1080"/>
+      </w:pPr>
+      <w:r>
+        <w:t xml:space="preserve">A </w:t>
+      </w:r>
+      <w:proofErr w:type="spellStart"/>
+      <w:r>
+        <w:t>navbaron</w:t>
+      </w:r>
+      <w:proofErr w:type="spellEnd"/>
+      <w:r>
+        <w:t xml:space="preserve"> át elérhető a térkép. Itt a feltöltött posztok kitűzőcsoportokként jelennek meg a térképen, és nagyításkor egyre több jelenik meg egyesével. Itt rákattintva </w:t>
+      </w:r>
+      <w:proofErr w:type="gramStart"/>
+      <w:r>
+        <w:t>láthatjuk</w:t>
+      </w:r>
+      <w:proofErr w:type="gramEnd"/>
+      <w:r>
+        <w:t xml:space="preserve"> </w:t>
+      </w:r>
+      <w:r>
+        <w:t>hogy az adott helyen milyen kép készült.</w:t>
+      </w:r>
+    </w:p>
+    <w:p>
+      <w:pPr>
+        <w:pStyle w:val="Listaszerbekezds"/>
+        <w:numPr>
+          <w:ilvl w:val="1"/>
+          <w:numId w:val="6"/>
+        </w:numPr>
+      </w:pPr>
+      <w:r>
+        <w:t xml:space="preserve"> Profil</w:t>
+      </w:r>
+    </w:p>
+    <w:p>
+      <w:pPr>
+        <w:pStyle w:val="Listaszerbekezds"/>
+        <w:ind w:left="1080"/>
+      </w:pPr>
+      <w:r>
+        <w:t xml:space="preserve">A </w:t>
+      </w:r>
+      <w:proofErr w:type="spellStart"/>
+      <w:r>
+        <w:t>navbaron</w:t>
+      </w:r>
+      <w:proofErr w:type="spellEnd"/>
+      <w:r>
+        <w:t xml:space="preserve"> át érhető el a saját profil. Ezen az oldalon módosíthatók a személyes adatok, áttekinthetőek, és módosíthatóak a saját posztok. Kattintással a saját posztok helyén az elmentett kedvencek lesznek láthatóak.</w:t>
       </w:r>
     </w:p>
     <w:sectPr>
@@ -620,9 +2127,180 @@
 </w:document>
 </file>
 
+<file path=word/endnotes.xml><?xml version="1.0" encoding="utf-8"?>
+<w:endnotes xmlns:wpc="http://schemas.microsoft.com/office/word/2010/wordprocessingCanvas" xmlns:cx="http://schemas.microsoft.com/office/drawing/2014/chartex" xmlns:cx1="http://schemas.microsoft.com/office/drawing/2015/9/8/chartex" xmlns:cx2="http://schemas.microsoft.com/office/drawing/2015/10/21/chartex" xmlns:cx3="http://schemas.microsoft.com/office/drawing/2016/5/9/chartex" xmlns:cx4="http://schemas.microsoft.com/office/drawing/2016/5/10/chartex" xmlns:cx5="http://schemas.microsoft.com/office/drawing/2016/5/11/chartex" xmlns:cx6="http://schemas.microsoft.com/office/drawing/2016/5/12/chartex" xmlns:cx7="http://schemas.microsoft.com/office/drawing/2016/5/13/chartex" xmlns:cx8="http://schemas.microsoft.com/office/drawing/2016/5/14/chartex" xmlns:mc="http://schemas.openxmlformats.org/markup-compatibility/2006" xmlns:aink="http://schemas.microsoft.com/office/drawing/2016/ink" xmlns:am3d="http://schemas.microsoft.com/office/drawing/2017/model3d" xmlns:o="urn:schemas-microsoft-com:office:office" xmlns:oel="http://schemas.microsoft.com/office/2019/extlst" xmlns:r="http://schemas.openxmlformats.org/officeDocument/2006/relationships" xmlns:m="http://schemas.openxmlformats.org/officeDocument/2006/math" xmlns:v="urn:schemas-microsoft-com:vml" xmlns:wp14="http://schemas.microsoft.com/office/word/2010/wordprocessingDrawing" xmlns:wp="http://schemas.openxmlformats.org/drawingml/2006/wordprocessingDrawing" xmlns:w10="urn:schemas-microsoft-com:office:word" xmlns:w="http://schemas.openxmlformats.org/wordprocessingml/2006/main" xmlns:w14="http://schemas.microsoft.com/office/word/2010/wordml" xmlns:w15="http://schemas.microsoft.com/office/word/2012/wordml" xmlns:w16cex="http://schemas.microsoft.com/office/word/2018/wordml/cex" xmlns:w16cid="http://schemas.microsoft.com/office/word/2016/wordml/cid" xmlns:w16="http://schemas.microsoft.com/office/word/2018/wordml" xmlns:w16du="http://schemas.microsoft.com/office/word/2023/wordml/word16du" xmlns:w16sdtdh="http://schemas.microsoft.com/office/word/2020/wordml/sdtdatahash" xmlns:w16sdtfl="http://schemas.microsoft.com/office/word/2024/wordml/sdtformatlock" xmlns:w16se="http://schemas.microsoft.com/office/word/2015/wordml/symex" xmlns:wpg="http://schemas.microsoft.com/office/word/2010/wordprocessingGroup" xmlns:wpi="http://schemas.microsoft.com/office/word/2010/wordprocessingInk" xmlns:wne="http://schemas.microsoft.com/office/word/2006/wordml" xmlns:wps="http://schemas.microsoft.com/office/word/2010/wordprocessingShape" mc:Ignorable="w14 w15 w16se w16cid w16 w16cex w16sdtdh w16sdtfl w16du wp14">
+  <w:endnote w:type="separator" w:id="-1">
+    <w:p>
+      <w:pPr>
+        <w:spacing w:after="0" w:line="240" w:lineRule="auto"/>
+      </w:pPr>
+      <w:r>
+        <w:separator/>
+      </w:r>
+    </w:p>
+  </w:endnote>
+  <w:endnote w:type="continuationSeparator" w:id="0">
+    <w:p>
+      <w:pPr>
+        <w:spacing w:after="0" w:line="240" w:lineRule="auto"/>
+      </w:pPr>
+      <w:r>
+        <w:continuationSeparator/>
+      </w:r>
+    </w:p>
+  </w:endnote>
+</w:endnotes>
+</file>
+
+<file path=word/footnotes.xml><?xml version="1.0" encoding="utf-8"?>
+<w:footnotes xmlns:wpc="http://schemas.microsoft.com/office/word/2010/wordprocessingCanvas" xmlns:cx="http://schemas.microsoft.com/office/drawing/2014/chartex" xmlns:cx1="http://schemas.microsoft.com/office/drawing/2015/9/8/chartex" xmlns:cx2="http://schemas.microsoft.com/office/drawing/2015/10/21/chartex" xmlns:cx3="http://schemas.microsoft.com/office/drawing/2016/5/9/chartex" xmlns:cx4="http://schemas.microsoft.com/office/drawing/2016/5/10/chartex" xmlns:cx5="http://schemas.microsoft.com/office/drawing/2016/5/11/chartex" xmlns:cx6="http://schemas.microsoft.com/office/drawing/2016/5/12/chartex" xmlns:cx7="http://schemas.microsoft.com/office/drawing/2016/5/13/chartex" xmlns:cx8="http://schemas.microsoft.com/office/drawing/2016/5/14/chartex" xmlns:mc="http://schemas.openxmlformats.org/markup-compatibility/2006" xmlns:aink="http://schemas.microsoft.com/office/drawing/2016/ink" xmlns:am3d="http://schemas.microsoft.com/office/drawing/2017/model3d" xmlns:o="urn:schemas-microsoft-com:office:office" xmlns:oel="http://schemas.microsoft.com/office/2019/extlst" xmlns:r="http://schemas.openxmlformats.org/officeDocument/2006/relationships" xmlns:m="http://schemas.openxmlformats.org/officeDocument/2006/math" xmlns:v="urn:schemas-microsoft-com:vml" xmlns:wp14="http://schemas.microsoft.com/office/word/2010/wordprocessingDrawing" xmlns:wp="http://schemas.openxmlformats.org/drawingml/2006/wordprocessingDrawing" xmlns:w10="urn:schemas-microsoft-com:office:word" xmlns:w="http://schemas.openxmlformats.org/wordprocessingml/2006/main" xmlns:w14="http://schemas.microsoft.com/office/word/2010/wordml" xmlns:w15="http://schemas.microsoft.com/office/word/2012/wordml" xmlns:w16cex="http://schemas.microsoft.com/office/word/2018/wordml/cex" xmlns:w16cid="http://schemas.microsoft.com/office/word/2016/wordml/cid" xmlns:w16="http://schemas.microsoft.com/office/word/2018/wordml" xmlns:w16du="http://schemas.microsoft.com/office/word/2023/wordml/word16du" xmlns:w16sdtdh="http://schemas.microsoft.com/office/word/2020/wordml/sdtdatahash" xmlns:w16sdtfl="http://schemas.microsoft.com/office/word/2024/wordml/sdtformatlock" xmlns:w16se="http://schemas.microsoft.com/office/word/2015/wordml/symex" xmlns:wpg="http://schemas.microsoft.com/office/word/2010/wordprocessingGroup" xmlns:wpi="http://schemas.microsoft.com/office/word/2010/wordprocessingInk" xmlns:wne="http://schemas.microsoft.com/office/word/2006/wordml" xmlns:wps="http://schemas.microsoft.com/office/word/2010/wordprocessingShape" mc:Ignorable="w14 w15 w16se w16cid w16 w16cex w16sdtdh w16sdtfl w16du wp14">
+  <w:footnote w:type="separator" w:id="-1">
+    <w:p>
+      <w:pPr>
+        <w:spacing w:after="0" w:line="240" w:lineRule="auto"/>
+      </w:pPr>
+      <w:r>
+        <w:separator/>
+      </w:r>
+    </w:p>
+  </w:footnote>
+  <w:footnote w:type="continuationSeparator" w:id="0">
+    <w:p>
+      <w:pPr>
+        <w:spacing w:after="0" w:line="240" w:lineRule="auto"/>
+      </w:pPr>
+      <w:r>
+        <w:continuationSeparator/>
+      </w:r>
+    </w:p>
+  </w:footnote>
+</w:footnotes>
+</file>
+
 <file path=word/numbering.xml><?xml version="1.0" encoding="utf-8"?>
 <w:numbering xmlns:wpc="http://schemas.microsoft.com/office/word/2010/wordprocessingCanvas" xmlns:cx="http://schemas.microsoft.com/office/drawing/2014/chartex" xmlns:cx1="http://schemas.microsoft.com/office/drawing/2015/9/8/chartex" xmlns:cx2="http://schemas.microsoft.com/office/drawing/2015/10/21/chartex" xmlns:cx3="http://schemas.microsoft.com/office/drawing/2016/5/9/chartex" xmlns:cx4="http://schemas.microsoft.com/office/drawing/2016/5/10/chartex" xmlns:cx5="http://schemas.microsoft.com/office/drawing/2016/5/11/chartex" xmlns:cx6="http://schemas.microsoft.com/office/drawing/2016/5/12/chartex" xmlns:cx7="http://schemas.microsoft.com/office/drawing/2016/5/13/chartex" xmlns:cx8="http://schemas.microsoft.com/office/drawing/2016/5/14/chartex" xmlns:mc="http://schemas.openxmlformats.org/markup-compatibility/2006" xmlns:aink="http://schemas.microsoft.com/office/drawing/2016/ink" xmlns:am3d="http://schemas.microsoft.com/office/drawing/2017/model3d" xmlns:o="urn:schemas-microsoft-com:office:office" xmlns:oel="http://schemas.microsoft.com/office/2019/extlst" xmlns:r="http://schemas.openxmlformats.org/officeDocument/2006/relationships" xmlns:m="http://schemas.openxmlformats.org/officeDocument/2006/math" xmlns:v="urn:schemas-microsoft-com:vml" xmlns:wp14="http://schemas.microsoft.com/office/word/2010/wordprocessingDrawing" xmlns:wp="http://schemas.openxmlformats.org/drawingml/2006/wordprocessingDrawing" xmlns:w10="urn:schemas-microsoft-com:office:word" xmlns:w="http://schemas.openxmlformats.org/wordprocessingml/2006/main" xmlns:w14="http://schemas.microsoft.com/office/word/2010/wordml" xmlns:w15="http://schemas.microsoft.com/office/word/2012/wordml" xmlns:w16cex="http://schemas.microsoft.com/office/word/2018/wordml/cex" xmlns:w16cid="http://schemas.microsoft.com/office/word/2016/wordml/cid" xmlns:w16="http://schemas.microsoft.com/office/word/2018/wordml" xmlns:w16du="http://schemas.microsoft.com/office/word/2023/wordml/word16du" xmlns:w16sdtdh="http://schemas.microsoft.com/office/word/2020/wordml/sdtdatahash" xmlns:w16sdtfl="http://schemas.microsoft.com/office/word/2024/wordml/sdtformatlock" xmlns:w16se="http://schemas.microsoft.com/office/word/2015/wordml/symex" xmlns:wpg="http://schemas.microsoft.com/office/word/2010/wordprocessingGroup" xmlns:wpi="http://schemas.microsoft.com/office/word/2010/wordprocessingInk" xmlns:wne="http://schemas.microsoft.com/office/word/2006/wordml" xmlns:wps="http://schemas.microsoft.com/office/word/2010/wordprocessingShape" mc:Ignorable="w14 w15 w16se w16cid w16 w16cex w16sdtdh w16sdtfl w16du wp14">
   <w:abstractNum w:abstractNumId="0" w15:restartNumberingAfterBreak="0">
+    <w:nsid w:val="16975AAE"/>
+    <w:multiLevelType w:val="multilevel"/>
+    <w:tmpl w:val="98D4A834"/>
+    <w:lvl w:ilvl="0">
+      <w:start w:val="1"/>
+      <w:numFmt w:val="decimal"/>
+      <w:lvlText w:val="%1."/>
+      <w:lvlJc w:val="left"/>
+      <w:pPr>
+        <w:ind w:left="720" w:hanging="360"/>
+      </w:pPr>
+      <w:rPr>
+        <w:rFonts w:hint="default"/>
+      </w:rPr>
+    </w:lvl>
+    <w:lvl w:ilvl="1">
+      <w:start w:val="1"/>
+      <w:numFmt w:val="decimal"/>
+      <w:isLgl/>
+      <w:lvlText w:val="%1.%2."/>
+      <w:lvlJc w:val="left"/>
+      <w:pPr>
+        <w:ind w:left="1080" w:hanging="360"/>
+      </w:pPr>
+      <w:rPr>
+        <w:rFonts w:hint="default"/>
+      </w:rPr>
+    </w:lvl>
+    <w:lvl w:ilvl="2">
+      <w:start w:val="1"/>
+      <w:numFmt w:val="decimal"/>
+      <w:isLgl/>
+      <w:lvlText w:val="%1.%2.%3."/>
+      <w:lvlJc w:val="left"/>
+      <w:pPr>
+        <w:ind w:left="1800" w:hanging="720"/>
+      </w:pPr>
+      <w:rPr>
+        <w:rFonts w:hint="default"/>
+      </w:rPr>
+    </w:lvl>
+    <w:lvl w:ilvl="3">
+      <w:start w:val="1"/>
+      <w:numFmt w:val="decimal"/>
+      <w:isLgl/>
+      <w:lvlText w:val="%1.%2.%3.%4."/>
+      <w:lvlJc w:val="left"/>
+      <w:pPr>
+        <w:ind w:left="2160" w:hanging="720"/>
+      </w:pPr>
+      <w:rPr>
+        <w:rFonts w:hint="default"/>
+      </w:rPr>
+    </w:lvl>
+    <w:lvl w:ilvl="4">
+      <w:start w:val="1"/>
+      <w:numFmt w:val="decimal"/>
+      <w:isLgl/>
+      <w:lvlText w:val="%1.%2.%3.%4.%5."/>
+      <w:lvlJc w:val="left"/>
+      <w:pPr>
+        <w:ind w:left="2880" w:hanging="1080"/>
+      </w:pPr>
+      <w:rPr>
+        <w:rFonts w:hint="default"/>
+      </w:rPr>
+    </w:lvl>
+    <w:lvl w:ilvl="5">
+      <w:start w:val="1"/>
+      <w:numFmt w:val="decimal"/>
+      <w:isLgl/>
+      <w:lvlText w:val="%1.%2.%3.%4.%5.%6."/>
+      <w:lvlJc w:val="left"/>
+      <w:pPr>
+        <w:ind w:left="3240" w:hanging="1080"/>
+      </w:pPr>
+      <w:rPr>
+        <w:rFonts w:hint="default"/>
+      </w:rPr>
+    </w:lvl>
+    <w:lvl w:ilvl="6">
+      <w:start w:val="1"/>
+      <w:numFmt w:val="decimal"/>
+      <w:isLgl/>
+      <w:lvlText w:val="%1.%2.%3.%4.%5.%6.%7."/>
+      <w:lvlJc w:val="left"/>
+      <w:pPr>
+        <w:ind w:left="3960" w:hanging="1440"/>
+      </w:pPr>
+      <w:rPr>
+        <w:rFonts w:hint="default"/>
+      </w:rPr>
+    </w:lvl>
+    <w:lvl w:ilvl="7">
+      <w:start w:val="1"/>
+      <w:numFmt w:val="decimal"/>
+      <w:isLgl/>
+      <w:lvlText w:val="%1.%2.%3.%4.%5.%6.%7.%8."/>
+      <w:lvlJc w:val="left"/>
+      <w:pPr>
+        <w:ind w:left="4320" w:hanging="1440"/>
+      </w:pPr>
+      <w:rPr>
+        <w:rFonts w:hint="default"/>
+      </w:rPr>
+    </w:lvl>
+    <w:lvl w:ilvl="8">
+      <w:start w:val="1"/>
+      <w:numFmt w:val="decimal"/>
+      <w:isLgl/>
+      <w:lvlText w:val="%1.%2.%3.%4.%5.%6.%7.%8.%9."/>
+      <w:lvlJc w:val="left"/>
+      <w:pPr>
+        <w:ind w:left="5040" w:hanging="1800"/>
+      </w:pPr>
+      <w:rPr>
+        <w:rFonts w:hint="default"/>
+      </w:rPr>
+    </w:lvl>
+  </w:abstractNum>
+  <w:abstractNum w:abstractNumId="1" w15:restartNumberingAfterBreak="0">
     <w:nsid w:val="282E23C1"/>
     <w:multiLevelType w:val="multilevel"/>
     <w:tmpl w:val="918AE52E"/>
@@ -736,7 +2414,191 @@
       </w:rPr>
     </w:lvl>
   </w:abstractNum>
-  <w:abstractNum w:abstractNumId="1" w15:restartNumberingAfterBreak="0">
+  <w:abstractNum w:abstractNumId="2" w15:restartNumberingAfterBreak="0">
+    <w:nsid w:val="4B6808AA"/>
+    <w:multiLevelType w:val="multilevel"/>
+    <w:tmpl w:val="040E0025"/>
+    <w:lvl w:ilvl="0">
+      <w:start w:val="1"/>
+      <w:numFmt w:val="decimal"/>
+      <w:pStyle w:val="Cmsor1"/>
+      <w:lvlText w:val="%1"/>
+      <w:lvlJc w:val="left"/>
+      <w:pPr>
+        <w:ind w:left="432" w:hanging="432"/>
+      </w:pPr>
+    </w:lvl>
+    <w:lvl w:ilvl="1">
+      <w:start w:val="1"/>
+      <w:numFmt w:val="decimal"/>
+      <w:pStyle w:val="Cmsor2"/>
+      <w:lvlText w:val="%1.%2"/>
+      <w:lvlJc w:val="left"/>
+      <w:pPr>
+        <w:ind w:left="576" w:hanging="576"/>
+      </w:pPr>
+    </w:lvl>
+    <w:lvl w:ilvl="2">
+      <w:start w:val="1"/>
+      <w:numFmt w:val="decimal"/>
+      <w:pStyle w:val="Cmsor3"/>
+      <w:lvlText w:val="%1.%2.%3"/>
+      <w:lvlJc w:val="left"/>
+      <w:pPr>
+        <w:ind w:left="720" w:hanging="720"/>
+      </w:pPr>
+    </w:lvl>
+    <w:lvl w:ilvl="3">
+      <w:start w:val="1"/>
+      <w:numFmt w:val="decimal"/>
+      <w:pStyle w:val="Cmsor4"/>
+      <w:lvlText w:val="%1.%2.%3.%4"/>
+      <w:lvlJc w:val="left"/>
+      <w:pPr>
+        <w:ind w:left="864" w:hanging="864"/>
+      </w:pPr>
+    </w:lvl>
+    <w:lvl w:ilvl="4">
+      <w:start w:val="1"/>
+      <w:numFmt w:val="decimal"/>
+      <w:pStyle w:val="Cmsor5"/>
+      <w:lvlText w:val="%1.%2.%3.%4.%5"/>
+      <w:lvlJc w:val="left"/>
+      <w:pPr>
+        <w:ind w:left="1008" w:hanging="1008"/>
+      </w:pPr>
+    </w:lvl>
+    <w:lvl w:ilvl="5">
+      <w:start w:val="1"/>
+      <w:numFmt w:val="decimal"/>
+      <w:pStyle w:val="Cmsor6"/>
+      <w:lvlText w:val="%1.%2.%3.%4.%5.%6"/>
+      <w:lvlJc w:val="left"/>
+      <w:pPr>
+        <w:ind w:left="1152" w:hanging="1152"/>
+      </w:pPr>
+    </w:lvl>
+    <w:lvl w:ilvl="6">
+      <w:start w:val="1"/>
+      <w:numFmt w:val="decimal"/>
+      <w:pStyle w:val="Cmsor7"/>
+      <w:lvlText w:val="%1.%2.%3.%4.%5.%6.%7"/>
+      <w:lvlJc w:val="left"/>
+      <w:pPr>
+        <w:ind w:left="1296" w:hanging="1296"/>
+      </w:pPr>
+    </w:lvl>
+    <w:lvl w:ilvl="7">
+      <w:start w:val="1"/>
+      <w:numFmt w:val="decimal"/>
+      <w:pStyle w:val="Cmsor8"/>
+      <w:lvlText w:val="%1.%2.%3.%4.%5.%6.%7.%8"/>
+      <w:lvlJc w:val="left"/>
+      <w:pPr>
+        <w:ind w:left="1440" w:hanging="1440"/>
+      </w:pPr>
+    </w:lvl>
+    <w:lvl w:ilvl="8">
+      <w:start w:val="1"/>
+      <w:numFmt w:val="decimal"/>
+      <w:pStyle w:val="Cmsor9"/>
+      <w:lvlText w:val="%1.%2.%3.%4.%5.%6.%7.%8.%9"/>
+      <w:lvlJc w:val="left"/>
+      <w:pPr>
+        <w:ind w:left="1584" w:hanging="1584"/>
+      </w:pPr>
+    </w:lvl>
+  </w:abstractNum>
+  <w:abstractNum w:abstractNumId="3" w15:restartNumberingAfterBreak="0">
+    <w:nsid w:val="4C9663BC"/>
+    <w:multiLevelType w:val="hybridMultilevel"/>
+    <w:tmpl w:val="C9AAF516"/>
+    <w:lvl w:ilvl="0" w:tplc="040E000F">
+      <w:start w:val="1"/>
+      <w:numFmt w:val="decimal"/>
+      <w:lvlText w:val="%1."/>
+      <w:lvlJc w:val="left"/>
+      <w:pPr>
+        <w:ind w:left="720" w:hanging="360"/>
+      </w:pPr>
+      <w:rPr>
+        <w:rFonts w:hint="default"/>
+      </w:rPr>
+    </w:lvl>
+    <w:lvl w:ilvl="1" w:tplc="040E0019" w:tentative="1">
+      <w:start w:val="1"/>
+      <w:numFmt w:val="lowerLetter"/>
+      <w:lvlText w:val="%2."/>
+      <w:lvlJc w:val="left"/>
+      <w:pPr>
+        <w:ind w:left="1440" w:hanging="360"/>
+      </w:pPr>
+    </w:lvl>
+    <w:lvl w:ilvl="2" w:tplc="040E001B" w:tentative="1">
+      <w:start w:val="1"/>
+      <w:numFmt w:val="lowerRoman"/>
+      <w:lvlText w:val="%3."/>
+      <w:lvlJc w:val="right"/>
+      <w:pPr>
+        <w:ind w:left="2160" w:hanging="180"/>
+      </w:pPr>
+    </w:lvl>
+    <w:lvl w:ilvl="3" w:tplc="040E000F" w:tentative="1">
+      <w:start w:val="1"/>
+      <w:numFmt w:val="decimal"/>
+      <w:lvlText w:val="%4."/>
+      <w:lvlJc w:val="left"/>
+      <w:pPr>
+        <w:ind w:left="2880" w:hanging="360"/>
+      </w:pPr>
+    </w:lvl>
+    <w:lvl w:ilvl="4" w:tplc="040E0019" w:tentative="1">
+      <w:start w:val="1"/>
+      <w:numFmt w:val="lowerLetter"/>
+      <w:lvlText w:val="%5."/>
+      <w:lvlJc w:val="left"/>
+      <w:pPr>
+        <w:ind w:left="3600" w:hanging="360"/>
+      </w:pPr>
+    </w:lvl>
+    <w:lvl w:ilvl="5" w:tplc="040E001B" w:tentative="1">
+      <w:start w:val="1"/>
+      <w:numFmt w:val="lowerRoman"/>
+      <w:lvlText w:val="%6."/>
+      <w:lvlJc w:val="right"/>
+      <w:pPr>
+        <w:ind w:left="4320" w:hanging="180"/>
+      </w:pPr>
+    </w:lvl>
+    <w:lvl w:ilvl="6" w:tplc="040E000F" w:tentative="1">
+      <w:start w:val="1"/>
+      <w:numFmt w:val="decimal"/>
+      <w:lvlText w:val="%7."/>
+      <w:lvlJc w:val="left"/>
+      <w:pPr>
+        <w:ind w:left="5040" w:hanging="360"/>
+      </w:pPr>
+    </w:lvl>
+    <w:lvl w:ilvl="7" w:tplc="040E0019" w:tentative="1">
+      <w:start w:val="1"/>
+      <w:numFmt w:val="lowerLetter"/>
+      <w:lvlText w:val="%8."/>
+      <w:lvlJc w:val="left"/>
+      <w:pPr>
+        <w:ind w:left="5760" w:hanging="360"/>
+      </w:pPr>
+    </w:lvl>
+    <w:lvl w:ilvl="8" w:tplc="040E001B" w:tentative="1">
+      <w:start w:val="1"/>
+      <w:numFmt w:val="lowerRoman"/>
+      <w:lvlText w:val="%9."/>
+      <w:lvlJc w:val="right"/>
+      <w:pPr>
+        <w:ind w:left="6480" w:hanging="180"/>
+      </w:pPr>
+    </w:lvl>
+  </w:abstractNum>
+  <w:abstractNum w:abstractNumId="4" w15:restartNumberingAfterBreak="0">
     <w:nsid w:val="5BB57B39"/>
     <w:multiLevelType w:val="hybridMultilevel"/>
     <w:tmpl w:val="1346E0E0"/>
@@ -822,7 +2684,7 @@
       </w:pPr>
     </w:lvl>
   </w:abstractNum>
-  <w:abstractNum w:abstractNumId="2" w15:restartNumberingAfterBreak="0">
+  <w:abstractNum w:abstractNumId="5" w15:restartNumberingAfterBreak="0">
     <w:nsid w:val="7EB83832"/>
     <w:multiLevelType w:val="multilevel"/>
     <w:tmpl w:val="A8F0A29A"/>
@@ -937,13 +2799,22 @@
     </w:lvl>
   </w:abstractNum>
   <w:num w:numId="1" w16cid:durableId="521481410">
+    <w:abstractNumId w:val="4"/>
+  </w:num>
+  <w:num w:numId="2" w16cid:durableId="1550338563">
     <w:abstractNumId w:val="1"/>
   </w:num>
-  <w:num w:numId="2" w16cid:durableId="1550338563">
+  <w:num w:numId="3" w16cid:durableId="232932999">
+    <w:abstractNumId w:val="5"/>
+  </w:num>
+  <w:num w:numId="4" w16cid:durableId="1180581283">
+    <w:abstractNumId w:val="3"/>
+  </w:num>
+  <w:num w:numId="5" w16cid:durableId="1838765193">
+    <w:abstractNumId w:val="2"/>
+  </w:num>
+  <w:num w:numId="6" w16cid:durableId="2141995907">
     <w:abstractNumId w:val="0"/>
-  </w:num>
-  <w:num w:numId="3" w16cid:durableId="232932999">
-    <w:abstractNumId w:val="2"/>
   </w:num>
 </w:numbering>
 </file>
@@ -1369,6 +3240,9 @@
     <w:pPr>
       <w:keepNext/>
       <w:keepLines/>
+      <w:numPr>
+        <w:numId w:val="5"/>
+      </w:numPr>
       <w:spacing w:before="360" w:after="80"/>
       <w:outlineLvl w:val="0"/>
     </w:pPr>
@@ -1385,13 +3259,16 @@
     <w:next w:val="Norml"/>
     <w:link w:val="Cmsor2Char"/>
     <w:uiPriority w:val="9"/>
-    <w:semiHidden/>
     <w:unhideWhenUsed/>
     <w:qFormat/>
     <w:rsid w:val="00D96029"/>
     <w:pPr>
       <w:keepNext/>
       <w:keepLines/>
+      <w:numPr>
+        <w:ilvl w:val="1"/>
+        <w:numId w:val="5"/>
+      </w:numPr>
       <w:spacing w:before="160" w:after="80"/>
       <w:outlineLvl w:val="1"/>
     </w:pPr>
@@ -1408,13 +3285,16 @@
     <w:next w:val="Norml"/>
     <w:link w:val="Cmsor3Char"/>
     <w:uiPriority w:val="9"/>
-    <w:semiHidden/>
     <w:unhideWhenUsed/>
     <w:qFormat/>
     <w:rsid w:val="00D96029"/>
     <w:pPr>
       <w:keepNext/>
       <w:keepLines/>
+      <w:numPr>
+        <w:ilvl w:val="2"/>
+        <w:numId w:val="5"/>
+      </w:numPr>
       <w:spacing w:before="160" w:after="80"/>
       <w:outlineLvl w:val="2"/>
     </w:pPr>
@@ -1431,13 +3311,16 @@
     <w:next w:val="Norml"/>
     <w:link w:val="Cmsor4Char"/>
     <w:uiPriority w:val="9"/>
-    <w:semiHidden/>
     <w:unhideWhenUsed/>
     <w:qFormat/>
     <w:rsid w:val="00D96029"/>
     <w:pPr>
       <w:keepNext/>
       <w:keepLines/>
+      <w:numPr>
+        <w:ilvl w:val="3"/>
+        <w:numId w:val="5"/>
+      </w:numPr>
       <w:spacing w:before="80" w:after="40"/>
       <w:outlineLvl w:val="3"/>
     </w:pPr>
@@ -1454,13 +3337,16 @@
     <w:next w:val="Norml"/>
     <w:link w:val="Cmsor5Char"/>
     <w:uiPriority w:val="9"/>
-    <w:semiHidden/>
     <w:unhideWhenUsed/>
     <w:qFormat/>
     <w:rsid w:val="00D96029"/>
     <w:pPr>
       <w:keepNext/>
       <w:keepLines/>
+      <w:numPr>
+        <w:ilvl w:val="4"/>
+        <w:numId w:val="5"/>
+      </w:numPr>
       <w:spacing w:before="80" w:after="40"/>
       <w:outlineLvl w:val="4"/>
     </w:pPr>
@@ -1475,13 +3361,16 @@
     <w:next w:val="Norml"/>
     <w:link w:val="Cmsor6Char"/>
     <w:uiPriority w:val="9"/>
-    <w:semiHidden/>
     <w:unhideWhenUsed/>
     <w:qFormat/>
     <w:rsid w:val="00D96029"/>
     <w:pPr>
       <w:keepNext/>
       <w:keepLines/>
+      <w:numPr>
+        <w:ilvl w:val="5"/>
+        <w:numId w:val="5"/>
+      </w:numPr>
       <w:spacing w:before="40" w:after="0"/>
       <w:outlineLvl w:val="5"/>
     </w:pPr>
@@ -1505,6 +3394,10 @@
     <w:pPr>
       <w:keepNext/>
       <w:keepLines/>
+      <w:numPr>
+        <w:ilvl w:val="6"/>
+        <w:numId w:val="5"/>
+      </w:numPr>
       <w:spacing w:before="40" w:after="0"/>
       <w:outlineLvl w:val="6"/>
     </w:pPr>
@@ -1526,6 +3419,10 @@
     <w:pPr>
       <w:keepNext/>
       <w:keepLines/>
+      <w:numPr>
+        <w:ilvl w:val="7"/>
+        <w:numId w:val="5"/>
+      </w:numPr>
       <w:spacing w:after="0"/>
       <w:outlineLvl w:val="7"/>
     </w:pPr>
@@ -1549,6 +3446,10 @@
     <w:pPr>
       <w:keepNext/>
       <w:keepLines/>
+      <w:numPr>
+        <w:ilvl w:val="8"/>
+        <w:numId w:val="5"/>
+      </w:numPr>
       <w:spacing w:after="0"/>
       <w:outlineLvl w:val="8"/>
     </w:pPr>
@@ -1602,7 +3503,6 @@
     <w:basedOn w:val="Bekezdsalapbettpusa"/>
     <w:link w:val="Cmsor2"/>
     <w:uiPriority w:val="9"/>
-    <w:semiHidden/>
     <w:rsid w:val="00D96029"/>
     <w:rPr>
       <w:rFonts w:asciiTheme="majorHAnsi" w:eastAsiaTheme="majorEastAsia" w:hAnsiTheme="majorHAnsi" w:cstheme="majorBidi"/>
@@ -1616,7 +3516,6 @@
     <w:basedOn w:val="Bekezdsalapbettpusa"/>
     <w:link w:val="Cmsor3"/>
     <w:uiPriority w:val="9"/>
-    <w:semiHidden/>
     <w:rsid w:val="00D96029"/>
     <w:rPr>
       <w:rFonts w:eastAsiaTheme="majorEastAsia" w:cstheme="majorBidi"/>
@@ -1630,7 +3529,6 @@
     <w:basedOn w:val="Bekezdsalapbettpusa"/>
     <w:link w:val="Cmsor4"/>
     <w:uiPriority w:val="9"/>
-    <w:semiHidden/>
     <w:rsid w:val="00D96029"/>
     <w:rPr>
       <w:rFonts w:eastAsiaTheme="majorEastAsia" w:cstheme="majorBidi"/>
@@ -1644,7 +3542,6 @@
     <w:basedOn w:val="Bekezdsalapbettpusa"/>
     <w:link w:val="Cmsor5"/>
     <w:uiPriority w:val="9"/>
-    <w:semiHidden/>
     <w:rsid w:val="00D96029"/>
     <w:rPr>
       <w:rFonts w:eastAsiaTheme="majorEastAsia" w:cstheme="majorBidi"/>
@@ -1656,7 +3553,6 @@
     <w:basedOn w:val="Bekezdsalapbettpusa"/>
     <w:link w:val="Cmsor6"/>
     <w:uiPriority w:val="9"/>
-    <w:semiHidden/>
     <w:rsid w:val="00D96029"/>
     <w:rPr>
       <w:rFonts w:eastAsiaTheme="majorEastAsia" w:cstheme="majorBidi"/>
@@ -1872,6 +3768,58 @@
       <w:smallCaps/>
       <w:color w:val="0F4761" w:themeColor="accent1" w:themeShade="BF"/>
       <w:spacing w:val="5"/>
+    </w:rPr>
+  </w:style>
+  <w:style w:type="paragraph" w:styleId="lfej">
+    <w:name w:val="header"/>
+    <w:basedOn w:val="Norml"/>
+    <w:link w:val="lfejChar"/>
+    <w:uiPriority w:val="99"/>
+    <w:unhideWhenUsed/>
+    <w:rsid w:val="00311A3E"/>
+    <w:pPr>
+      <w:tabs>
+        <w:tab w:val="center" w:pos="4536"/>
+        <w:tab w:val="right" w:pos="9072"/>
+      </w:tabs>
+      <w:spacing w:after="0" w:line="240" w:lineRule="auto"/>
+    </w:pPr>
+  </w:style>
+  <w:style w:type="character" w:customStyle="1" w:styleId="lfejChar">
+    <w:name w:val="Élőfej Char"/>
+    <w:basedOn w:val="Bekezdsalapbettpusa"/>
+    <w:link w:val="lfej"/>
+    <w:uiPriority w:val="99"/>
+    <w:rsid w:val="00311A3E"/>
+    <w:rPr>
+      <w:rFonts w:ascii="Times New Roman" w:hAnsi="Times New Roman"/>
+      <w:sz w:val="24"/>
+    </w:rPr>
+  </w:style>
+  <w:style w:type="paragraph" w:styleId="llb">
+    <w:name w:val="footer"/>
+    <w:basedOn w:val="Norml"/>
+    <w:link w:val="llbChar"/>
+    <w:uiPriority w:val="99"/>
+    <w:unhideWhenUsed/>
+    <w:rsid w:val="00311A3E"/>
+    <w:pPr>
+      <w:tabs>
+        <w:tab w:val="center" w:pos="4536"/>
+        <w:tab w:val="right" w:pos="9072"/>
+      </w:tabs>
+      <w:spacing w:after="0" w:line="240" w:lineRule="auto"/>
+    </w:pPr>
+  </w:style>
+  <w:style w:type="character" w:customStyle="1" w:styleId="llbChar">
+    <w:name w:val="Élőláb Char"/>
+    <w:basedOn w:val="Bekezdsalapbettpusa"/>
+    <w:link w:val="llb"/>
+    <w:uiPriority w:val="99"/>
+    <w:rsid w:val="00311A3E"/>
+    <w:rPr>
+      <w:rFonts w:ascii="Times New Roman" w:hAnsi="Times New Roman"/>
+      <w:sz w:val="24"/>
     </w:rPr>
   </w:style>
 </w:styles>

--- a/Telephoto.docx
+++ b/Telephoto.docx
@@ -77,6 +77,97 @@
     </w:p>
     <w:p>
       <w:pPr>
+        <w:jc w:val="center"/>
+        <w:rPr>
+          <w:color w:val="000000" w:themeColor="text1"/>
+          <w:sz w:val="28"/>
+          <w:szCs w:val="28"/>
+        </w:rPr>
+      </w:pPr>
+      <w:r>
+        <w:rPr>
+          <w:color w:val="000000" w:themeColor="text1"/>
+          <w:sz w:val="28"/>
+          <w:szCs w:val="28"/>
+        </w:rPr>
+        <w:lastRenderedPageBreak/>
+        <w:t>Bevezetés</w:t>
+      </w:r>
+    </w:p>
+    <w:p>
+      <w:pPr>
+        <w:rPr>
+          <w:color w:val="000000" w:themeColor="text1"/>
+          <w:szCs w:val="24"/>
+        </w:rPr>
+      </w:pPr>
+      <w:r>
+        <w:rPr>
+          <w:color w:val="000000" w:themeColor="text1"/>
+          <w:szCs w:val="24"/>
+        </w:rPr>
+        <w:t xml:space="preserve">Ez a dokumentáció a „TELEPHOTO” nevű közösségi oldalról szól. Az alkalmazás elérhető webes felületen mind asztali vagy hordozható számítógépről, illetve mobileszközökről is. A weboldalon egy kellemes közöségi élményt kínálunk kép és </w:t>
+      </w:r>
+      <w:r>
+        <w:rPr>
+          <w:color w:val="000000" w:themeColor="text1"/>
+          <w:szCs w:val="24"/>
+        </w:rPr>
+        <w:t>videó megosztással</w:t>
+      </w:r>
+      <w:r>
+        <w:rPr>
+          <w:color w:val="000000" w:themeColor="text1"/>
+          <w:szCs w:val="24"/>
+        </w:rPr>
+        <w:t xml:space="preserve">, kedvencek kiválasztásával, </w:t>
+      </w:r>
+      <w:r>
+        <w:rPr>
+          <w:color w:val="000000" w:themeColor="text1"/>
+          <w:szCs w:val="24"/>
+        </w:rPr>
+        <w:t>új alkotások felfedezésével,</w:t>
+      </w:r>
+      <w:r>
+        <w:rPr>
+          <w:color w:val="000000" w:themeColor="text1"/>
+          <w:szCs w:val="24"/>
+        </w:rPr>
+        <w:t xml:space="preserve"> és felhasználók közötti chatekkel. </w:t>
+      </w:r>
+    </w:p>
+    <w:p>
+      <w:pPr>
+        <w:rPr>
+          <w:color w:val="000000" w:themeColor="text1"/>
+          <w:szCs w:val="24"/>
+        </w:rPr>
+      </w:pPr>
+      <w:r>
+        <w:rPr>
+          <w:color w:val="000000" w:themeColor="text1"/>
+          <w:szCs w:val="24"/>
+        </w:rPr>
+        <w:t xml:space="preserve">Azért hoztuk létre ezt a projektet, mert kihívást akartunk állítani magunk elé, és egy hozzánk közel álló, érdekes témának találtuk egy közösségi média oldal létrehozását. Arra gondoltunk, hogy </w:t>
+      </w:r>
+      <w:r>
+        <w:rPr>
+          <w:color w:val="000000" w:themeColor="text1"/>
+          <w:szCs w:val="24"/>
+        </w:rPr>
+        <w:t>jó lehet saját preferenciánk és ötleteink alapján felépíteni egy ilyen oldalt. Sok ötletünk volt, és ez a projekt megengedte, hogy egy igazán egyedi terméket hozzunk létre.</w:t>
+      </w:r>
+      <w:r>
+        <w:rPr>
+          <w:color w:val="000000" w:themeColor="text1"/>
+          <w:szCs w:val="24"/>
+        </w:rPr>
+        <w:t xml:space="preserve"> Úgy éreztük egy ilyen projekttel sok új ismeretre szert tehetünk, illetve az iskolában tanult tudásunk minél nagyobb részét kamatoztatni tudjuk. </w:t>
+      </w:r>
+    </w:p>
+    <w:p>
+      <w:pPr>
         <w:spacing w:line="259" w:lineRule="auto"/>
         <w:jc w:val="left"/>
         <w:rPr>
@@ -85,45 +176,6 @@
           <w:szCs w:val="40"/>
         </w:rPr>
       </w:pPr>
-    </w:p>
-    <w:p>
-      <w:pPr>
-        <w:jc w:val="center"/>
-        <w:rPr>
-          <w:color w:val="EE0000"/>
-          <w:sz w:val="40"/>
-          <w:szCs w:val="40"/>
-        </w:rPr>
-      </w:pPr>
-      <w:r>
-        <w:rPr>
-          <w:color w:val="EE0000"/>
-          <w:sz w:val="40"/>
-          <w:szCs w:val="40"/>
-        </w:rPr>
-        <w:t>(BEVEZETÉS HELYE)</w:t>
-      </w:r>
-    </w:p>
-    <w:p>
-      <w:pPr>
-        <w:jc w:val="center"/>
-        <w:rPr>
-          <w:color w:val="EE0000"/>
-          <w:sz w:val="40"/>
-          <w:szCs w:val="40"/>
-        </w:rPr>
-      </w:pPr>
-    </w:p>
-    <w:p>
-      <w:pPr>
-        <w:spacing w:line="259" w:lineRule="auto"/>
-        <w:jc w:val="left"/>
-        <w:rPr>
-          <w:color w:val="EE0000"/>
-          <w:sz w:val="40"/>
-          <w:szCs w:val="40"/>
-        </w:rPr>
-      </w:pPr>
       <w:r>
         <w:rPr>
           <w:color w:val="EE0000"/>
@@ -776,10 +828,7 @@
       </w:r>
       <w:proofErr w:type="gramEnd"/>
       <w:r>
-        <w:t>32</w:t>
-      </w:r>
-      <w:r>
-        <w:t>)</w:t>
+        <w:t>32)</w:t>
       </w:r>
     </w:p>
     <w:p>
@@ -825,10 +874,7 @@
       </w:r>
       <w:proofErr w:type="gramEnd"/>
       <w:r>
-        <w:t>128</w:t>
-      </w:r>
-      <w:r>
-        <w:t>)</w:t>
+        <w:t>128)</w:t>
       </w:r>
     </w:p>
     <w:p>
@@ -872,10 +918,7 @@
       </w:r>
       <w:proofErr w:type="gramEnd"/>
       <w:r>
-        <w:t>100</w:t>
-      </w:r>
-      <w:r>
-        <w:t>)</w:t>
+        <w:t>100)</w:t>
       </w:r>
     </w:p>
     <w:p>
@@ -970,13 +1013,7 @@
       </w:r>
       <w:proofErr w:type="gramEnd"/>
       <w:r>
-        <w:t>5</w:t>
-      </w:r>
-      <w:r>
-        <w:t>00</w:t>
-      </w:r>
-      <w:r>
-        <w:t>)</w:t>
+        <w:t>500)</w:t>
       </w:r>
     </w:p>
     <w:p>
@@ -1017,10 +1054,7 @@
         </w:numPr>
       </w:pPr>
       <w:r>
-        <w:t xml:space="preserve">Adattípus: </w:t>
-      </w:r>
-      <w:r>
-        <w:t>BOOLEAN</w:t>
+        <w:t>Adattípus: BOOLEAN</w:t>
       </w:r>
     </w:p>
     <w:p>
@@ -1109,37 +1143,220 @@
         </w:numPr>
       </w:pPr>
       <w:r>
+        <w:t>Adattípus: DATETIME</w:t>
+      </w:r>
+    </w:p>
+    <w:p>
+      <w:pPr>
+        <w:pStyle w:val="Listaszerbekezds"/>
+        <w:numPr>
+          <w:ilvl w:val="4"/>
+          <w:numId w:val="2"/>
+        </w:numPr>
+      </w:pPr>
+      <w:r>
+        <w:t>Lehet null: NEM</w:t>
+      </w:r>
+    </w:p>
+    <w:p>
+      <w:pPr>
+        <w:pStyle w:val="Listaszerbekezds"/>
+        <w:numPr>
+          <w:ilvl w:val="2"/>
+          <w:numId w:val="2"/>
+        </w:numPr>
+      </w:pPr>
+      <w:proofErr w:type="spellStart"/>
+      <w:r>
+        <w:t>posts</w:t>
+      </w:r>
+      <w:proofErr w:type="spellEnd"/>
+    </w:p>
+    <w:p>
+      <w:pPr>
+        <w:pStyle w:val="Listaszerbekezds"/>
+        <w:numPr>
+          <w:ilvl w:val="3"/>
+          <w:numId w:val="2"/>
+        </w:numPr>
+      </w:pPr>
+      <w:proofErr w:type="spellStart"/>
+      <w:r>
+        <w:t>post_id</w:t>
+      </w:r>
+      <w:proofErr w:type="spellEnd"/>
+    </w:p>
+    <w:p>
+      <w:pPr>
+        <w:pStyle w:val="Listaszerbekezds"/>
+        <w:numPr>
+          <w:ilvl w:val="4"/>
+          <w:numId w:val="2"/>
+        </w:numPr>
+      </w:pPr>
+      <w:r>
+        <w:t>Adattípus: INT</w:t>
+      </w:r>
+    </w:p>
+    <w:p>
+      <w:pPr>
+        <w:pStyle w:val="Listaszerbekezds"/>
+        <w:numPr>
+          <w:ilvl w:val="4"/>
+          <w:numId w:val="2"/>
+        </w:numPr>
+      </w:pPr>
+      <w:r>
+        <w:t>Lehet null: NEM</w:t>
+      </w:r>
+    </w:p>
+    <w:p>
+      <w:pPr>
+        <w:pStyle w:val="Listaszerbekezds"/>
+        <w:numPr>
+          <w:ilvl w:val="4"/>
+          <w:numId w:val="2"/>
+        </w:numPr>
+      </w:pPr>
+      <w:r>
+        <w:t>Kulcs: PRIMARY KEY</w:t>
+      </w:r>
+    </w:p>
+    <w:p>
+      <w:pPr>
+        <w:pStyle w:val="Listaszerbekezds"/>
+        <w:numPr>
+          <w:ilvl w:val="4"/>
+          <w:numId w:val="2"/>
+        </w:numPr>
+      </w:pPr>
+      <w:r>
+        <w:t>Egyéb: AUTO_INCREMENT</w:t>
+      </w:r>
+    </w:p>
+    <w:p>
+      <w:pPr>
+        <w:pStyle w:val="Listaszerbekezds"/>
+        <w:numPr>
+          <w:ilvl w:val="3"/>
+          <w:numId w:val="2"/>
+        </w:numPr>
+      </w:pPr>
+      <w:proofErr w:type="spellStart"/>
+      <w:r>
+        <w:t>user_id</w:t>
+      </w:r>
+      <w:proofErr w:type="spellEnd"/>
+    </w:p>
+    <w:p>
+      <w:pPr>
+        <w:pStyle w:val="Listaszerbekezds"/>
+        <w:numPr>
+          <w:ilvl w:val="4"/>
+          <w:numId w:val="2"/>
+        </w:numPr>
+      </w:pPr>
+      <w:r>
+        <w:t>Adattípus: INT</w:t>
+      </w:r>
+    </w:p>
+    <w:p>
+      <w:pPr>
+        <w:pStyle w:val="Listaszerbekezds"/>
+        <w:numPr>
+          <w:ilvl w:val="4"/>
+          <w:numId w:val="2"/>
+        </w:numPr>
+      </w:pPr>
+      <w:r>
+        <w:t>Lehet null: NEM</w:t>
+      </w:r>
+    </w:p>
+    <w:p>
+      <w:pPr>
+        <w:pStyle w:val="Listaszerbekezds"/>
+        <w:numPr>
+          <w:ilvl w:val="4"/>
+          <w:numId w:val="2"/>
+        </w:numPr>
+      </w:pPr>
+      <w:r>
+        <w:t>Kulcs: FOREIGN KEY</w:t>
+      </w:r>
+    </w:p>
+    <w:p>
+      <w:pPr>
+        <w:pStyle w:val="Listaszerbekezds"/>
+        <w:numPr>
+          <w:ilvl w:val="4"/>
+          <w:numId w:val="2"/>
+        </w:numPr>
+      </w:pPr>
+      <w:r>
+        <w:t xml:space="preserve">Kapcsolat: </w:t>
+      </w:r>
+      <w:proofErr w:type="spellStart"/>
+      <w:r>
+        <w:t>users</w:t>
+      </w:r>
+      <w:proofErr w:type="spellEnd"/>
+      <w:r>
+        <w:t>(</w:t>
+      </w:r>
+      <w:proofErr w:type="spellStart"/>
+      <w:r>
+        <w:t>user_id</w:t>
+      </w:r>
+      <w:proofErr w:type="spellEnd"/>
+      <w:r>
+        <w:t>)</w:t>
+      </w:r>
+    </w:p>
+    <w:p>
+      <w:pPr>
+        <w:pStyle w:val="Listaszerbekezds"/>
+        <w:numPr>
+          <w:ilvl w:val="3"/>
+          <w:numId w:val="2"/>
+        </w:numPr>
+      </w:pPr>
+      <w:proofErr w:type="spellStart"/>
+      <w:r>
+        <w:t>description</w:t>
+      </w:r>
+      <w:proofErr w:type="spellEnd"/>
+    </w:p>
+    <w:p>
+      <w:pPr>
+        <w:pStyle w:val="Listaszerbekezds"/>
+        <w:numPr>
+          <w:ilvl w:val="4"/>
+          <w:numId w:val="2"/>
+        </w:numPr>
+      </w:pPr>
+      <w:r>
         <w:t xml:space="preserve">Adattípus: </w:t>
       </w:r>
-      <w:r>
-        <w:t>DATETIME</w:t>
-      </w:r>
-    </w:p>
-    <w:p>
-      <w:pPr>
-        <w:pStyle w:val="Listaszerbekezds"/>
-        <w:numPr>
-          <w:ilvl w:val="4"/>
-          <w:numId w:val="2"/>
-        </w:numPr>
-      </w:pPr>
-      <w:r>
-        <w:t>Lehet null: NEM</w:t>
-      </w:r>
-    </w:p>
-    <w:p>
-      <w:pPr>
-        <w:pStyle w:val="Listaszerbekezds"/>
-        <w:numPr>
-          <w:ilvl w:val="2"/>
-          <w:numId w:val="2"/>
-        </w:numPr>
-      </w:pPr>
-      <w:proofErr w:type="spellStart"/>
-      <w:r>
-        <w:t>posts</w:t>
-      </w:r>
-      <w:proofErr w:type="spellEnd"/>
+      <w:proofErr w:type="gramStart"/>
+      <w:r>
+        <w:t>VARCHAR(</w:t>
+      </w:r>
+      <w:proofErr w:type="gramEnd"/>
+      <w:r>
+        <w:t>500)</w:t>
+      </w:r>
+    </w:p>
+    <w:p>
+      <w:pPr>
+        <w:pStyle w:val="Listaszerbekezds"/>
+        <w:numPr>
+          <w:ilvl w:val="4"/>
+          <w:numId w:val="2"/>
+        </w:numPr>
+      </w:pPr>
+      <w:r>
+        <w:t>Lehet null: IGEN</w:t>
+      </w:r>
     </w:p>
     <w:p>
       <w:pPr>
@@ -1151,56 +1368,32 @@
       </w:pPr>
       <w:proofErr w:type="spellStart"/>
       <w:r>
-        <w:t>post_id</w:t>
-      </w:r>
-      <w:proofErr w:type="spellEnd"/>
-    </w:p>
-    <w:p>
-      <w:pPr>
-        <w:pStyle w:val="Listaszerbekezds"/>
-        <w:numPr>
-          <w:ilvl w:val="4"/>
-          <w:numId w:val="2"/>
-        </w:numPr>
-      </w:pPr>
-      <w:r>
-        <w:t>Adattípus: INT</w:t>
-      </w:r>
-    </w:p>
-    <w:p>
-      <w:pPr>
-        <w:pStyle w:val="Listaszerbekezds"/>
-        <w:numPr>
-          <w:ilvl w:val="4"/>
-          <w:numId w:val="2"/>
-        </w:numPr>
-      </w:pPr>
-      <w:r>
-        <w:t>Lehet null: NEM</w:t>
-      </w:r>
-    </w:p>
-    <w:p>
-      <w:pPr>
-        <w:pStyle w:val="Listaszerbekezds"/>
-        <w:numPr>
-          <w:ilvl w:val="4"/>
-          <w:numId w:val="2"/>
-        </w:numPr>
-      </w:pPr>
-      <w:r>
-        <w:t>Kulcs: PRIMARY KEY</w:t>
-      </w:r>
-    </w:p>
-    <w:p>
-      <w:pPr>
-        <w:pStyle w:val="Listaszerbekezds"/>
-        <w:numPr>
-          <w:ilvl w:val="4"/>
-          <w:numId w:val="2"/>
-        </w:numPr>
-      </w:pPr>
-      <w:r>
-        <w:t>Egyéb: AUTO_INCREMENT</w:t>
+        <w:t>tags</w:t>
+      </w:r>
+      <w:proofErr w:type="spellEnd"/>
+    </w:p>
+    <w:p>
+      <w:pPr>
+        <w:pStyle w:val="Listaszerbekezds"/>
+        <w:numPr>
+          <w:ilvl w:val="4"/>
+          <w:numId w:val="2"/>
+        </w:numPr>
+      </w:pPr>
+      <w:r>
+        <w:t>Adattípus: TEXT</w:t>
+      </w:r>
+    </w:p>
+    <w:p>
+      <w:pPr>
+        <w:pStyle w:val="Listaszerbekezds"/>
+        <w:numPr>
+          <w:ilvl w:val="4"/>
+          <w:numId w:val="2"/>
+        </w:numPr>
+      </w:pPr>
+      <w:r>
+        <w:t>Lehet null: IGEN</w:t>
       </w:r>
     </w:p>
     <w:p>
@@ -1213,78 +1406,40 @@
       </w:pPr>
       <w:proofErr w:type="spellStart"/>
       <w:r>
-        <w:t>user_id</w:t>
-      </w:r>
-      <w:proofErr w:type="spellEnd"/>
-    </w:p>
-    <w:p>
-      <w:pPr>
-        <w:pStyle w:val="Listaszerbekezds"/>
-        <w:numPr>
-          <w:ilvl w:val="4"/>
-          <w:numId w:val="2"/>
-        </w:numPr>
-      </w:pPr>
-      <w:r>
-        <w:t>Adattípus: INT</w:t>
-      </w:r>
-    </w:p>
-    <w:p>
-      <w:pPr>
-        <w:pStyle w:val="Listaszerbekezds"/>
-        <w:numPr>
-          <w:ilvl w:val="4"/>
-          <w:numId w:val="2"/>
-        </w:numPr>
-      </w:pPr>
-      <w:r>
-        <w:t>Lehet null: NEM</w:t>
-      </w:r>
-    </w:p>
-    <w:p>
-      <w:pPr>
-        <w:pStyle w:val="Listaszerbekezds"/>
-        <w:numPr>
-          <w:ilvl w:val="4"/>
-          <w:numId w:val="2"/>
-        </w:numPr>
-      </w:pPr>
-      <w:r>
-        <w:t xml:space="preserve">Kulcs: </w:t>
-      </w:r>
-      <w:r>
-        <w:t xml:space="preserve">FOREIGN </w:t>
-      </w:r>
-      <w:r>
-        <w:t>KEY</w:t>
-      </w:r>
-    </w:p>
-    <w:p>
-      <w:pPr>
-        <w:pStyle w:val="Listaszerbekezds"/>
-        <w:numPr>
-          <w:ilvl w:val="4"/>
-          <w:numId w:val="2"/>
-        </w:numPr>
-      </w:pPr>
-      <w:r>
-        <w:t xml:space="preserve">Kapcsolat: </w:t>
-      </w:r>
-      <w:proofErr w:type="spellStart"/>
-      <w:r>
-        <w:t>users</w:t>
-      </w:r>
-      <w:proofErr w:type="spellEnd"/>
-      <w:r>
-        <w:t>(</w:t>
-      </w:r>
-      <w:proofErr w:type="spellStart"/>
-      <w:r>
-        <w:t>user_id</w:t>
-      </w:r>
-      <w:proofErr w:type="spellEnd"/>
-      <w:r>
-        <w:t>)</w:t>
+        <w:t>location</w:t>
+      </w:r>
+      <w:proofErr w:type="spellEnd"/>
+    </w:p>
+    <w:p>
+      <w:pPr>
+        <w:pStyle w:val="Listaszerbekezds"/>
+        <w:numPr>
+          <w:ilvl w:val="4"/>
+          <w:numId w:val="2"/>
+        </w:numPr>
+      </w:pPr>
+      <w:r>
+        <w:t xml:space="preserve">Adattípus: </w:t>
+      </w:r>
+      <w:proofErr w:type="gramStart"/>
+      <w:r>
+        <w:t>VARCHAR(</w:t>
+      </w:r>
+      <w:proofErr w:type="gramEnd"/>
+      <w:r>
+        <w:t>176)</w:t>
+      </w:r>
+    </w:p>
+    <w:p>
+      <w:pPr>
+        <w:pStyle w:val="Listaszerbekezds"/>
+        <w:numPr>
+          <w:ilvl w:val="4"/>
+          <w:numId w:val="2"/>
+        </w:numPr>
+      </w:pPr>
+      <w:r>
+        <w:t>Lehet null: IGEN</w:t>
       </w:r>
     </w:p>
     <w:p>
@@ -1297,145 +1452,6 @@
       </w:pPr>
       <w:proofErr w:type="spellStart"/>
       <w:r>
-        <w:t>description</w:t>
-      </w:r>
-      <w:proofErr w:type="spellEnd"/>
-    </w:p>
-    <w:p>
-      <w:pPr>
-        <w:pStyle w:val="Listaszerbekezds"/>
-        <w:numPr>
-          <w:ilvl w:val="4"/>
-          <w:numId w:val="2"/>
-        </w:numPr>
-      </w:pPr>
-      <w:r>
-        <w:t xml:space="preserve">Adattípus: </w:t>
-      </w:r>
-      <w:proofErr w:type="gramStart"/>
-      <w:r>
-        <w:t>VARCHAR(</w:t>
-      </w:r>
-      <w:proofErr w:type="gramEnd"/>
-      <w:r>
-        <w:t>500)</w:t>
-      </w:r>
-    </w:p>
-    <w:p>
-      <w:pPr>
-        <w:pStyle w:val="Listaszerbekezds"/>
-        <w:numPr>
-          <w:ilvl w:val="4"/>
-          <w:numId w:val="2"/>
-        </w:numPr>
-      </w:pPr>
-      <w:r>
-        <w:t xml:space="preserve">Lehet null: </w:t>
-      </w:r>
-      <w:r>
-        <w:t>IGEN</w:t>
-      </w:r>
-    </w:p>
-    <w:p>
-      <w:pPr>
-        <w:pStyle w:val="Listaszerbekezds"/>
-        <w:numPr>
-          <w:ilvl w:val="3"/>
-          <w:numId w:val="2"/>
-        </w:numPr>
-      </w:pPr>
-      <w:proofErr w:type="spellStart"/>
-      <w:r>
-        <w:t>tags</w:t>
-      </w:r>
-      <w:proofErr w:type="spellEnd"/>
-    </w:p>
-    <w:p>
-      <w:pPr>
-        <w:pStyle w:val="Listaszerbekezds"/>
-        <w:numPr>
-          <w:ilvl w:val="4"/>
-          <w:numId w:val="2"/>
-        </w:numPr>
-      </w:pPr>
-      <w:r>
-        <w:t xml:space="preserve">Adattípus: </w:t>
-      </w:r>
-      <w:r>
-        <w:t>TEXT</w:t>
-      </w:r>
-    </w:p>
-    <w:p>
-      <w:pPr>
-        <w:pStyle w:val="Listaszerbekezds"/>
-        <w:numPr>
-          <w:ilvl w:val="4"/>
-          <w:numId w:val="2"/>
-        </w:numPr>
-      </w:pPr>
-      <w:r>
-        <w:t>Lehet null: IGEN</w:t>
-      </w:r>
-    </w:p>
-    <w:p>
-      <w:pPr>
-        <w:pStyle w:val="Listaszerbekezds"/>
-        <w:numPr>
-          <w:ilvl w:val="3"/>
-          <w:numId w:val="2"/>
-        </w:numPr>
-      </w:pPr>
-      <w:proofErr w:type="spellStart"/>
-      <w:r>
-        <w:t>location</w:t>
-      </w:r>
-      <w:proofErr w:type="spellEnd"/>
-    </w:p>
-    <w:p>
-      <w:pPr>
-        <w:pStyle w:val="Listaszerbekezds"/>
-        <w:numPr>
-          <w:ilvl w:val="4"/>
-          <w:numId w:val="2"/>
-        </w:numPr>
-      </w:pPr>
-      <w:r>
-        <w:t xml:space="preserve">Adattípus: </w:t>
-      </w:r>
-      <w:proofErr w:type="gramStart"/>
-      <w:r>
-        <w:t>VARCHAR(</w:t>
-      </w:r>
-      <w:proofErr w:type="gramEnd"/>
-      <w:r>
-        <w:t>176</w:t>
-      </w:r>
-      <w:r>
-        <w:t>)</w:t>
-      </w:r>
-    </w:p>
-    <w:p>
-      <w:pPr>
-        <w:pStyle w:val="Listaszerbekezds"/>
-        <w:numPr>
-          <w:ilvl w:val="4"/>
-          <w:numId w:val="2"/>
-        </w:numPr>
-      </w:pPr>
-      <w:r>
-        <w:t>Lehet null: IGEN</w:t>
-      </w:r>
-    </w:p>
-    <w:p>
-      <w:pPr>
-        <w:pStyle w:val="Listaszerbekezds"/>
-        <w:numPr>
-          <w:ilvl w:val="3"/>
-          <w:numId w:val="2"/>
-        </w:numPr>
-      </w:pPr>
-      <w:proofErr w:type="spellStart"/>
-      <w:r>
         <w:t>latitude</w:t>
       </w:r>
       <w:proofErr w:type="spellEnd"/>
@@ -1449,10 +1465,7 @@
         </w:numPr>
       </w:pPr>
       <w:r>
-        <w:t xml:space="preserve">Adattípus: </w:t>
-      </w:r>
-      <w:r>
-        <w:t>FLOAT</w:t>
+        <w:t>Adattípus: FLOAT</w:t>
       </w:r>
     </w:p>
     <w:p>
@@ -1717,28 +1730,19 @@
         </w:numPr>
       </w:pPr>
       <w:r>
-        <w:t xml:space="preserve">Kulcs: </w:t>
-      </w:r>
-      <w:r>
-        <w:t xml:space="preserve">FOREIGN </w:t>
-      </w:r>
-      <w:r>
-        <w:t>KEY</w:t>
-      </w:r>
-    </w:p>
-    <w:p>
-      <w:pPr>
-        <w:pStyle w:val="Listaszerbekezds"/>
-        <w:numPr>
-          <w:ilvl w:val="4"/>
-          <w:numId w:val="2"/>
-        </w:numPr>
-      </w:pPr>
-      <w:r>
-        <w:t>Kapcsolat</w:t>
-      </w:r>
-      <w:r>
-        <w:t xml:space="preserve">: </w:t>
+        <w:t>Kulcs: FOREIGN KEY</w:t>
+      </w:r>
+    </w:p>
+    <w:p>
+      <w:pPr>
+        <w:pStyle w:val="Listaszerbekezds"/>
+        <w:numPr>
+          <w:ilvl w:val="4"/>
+          <w:numId w:val="2"/>
+        </w:numPr>
+      </w:pPr>
+      <w:r>
+        <w:t xml:space="preserve">Kapcsolat: </w:t>
       </w:r>
       <w:proofErr w:type="spellStart"/>
       <w:r>
@@ -1780,10 +1784,7 @@
         </w:numPr>
       </w:pPr>
       <w:r>
-        <w:t xml:space="preserve">Adattípus: </w:t>
-      </w:r>
-      <w:r>
-        <w:t>TEXT</w:t>
+        <w:t>Adattípus: TEXT</w:t>
       </w:r>
     </w:p>
     <w:p>
@@ -1824,21 +1825,7 @@
           <w:szCs w:val="24"/>
         </w:rPr>
         <w:lastRenderedPageBreak/>
-        <w:t>Fe</w:t>
-      </w:r>
-      <w:r>
-        <w:rPr>
-          <w:sz w:val="28"/>
-          <w:szCs w:val="24"/>
-        </w:rPr>
-        <w:t>lhasználói</w:t>
-      </w:r>
-      <w:r>
-        <w:rPr>
-          <w:sz w:val="28"/>
-          <w:szCs w:val="24"/>
-        </w:rPr>
-        <w:t xml:space="preserve"> dokumentáció</w:t>
+        <w:t>Felhasználói dokumentáció</w:t>
       </w:r>
     </w:p>
     <w:p>
@@ -2074,15 +2061,7 @@
       </w:r>
       <w:proofErr w:type="spellEnd"/>
       <w:r>
-        <w:t xml:space="preserve"> át elérhető a térkép. Itt a feltöltött posztok kitűzőcsoportokként jelennek meg a térképen, és nagyításkor egyre több jelenik meg egyesével. Itt rákattintva </w:t>
-      </w:r>
-      <w:proofErr w:type="gramStart"/>
-      <w:r>
-        <w:t>láthatjuk</w:t>
-      </w:r>
-      <w:proofErr w:type="gramEnd"/>
-      <w:r>
-        <w:t xml:space="preserve"> </w:t>
+        <w:t xml:space="preserve"> át elérhető a térkép. Itt a feltöltött posztok kitűzőcsoportokként jelennek meg a térképen, és nagyításkor egyre több jelenik meg egyesével. Itt rákattintva láthatjuk </w:t>
       </w:r>
       <w:r>
         <w:t>hogy az adott helyen milyen kép készült.</w:t>

--- a/Telephoto.docx
+++ b/Telephoto.docx
@@ -215,7 +215,20 @@
       </w:r>
       <w:r>
         <w:br/>
-        <w:t>A „Telephoto”  adatbázisának feladata a posztok,</w:t>
+        <w:t>A „</w:t>
+      </w:r>
+      <w:proofErr w:type="spellStart"/>
+      <w:proofErr w:type="gramStart"/>
+      <w:r>
+        <w:t>Telephoto</w:t>
+      </w:r>
+      <w:proofErr w:type="spellEnd"/>
+      <w:r>
+        <w:t>”  adatbázisának</w:t>
+      </w:r>
+      <w:proofErr w:type="gramEnd"/>
+      <w:r>
+        <w:t xml:space="preserve"> feladata a posztok,</w:t>
       </w:r>
       <w:r>
         <w:t xml:space="preserve"> posztokkal való interakciók,</w:t>
@@ -1807,6 +1820,2294 @@
           <w:numId w:val="2"/>
         </w:numPr>
       </w:pPr>
+      <w:proofErr w:type="spellStart"/>
+      <w:r>
+        <w:t>interactions</w:t>
+      </w:r>
+      <w:proofErr w:type="spellEnd"/>
+    </w:p>
+    <w:p>
+      <w:pPr>
+        <w:pStyle w:val="Listaszerbekezds"/>
+        <w:numPr>
+          <w:ilvl w:val="3"/>
+          <w:numId w:val="2"/>
+        </w:numPr>
+      </w:pPr>
+      <w:proofErr w:type="spellStart"/>
+      <w:r>
+        <w:t>interaction_id</w:t>
+      </w:r>
+      <w:proofErr w:type="spellEnd"/>
+    </w:p>
+    <w:p>
+      <w:pPr>
+        <w:pStyle w:val="Listaszerbekezds"/>
+        <w:numPr>
+          <w:ilvl w:val="4"/>
+          <w:numId w:val="2"/>
+        </w:numPr>
+      </w:pPr>
+      <w:r>
+        <w:t>Adattípus: INT</w:t>
+      </w:r>
+    </w:p>
+    <w:p>
+      <w:pPr>
+        <w:pStyle w:val="Listaszerbekezds"/>
+        <w:numPr>
+          <w:ilvl w:val="4"/>
+          <w:numId w:val="2"/>
+        </w:numPr>
+      </w:pPr>
+      <w:r>
+        <w:t>Lehet null: NEM</w:t>
+      </w:r>
+    </w:p>
+    <w:p>
+      <w:pPr>
+        <w:pStyle w:val="Listaszerbekezds"/>
+        <w:numPr>
+          <w:ilvl w:val="4"/>
+          <w:numId w:val="2"/>
+        </w:numPr>
+      </w:pPr>
+      <w:r>
+        <w:t>Kulcs: PRIMARY KEY</w:t>
+      </w:r>
+    </w:p>
+    <w:p>
+      <w:pPr>
+        <w:pStyle w:val="Listaszerbekezds"/>
+        <w:numPr>
+          <w:ilvl w:val="4"/>
+          <w:numId w:val="2"/>
+        </w:numPr>
+      </w:pPr>
+      <w:r>
+        <w:t>Egyéb: AUTO_INCREMENT</w:t>
+      </w:r>
+    </w:p>
+    <w:p>
+      <w:pPr>
+        <w:pStyle w:val="Listaszerbekezds"/>
+        <w:numPr>
+          <w:ilvl w:val="3"/>
+          <w:numId w:val="2"/>
+        </w:numPr>
+      </w:pPr>
+      <w:proofErr w:type="spellStart"/>
+      <w:r>
+        <w:t>user_id</w:t>
+      </w:r>
+      <w:proofErr w:type="spellEnd"/>
+    </w:p>
+    <w:p>
+      <w:pPr>
+        <w:pStyle w:val="Listaszerbekezds"/>
+        <w:numPr>
+          <w:ilvl w:val="4"/>
+          <w:numId w:val="2"/>
+        </w:numPr>
+      </w:pPr>
+      <w:r>
+        <w:t>Adattípus: INT</w:t>
+      </w:r>
+    </w:p>
+    <w:p>
+      <w:pPr>
+        <w:pStyle w:val="Listaszerbekezds"/>
+        <w:numPr>
+          <w:ilvl w:val="4"/>
+          <w:numId w:val="2"/>
+        </w:numPr>
+      </w:pPr>
+      <w:r>
+        <w:t>Lehet null: NEM</w:t>
+      </w:r>
+    </w:p>
+    <w:p>
+      <w:pPr>
+        <w:pStyle w:val="Listaszerbekezds"/>
+        <w:numPr>
+          <w:ilvl w:val="4"/>
+          <w:numId w:val="2"/>
+        </w:numPr>
+      </w:pPr>
+      <w:r>
+        <w:t>Kulcs: FOREIGN KEY</w:t>
+      </w:r>
+    </w:p>
+    <w:p>
+      <w:pPr>
+        <w:pStyle w:val="Listaszerbekezds"/>
+        <w:numPr>
+          <w:ilvl w:val="4"/>
+          <w:numId w:val="2"/>
+        </w:numPr>
+      </w:pPr>
+      <w:r>
+        <w:t xml:space="preserve">Kapcsolat: </w:t>
+      </w:r>
+      <w:proofErr w:type="spellStart"/>
+      <w:r>
+        <w:t>users</w:t>
+      </w:r>
+      <w:proofErr w:type="spellEnd"/>
+      <w:r>
+        <w:t>(</w:t>
+      </w:r>
+      <w:proofErr w:type="spellStart"/>
+      <w:r>
+        <w:t>user_id</w:t>
+      </w:r>
+      <w:proofErr w:type="spellEnd"/>
+      <w:r>
+        <w:t>)</w:t>
+      </w:r>
+    </w:p>
+    <w:p>
+      <w:pPr>
+        <w:pStyle w:val="Listaszerbekezds"/>
+        <w:numPr>
+          <w:ilvl w:val="3"/>
+          <w:numId w:val="2"/>
+        </w:numPr>
+      </w:pPr>
+      <w:proofErr w:type="spellStart"/>
+      <w:r>
+        <w:t>post_id</w:t>
+      </w:r>
+      <w:proofErr w:type="spellEnd"/>
+    </w:p>
+    <w:p>
+      <w:pPr>
+        <w:pStyle w:val="Listaszerbekezds"/>
+        <w:numPr>
+          <w:ilvl w:val="4"/>
+          <w:numId w:val="2"/>
+        </w:numPr>
+      </w:pPr>
+      <w:r>
+        <w:t>Adattípus: INT</w:t>
+      </w:r>
+    </w:p>
+    <w:p>
+      <w:pPr>
+        <w:pStyle w:val="Listaszerbekezds"/>
+        <w:numPr>
+          <w:ilvl w:val="4"/>
+          <w:numId w:val="2"/>
+        </w:numPr>
+      </w:pPr>
+      <w:r>
+        <w:t>Lehet null: NEM</w:t>
+      </w:r>
+    </w:p>
+    <w:p>
+      <w:pPr>
+        <w:pStyle w:val="Listaszerbekezds"/>
+        <w:numPr>
+          <w:ilvl w:val="4"/>
+          <w:numId w:val="2"/>
+        </w:numPr>
+      </w:pPr>
+      <w:r>
+        <w:t>Kulcs: FOREIGN KEY</w:t>
+      </w:r>
+    </w:p>
+    <w:p>
+      <w:pPr>
+        <w:pStyle w:val="Listaszerbekezds"/>
+        <w:numPr>
+          <w:ilvl w:val="4"/>
+          <w:numId w:val="2"/>
+        </w:numPr>
+      </w:pPr>
+      <w:r>
+        <w:lastRenderedPageBreak/>
+        <w:t xml:space="preserve">Kapcsolat: </w:t>
+      </w:r>
+      <w:proofErr w:type="spellStart"/>
+      <w:r>
+        <w:t>posts</w:t>
+      </w:r>
+      <w:proofErr w:type="spellEnd"/>
+      <w:r>
+        <w:t>(</w:t>
+      </w:r>
+      <w:proofErr w:type="spellStart"/>
+      <w:r>
+        <w:t>post_id</w:t>
+      </w:r>
+      <w:proofErr w:type="spellEnd"/>
+      <w:r>
+        <w:t>)</w:t>
+      </w:r>
+    </w:p>
+    <w:p>
+      <w:pPr>
+        <w:pStyle w:val="Listaszerbekezds"/>
+        <w:numPr>
+          <w:ilvl w:val="3"/>
+          <w:numId w:val="2"/>
+        </w:numPr>
+      </w:pPr>
+      <w:proofErr w:type="spellStart"/>
+      <w:r>
+        <w:t>upvote</w:t>
+      </w:r>
+      <w:proofErr w:type="spellEnd"/>
+    </w:p>
+    <w:p>
+      <w:pPr>
+        <w:pStyle w:val="Listaszerbekezds"/>
+        <w:numPr>
+          <w:ilvl w:val="4"/>
+          <w:numId w:val="2"/>
+        </w:numPr>
+      </w:pPr>
+      <w:r>
+        <w:t>Adattípus: BOOLEAN</w:t>
+      </w:r>
+    </w:p>
+    <w:p>
+      <w:pPr>
+        <w:pStyle w:val="Listaszerbekezds"/>
+        <w:numPr>
+          <w:ilvl w:val="4"/>
+          <w:numId w:val="2"/>
+        </w:numPr>
+      </w:pPr>
+      <w:r>
+        <w:t>Lehet null: NEM</w:t>
+      </w:r>
+    </w:p>
+    <w:p>
+      <w:pPr>
+        <w:pStyle w:val="Listaszerbekezds"/>
+        <w:numPr>
+          <w:ilvl w:val="4"/>
+          <w:numId w:val="2"/>
+        </w:numPr>
+      </w:pPr>
+      <w:r>
+        <w:t>Egyéb: DEFATULT FALSE</w:t>
+      </w:r>
+    </w:p>
+    <w:p>
+      <w:pPr>
+        <w:pStyle w:val="Listaszerbekezds"/>
+        <w:numPr>
+          <w:ilvl w:val="3"/>
+          <w:numId w:val="2"/>
+        </w:numPr>
+      </w:pPr>
+      <w:proofErr w:type="spellStart"/>
+      <w:r>
+        <w:t>downvote</w:t>
+      </w:r>
+      <w:proofErr w:type="spellEnd"/>
+    </w:p>
+    <w:p>
+      <w:pPr>
+        <w:pStyle w:val="Listaszerbekezds"/>
+        <w:numPr>
+          <w:ilvl w:val="4"/>
+          <w:numId w:val="2"/>
+        </w:numPr>
+      </w:pPr>
+      <w:r>
+        <w:t>Adattípus: BOOLEAN</w:t>
+      </w:r>
+    </w:p>
+    <w:p>
+      <w:pPr>
+        <w:pStyle w:val="Listaszerbekezds"/>
+        <w:numPr>
+          <w:ilvl w:val="4"/>
+          <w:numId w:val="2"/>
+        </w:numPr>
+      </w:pPr>
+      <w:r>
+        <w:t>Lehet null: NEM</w:t>
+      </w:r>
+    </w:p>
+    <w:p>
+      <w:pPr>
+        <w:pStyle w:val="Listaszerbekezds"/>
+        <w:numPr>
+          <w:ilvl w:val="4"/>
+          <w:numId w:val="2"/>
+        </w:numPr>
+      </w:pPr>
+      <w:r>
+        <w:t>Egyéb: DEFATULT FALSE</w:t>
+      </w:r>
+    </w:p>
+    <w:p>
+      <w:pPr>
+        <w:pStyle w:val="Listaszerbekezds"/>
+        <w:numPr>
+          <w:ilvl w:val="2"/>
+          <w:numId w:val="2"/>
+        </w:numPr>
+      </w:pPr>
+      <w:proofErr w:type="spellStart"/>
+      <w:r>
+        <w:t>favorites</w:t>
+      </w:r>
+      <w:proofErr w:type="spellEnd"/>
+    </w:p>
+    <w:p>
+      <w:pPr>
+        <w:pStyle w:val="Listaszerbekezds"/>
+        <w:numPr>
+          <w:ilvl w:val="3"/>
+          <w:numId w:val="2"/>
+        </w:numPr>
+      </w:pPr>
+      <w:proofErr w:type="spellStart"/>
+      <w:r>
+        <w:t>post_id</w:t>
+      </w:r>
+      <w:proofErr w:type="spellEnd"/>
+    </w:p>
+    <w:p>
+      <w:pPr>
+        <w:pStyle w:val="Listaszerbekezds"/>
+        <w:numPr>
+          <w:ilvl w:val="4"/>
+          <w:numId w:val="2"/>
+        </w:numPr>
+      </w:pPr>
+      <w:r>
+        <w:t>Adattípus: INT</w:t>
+      </w:r>
+    </w:p>
+    <w:p>
+      <w:pPr>
+        <w:pStyle w:val="Listaszerbekezds"/>
+        <w:numPr>
+          <w:ilvl w:val="4"/>
+          <w:numId w:val="2"/>
+        </w:numPr>
+      </w:pPr>
+      <w:r>
+        <w:t>Lehet null: NEM</w:t>
+      </w:r>
+    </w:p>
+    <w:p>
+      <w:pPr>
+        <w:pStyle w:val="Listaszerbekezds"/>
+        <w:numPr>
+          <w:ilvl w:val="4"/>
+          <w:numId w:val="2"/>
+        </w:numPr>
+      </w:pPr>
+      <w:r>
+        <w:t>Kulcs: FOREIGN KEY</w:t>
+      </w:r>
+    </w:p>
+    <w:p>
+      <w:pPr>
+        <w:pStyle w:val="Listaszerbekezds"/>
+        <w:numPr>
+          <w:ilvl w:val="4"/>
+          <w:numId w:val="2"/>
+        </w:numPr>
+      </w:pPr>
+      <w:r>
+        <w:t xml:space="preserve">Kapcsolat: </w:t>
+      </w:r>
+      <w:proofErr w:type="spellStart"/>
+      <w:r>
+        <w:t>posts</w:t>
+      </w:r>
+      <w:proofErr w:type="spellEnd"/>
+      <w:r>
+        <w:t>(</w:t>
+      </w:r>
+      <w:proofErr w:type="spellStart"/>
+      <w:r>
+        <w:t>post_id</w:t>
+      </w:r>
+      <w:proofErr w:type="spellEnd"/>
+      <w:r>
+        <w:t>)</w:t>
+      </w:r>
+    </w:p>
+    <w:p>
+      <w:pPr>
+        <w:pStyle w:val="Listaszerbekezds"/>
+        <w:numPr>
+          <w:ilvl w:val="3"/>
+          <w:numId w:val="2"/>
+        </w:numPr>
+      </w:pPr>
+      <w:proofErr w:type="spellStart"/>
+      <w:r>
+        <w:t>user_id</w:t>
+      </w:r>
+      <w:proofErr w:type="spellEnd"/>
+    </w:p>
+    <w:p>
+      <w:pPr>
+        <w:pStyle w:val="Listaszerbekezds"/>
+        <w:numPr>
+          <w:ilvl w:val="4"/>
+          <w:numId w:val="2"/>
+        </w:numPr>
+      </w:pPr>
+      <w:r>
+        <w:t>Adattípus: INT</w:t>
+      </w:r>
+    </w:p>
+    <w:p>
+      <w:pPr>
+        <w:pStyle w:val="Listaszerbekezds"/>
+        <w:numPr>
+          <w:ilvl w:val="4"/>
+          <w:numId w:val="2"/>
+        </w:numPr>
+      </w:pPr>
+      <w:r>
+        <w:t>Lehet null: NEM</w:t>
+      </w:r>
+    </w:p>
+    <w:p>
+      <w:pPr>
+        <w:pStyle w:val="Listaszerbekezds"/>
+        <w:numPr>
+          <w:ilvl w:val="4"/>
+          <w:numId w:val="2"/>
+        </w:numPr>
+      </w:pPr>
+      <w:r>
+        <w:t>Kulcs: FOREIGN KEY</w:t>
+      </w:r>
+    </w:p>
+    <w:p>
+      <w:pPr>
+        <w:pStyle w:val="Listaszerbekezds"/>
+        <w:numPr>
+          <w:ilvl w:val="4"/>
+          <w:numId w:val="2"/>
+        </w:numPr>
+      </w:pPr>
+      <w:r>
+        <w:t xml:space="preserve">Kapcsolat: </w:t>
+      </w:r>
+      <w:proofErr w:type="spellStart"/>
+      <w:r>
+        <w:t>users</w:t>
+      </w:r>
+      <w:proofErr w:type="spellEnd"/>
+      <w:r>
+        <w:t>(</w:t>
+      </w:r>
+      <w:proofErr w:type="spellStart"/>
+      <w:r>
+        <w:t>user_id</w:t>
+      </w:r>
+      <w:proofErr w:type="spellEnd"/>
+      <w:r>
+        <w:t>)</w:t>
+      </w:r>
+    </w:p>
+    <w:p>
+      <w:pPr>
+        <w:pStyle w:val="Listaszerbekezds"/>
+        <w:numPr>
+          <w:ilvl w:val="3"/>
+          <w:numId w:val="2"/>
+        </w:numPr>
+      </w:pPr>
+      <w:proofErr w:type="spellStart"/>
+      <w:r>
+        <w:t>is_favorited</w:t>
+      </w:r>
+      <w:proofErr w:type="spellEnd"/>
+    </w:p>
+    <w:p>
+      <w:pPr>
+        <w:pStyle w:val="Listaszerbekezds"/>
+        <w:numPr>
+          <w:ilvl w:val="4"/>
+          <w:numId w:val="2"/>
+        </w:numPr>
+      </w:pPr>
+      <w:r>
+        <w:t>Adattípus: BOOLEAN</w:t>
+      </w:r>
+    </w:p>
+    <w:p>
+      <w:pPr>
+        <w:pStyle w:val="Listaszerbekezds"/>
+        <w:numPr>
+          <w:ilvl w:val="4"/>
+          <w:numId w:val="2"/>
+        </w:numPr>
+      </w:pPr>
+      <w:r>
+        <w:t>Lehet null: NEM</w:t>
+      </w:r>
+    </w:p>
+    <w:p>
+      <w:pPr>
+        <w:pStyle w:val="Listaszerbekezds"/>
+        <w:numPr>
+          <w:ilvl w:val="4"/>
+          <w:numId w:val="2"/>
+        </w:numPr>
+      </w:pPr>
+      <w:r>
+        <w:t>Egyéb: DEFATULT FALSE</w:t>
+      </w:r>
+    </w:p>
+    <w:p>
+      <w:pPr>
+        <w:pStyle w:val="Listaszerbekezds"/>
+        <w:numPr>
+          <w:ilvl w:val="2"/>
+          <w:numId w:val="2"/>
+        </w:numPr>
+      </w:pPr>
+      <w:proofErr w:type="spellStart"/>
+      <w:r>
+        <w:t>comments</w:t>
+      </w:r>
+      <w:proofErr w:type="spellEnd"/>
+    </w:p>
+    <w:p>
+      <w:pPr>
+        <w:pStyle w:val="Listaszerbekezds"/>
+        <w:numPr>
+          <w:ilvl w:val="3"/>
+          <w:numId w:val="2"/>
+        </w:numPr>
+      </w:pPr>
+      <w:proofErr w:type="spellStart"/>
+      <w:r>
+        <w:t>comment_id</w:t>
+      </w:r>
+      <w:proofErr w:type="spellEnd"/>
+    </w:p>
+    <w:p>
+      <w:pPr>
+        <w:pStyle w:val="Listaszerbekezds"/>
+        <w:numPr>
+          <w:ilvl w:val="4"/>
+          <w:numId w:val="2"/>
+        </w:numPr>
+      </w:pPr>
+      <w:r>
+        <w:t>Adattípus: INT</w:t>
+      </w:r>
+    </w:p>
+    <w:p>
+      <w:pPr>
+        <w:pStyle w:val="Listaszerbekezds"/>
+        <w:numPr>
+          <w:ilvl w:val="4"/>
+          <w:numId w:val="2"/>
+        </w:numPr>
+      </w:pPr>
+      <w:r>
+        <w:t>Lehet null: NEM</w:t>
+      </w:r>
+    </w:p>
+    <w:p>
+      <w:pPr>
+        <w:pStyle w:val="Listaszerbekezds"/>
+        <w:numPr>
+          <w:ilvl w:val="4"/>
+          <w:numId w:val="2"/>
+        </w:numPr>
+      </w:pPr>
+      <w:r>
+        <w:t>Kulcs: PRIMARY KEY</w:t>
+      </w:r>
+    </w:p>
+    <w:p>
+      <w:pPr>
+        <w:pStyle w:val="Listaszerbekezds"/>
+        <w:numPr>
+          <w:ilvl w:val="4"/>
+          <w:numId w:val="2"/>
+        </w:numPr>
+      </w:pPr>
+      <w:r>
+        <w:t>Egyéb: AUTO_INCREMENT</w:t>
+      </w:r>
+    </w:p>
+    <w:p>
+      <w:pPr>
+        <w:pStyle w:val="Listaszerbekezds"/>
+        <w:numPr>
+          <w:ilvl w:val="3"/>
+          <w:numId w:val="2"/>
+        </w:numPr>
+      </w:pPr>
+      <w:proofErr w:type="spellStart"/>
+      <w:r>
+        <w:t>user_id</w:t>
+      </w:r>
+      <w:proofErr w:type="spellEnd"/>
+    </w:p>
+    <w:p>
+      <w:pPr>
+        <w:pStyle w:val="Listaszerbekezds"/>
+        <w:numPr>
+          <w:ilvl w:val="4"/>
+          <w:numId w:val="2"/>
+        </w:numPr>
+      </w:pPr>
+      <w:r>
+        <w:t>Adattípus: INT</w:t>
+      </w:r>
+    </w:p>
+    <w:p>
+      <w:pPr>
+        <w:pStyle w:val="Listaszerbekezds"/>
+        <w:numPr>
+          <w:ilvl w:val="4"/>
+          <w:numId w:val="2"/>
+        </w:numPr>
+      </w:pPr>
+      <w:r>
+        <w:t>Lehet null: NEM</w:t>
+      </w:r>
+    </w:p>
+    <w:p>
+      <w:pPr>
+        <w:pStyle w:val="Listaszerbekezds"/>
+        <w:numPr>
+          <w:ilvl w:val="4"/>
+          <w:numId w:val="2"/>
+        </w:numPr>
+      </w:pPr>
+      <w:r>
+        <w:t>Kulcs: FOREIGN KEY</w:t>
+      </w:r>
+    </w:p>
+    <w:p>
+      <w:pPr>
+        <w:pStyle w:val="Listaszerbekezds"/>
+        <w:numPr>
+          <w:ilvl w:val="4"/>
+          <w:numId w:val="2"/>
+        </w:numPr>
+      </w:pPr>
+      <w:r>
+        <w:lastRenderedPageBreak/>
+        <w:t xml:space="preserve">Kapcsolat: </w:t>
+      </w:r>
+      <w:proofErr w:type="spellStart"/>
+      <w:r>
+        <w:t>users</w:t>
+      </w:r>
+      <w:proofErr w:type="spellEnd"/>
+      <w:r>
+        <w:t>(</w:t>
+      </w:r>
+      <w:proofErr w:type="spellStart"/>
+      <w:r>
+        <w:t>user_id</w:t>
+      </w:r>
+      <w:proofErr w:type="spellEnd"/>
+      <w:r>
+        <w:t>)</w:t>
+      </w:r>
+    </w:p>
+    <w:p>
+      <w:pPr>
+        <w:pStyle w:val="Listaszerbekezds"/>
+        <w:numPr>
+          <w:ilvl w:val="3"/>
+          <w:numId w:val="2"/>
+        </w:numPr>
+      </w:pPr>
+      <w:proofErr w:type="spellStart"/>
+      <w:r>
+        <w:t>post_id</w:t>
+      </w:r>
+      <w:proofErr w:type="spellEnd"/>
+    </w:p>
+    <w:p>
+      <w:pPr>
+        <w:pStyle w:val="Listaszerbekezds"/>
+        <w:numPr>
+          <w:ilvl w:val="4"/>
+          <w:numId w:val="2"/>
+        </w:numPr>
+      </w:pPr>
+      <w:r>
+        <w:t>Adattípus: INT</w:t>
+      </w:r>
+    </w:p>
+    <w:p>
+      <w:pPr>
+        <w:pStyle w:val="Listaszerbekezds"/>
+        <w:numPr>
+          <w:ilvl w:val="4"/>
+          <w:numId w:val="2"/>
+        </w:numPr>
+      </w:pPr>
+      <w:r>
+        <w:t>Lehet null: NEM</w:t>
+      </w:r>
+    </w:p>
+    <w:p>
+      <w:pPr>
+        <w:pStyle w:val="Listaszerbekezds"/>
+        <w:numPr>
+          <w:ilvl w:val="4"/>
+          <w:numId w:val="2"/>
+        </w:numPr>
+      </w:pPr>
+      <w:r>
+        <w:t>Kulcs: FOREIGN KEY</w:t>
+      </w:r>
+    </w:p>
+    <w:p>
+      <w:pPr>
+        <w:pStyle w:val="Listaszerbekezds"/>
+        <w:numPr>
+          <w:ilvl w:val="4"/>
+          <w:numId w:val="2"/>
+        </w:numPr>
+      </w:pPr>
+      <w:r>
+        <w:t xml:space="preserve">Kapcsolat: </w:t>
+      </w:r>
+      <w:proofErr w:type="spellStart"/>
+      <w:r>
+        <w:t>posts</w:t>
+      </w:r>
+      <w:proofErr w:type="spellEnd"/>
+      <w:r>
+        <w:t>(</w:t>
+      </w:r>
+      <w:proofErr w:type="spellStart"/>
+      <w:r>
+        <w:t>post_id</w:t>
+      </w:r>
+      <w:proofErr w:type="spellEnd"/>
+      <w:r>
+        <w:t>)</w:t>
+      </w:r>
+    </w:p>
+    <w:p>
+      <w:pPr>
+        <w:pStyle w:val="Listaszerbekezds"/>
+        <w:numPr>
+          <w:ilvl w:val="3"/>
+          <w:numId w:val="2"/>
+        </w:numPr>
+      </w:pPr>
+      <w:proofErr w:type="spellStart"/>
+      <w:r>
+        <w:t>comment_content</w:t>
+      </w:r>
+      <w:proofErr w:type="spellEnd"/>
+    </w:p>
+    <w:p>
+      <w:pPr>
+        <w:pStyle w:val="Listaszerbekezds"/>
+        <w:numPr>
+          <w:ilvl w:val="4"/>
+          <w:numId w:val="2"/>
+        </w:numPr>
+      </w:pPr>
+      <w:r>
+        <w:t xml:space="preserve">Adattípus: </w:t>
+      </w:r>
+      <w:proofErr w:type="gramStart"/>
+      <w:r>
+        <w:t>VARCHAR(</w:t>
+      </w:r>
+      <w:proofErr w:type="gramEnd"/>
+      <w:r>
+        <w:t>150)</w:t>
+      </w:r>
+    </w:p>
+    <w:p>
+      <w:pPr>
+        <w:pStyle w:val="Listaszerbekezds"/>
+        <w:numPr>
+          <w:ilvl w:val="4"/>
+          <w:numId w:val="2"/>
+        </w:numPr>
+      </w:pPr>
+      <w:r>
+        <w:t>Lehet null: NEM</w:t>
+      </w:r>
+    </w:p>
+    <w:p>
+      <w:pPr>
+        <w:pStyle w:val="Listaszerbekezds"/>
+        <w:numPr>
+          <w:ilvl w:val="3"/>
+          <w:numId w:val="2"/>
+        </w:numPr>
+      </w:pPr>
+      <w:proofErr w:type="spellStart"/>
+      <w:r>
+        <w:t>comment_date</w:t>
+      </w:r>
+      <w:proofErr w:type="spellEnd"/>
+    </w:p>
+    <w:p>
+      <w:pPr>
+        <w:pStyle w:val="Listaszerbekezds"/>
+        <w:numPr>
+          <w:ilvl w:val="4"/>
+          <w:numId w:val="2"/>
+        </w:numPr>
+      </w:pPr>
+      <w:r>
+        <w:t xml:space="preserve">Adattípus: </w:t>
+      </w:r>
+      <w:r>
+        <w:t>TIMESTAMP</w:t>
+      </w:r>
+    </w:p>
+    <w:p>
+      <w:pPr>
+        <w:pStyle w:val="Listaszerbekezds"/>
+        <w:numPr>
+          <w:ilvl w:val="4"/>
+          <w:numId w:val="2"/>
+        </w:numPr>
+      </w:pPr>
+      <w:r>
+        <w:t>Lehet null: NEM</w:t>
+      </w:r>
+    </w:p>
+    <w:p>
+      <w:pPr>
+        <w:pStyle w:val="Listaszerbekezds"/>
+        <w:numPr>
+          <w:ilvl w:val="3"/>
+          <w:numId w:val="2"/>
+        </w:numPr>
+      </w:pPr>
+      <w:proofErr w:type="spellStart"/>
+      <w:r>
+        <w:t>is_reported</w:t>
+      </w:r>
+      <w:proofErr w:type="spellEnd"/>
+    </w:p>
+    <w:p>
+      <w:pPr>
+        <w:pStyle w:val="Listaszerbekezds"/>
+        <w:numPr>
+          <w:ilvl w:val="4"/>
+          <w:numId w:val="2"/>
+        </w:numPr>
+      </w:pPr>
+      <w:r>
+        <w:t>Adattípus: BOOLEAN</w:t>
+      </w:r>
+    </w:p>
+    <w:p>
+      <w:pPr>
+        <w:pStyle w:val="Listaszerbekezds"/>
+        <w:numPr>
+          <w:ilvl w:val="4"/>
+          <w:numId w:val="2"/>
+        </w:numPr>
+      </w:pPr>
+      <w:r>
+        <w:t>Lehet null: NEM</w:t>
+      </w:r>
+    </w:p>
+    <w:p>
+      <w:pPr>
+        <w:pStyle w:val="Listaszerbekezds"/>
+        <w:numPr>
+          <w:ilvl w:val="4"/>
+          <w:numId w:val="2"/>
+        </w:numPr>
+      </w:pPr>
+      <w:r>
+        <w:t>Egyéb: DEFATULT FALSE</w:t>
+      </w:r>
+    </w:p>
+    <w:p>
+      <w:pPr>
+        <w:pStyle w:val="Listaszerbekezds"/>
+        <w:numPr>
+          <w:ilvl w:val="2"/>
+          <w:numId w:val="2"/>
+        </w:numPr>
+      </w:pPr>
+      <w:proofErr w:type="spellStart"/>
+      <w:r>
+        <w:t>chats</w:t>
+      </w:r>
+      <w:proofErr w:type="spellEnd"/>
+    </w:p>
+    <w:p>
+      <w:pPr>
+        <w:pStyle w:val="Listaszerbekezds"/>
+        <w:numPr>
+          <w:ilvl w:val="3"/>
+          <w:numId w:val="2"/>
+        </w:numPr>
+      </w:pPr>
+      <w:proofErr w:type="spellStart"/>
+      <w:r>
+        <w:t>chat_id</w:t>
+      </w:r>
+      <w:proofErr w:type="spellEnd"/>
+    </w:p>
+    <w:p>
+      <w:pPr>
+        <w:pStyle w:val="Listaszerbekezds"/>
+        <w:numPr>
+          <w:ilvl w:val="4"/>
+          <w:numId w:val="2"/>
+        </w:numPr>
+      </w:pPr>
+      <w:r>
+        <w:t>Adattípus: INT</w:t>
+      </w:r>
+    </w:p>
+    <w:p>
+      <w:pPr>
+        <w:pStyle w:val="Listaszerbekezds"/>
+        <w:numPr>
+          <w:ilvl w:val="4"/>
+          <w:numId w:val="2"/>
+        </w:numPr>
+      </w:pPr>
+      <w:r>
+        <w:t>Lehet null: NEM</w:t>
+      </w:r>
+    </w:p>
+    <w:p>
+      <w:pPr>
+        <w:pStyle w:val="Listaszerbekezds"/>
+        <w:numPr>
+          <w:ilvl w:val="4"/>
+          <w:numId w:val="2"/>
+        </w:numPr>
+      </w:pPr>
+      <w:r>
+        <w:t>Kulcs: PRIMARY KEY</w:t>
+      </w:r>
+    </w:p>
+    <w:p>
+      <w:pPr>
+        <w:pStyle w:val="Listaszerbekezds"/>
+        <w:numPr>
+          <w:ilvl w:val="4"/>
+          <w:numId w:val="2"/>
+        </w:numPr>
+      </w:pPr>
+      <w:r>
+        <w:t>Egyéb: AUTO_INCREMENT</w:t>
+      </w:r>
+    </w:p>
+    <w:p>
+      <w:pPr>
+        <w:pStyle w:val="Listaszerbekezds"/>
+        <w:numPr>
+          <w:ilvl w:val="3"/>
+          <w:numId w:val="2"/>
+        </w:numPr>
+      </w:pPr>
+      <w:proofErr w:type="spellStart"/>
+      <w:r>
+        <w:t>chat_name</w:t>
+      </w:r>
+      <w:proofErr w:type="spellEnd"/>
+    </w:p>
+    <w:p>
+      <w:pPr>
+        <w:pStyle w:val="Listaszerbekezds"/>
+        <w:numPr>
+          <w:ilvl w:val="4"/>
+          <w:numId w:val="2"/>
+        </w:numPr>
+      </w:pPr>
+      <w:r>
+        <w:t xml:space="preserve">Adattípus: </w:t>
+      </w:r>
+      <w:proofErr w:type="gramStart"/>
+      <w:r>
+        <w:t>VARCHAR(</w:t>
+      </w:r>
+      <w:proofErr w:type="gramEnd"/>
+      <w:r>
+        <w:t>50)</w:t>
+      </w:r>
+    </w:p>
+    <w:p>
+      <w:pPr>
+        <w:pStyle w:val="Listaszerbekezds"/>
+        <w:numPr>
+          <w:ilvl w:val="4"/>
+          <w:numId w:val="2"/>
+        </w:numPr>
+      </w:pPr>
+      <w:r>
+        <w:t>Lehet null: NEM</w:t>
+      </w:r>
+    </w:p>
+    <w:p>
+      <w:pPr>
+        <w:pStyle w:val="Listaszerbekezds"/>
+        <w:numPr>
+          <w:ilvl w:val="3"/>
+          <w:numId w:val="2"/>
+        </w:numPr>
+      </w:pPr>
+      <w:proofErr w:type="spellStart"/>
+      <w:r>
+        <w:t>chat</w:t>
+      </w:r>
+      <w:r>
+        <w:t>_picture_link</w:t>
+      </w:r>
+      <w:proofErr w:type="spellEnd"/>
+    </w:p>
+    <w:p>
+      <w:pPr>
+        <w:pStyle w:val="Listaszerbekezds"/>
+        <w:numPr>
+          <w:ilvl w:val="4"/>
+          <w:numId w:val="2"/>
+        </w:numPr>
+      </w:pPr>
+      <w:r>
+        <w:t xml:space="preserve">Adattípus: </w:t>
+      </w:r>
+      <w:proofErr w:type="gramStart"/>
+      <w:r>
+        <w:t>VARCHAR(</w:t>
+      </w:r>
+      <w:proofErr w:type="gramEnd"/>
+      <w:r>
+        <w:t>200)</w:t>
+      </w:r>
+    </w:p>
+    <w:p>
+      <w:pPr>
+        <w:pStyle w:val="Listaszerbekezds"/>
+        <w:numPr>
+          <w:ilvl w:val="4"/>
+          <w:numId w:val="2"/>
+        </w:numPr>
+      </w:pPr>
+      <w:r>
+        <w:t>Lehet null: IGEN</w:t>
+      </w:r>
+    </w:p>
+    <w:p>
+      <w:pPr>
+        <w:pStyle w:val="Listaszerbekezds"/>
+        <w:numPr>
+          <w:ilvl w:val="2"/>
+          <w:numId w:val="2"/>
+        </w:numPr>
+      </w:pPr>
+      <w:proofErr w:type="spellStart"/>
+      <w:r>
+        <w:t>chat_members</w:t>
+      </w:r>
+      <w:proofErr w:type="spellEnd"/>
+    </w:p>
+    <w:p>
+      <w:pPr>
+        <w:pStyle w:val="Listaszerbekezds"/>
+        <w:numPr>
+          <w:ilvl w:val="3"/>
+          <w:numId w:val="2"/>
+        </w:numPr>
+      </w:pPr>
+      <w:proofErr w:type="spellStart"/>
+      <w:r>
+        <w:t>member_id</w:t>
+      </w:r>
+      <w:proofErr w:type="spellEnd"/>
+    </w:p>
+    <w:p>
+      <w:pPr>
+        <w:pStyle w:val="Listaszerbekezds"/>
+        <w:numPr>
+          <w:ilvl w:val="4"/>
+          <w:numId w:val="2"/>
+        </w:numPr>
+      </w:pPr>
+      <w:r>
+        <w:t>Adattípus: INT</w:t>
+      </w:r>
+    </w:p>
+    <w:p>
+      <w:pPr>
+        <w:pStyle w:val="Listaszerbekezds"/>
+        <w:numPr>
+          <w:ilvl w:val="4"/>
+          <w:numId w:val="2"/>
+        </w:numPr>
+      </w:pPr>
+      <w:r>
+        <w:t>Lehet null: NEM</w:t>
+      </w:r>
+    </w:p>
+    <w:p>
+      <w:pPr>
+        <w:pStyle w:val="Listaszerbekezds"/>
+        <w:numPr>
+          <w:ilvl w:val="4"/>
+          <w:numId w:val="2"/>
+        </w:numPr>
+      </w:pPr>
+      <w:r>
+        <w:t>Kulcs: PRIMARY KEY</w:t>
+      </w:r>
+    </w:p>
+    <w:p>
+      <w:pPr>
+        <w:pStyle w:val="Listaszerbekezds"/>
+        <w:numPr>
+          <w:ilvl w:val="4"/>
+          <w:numId w:val="2"/>
+        </w:numPr>
+      </w:pPr>
+      <w:r>
+        <w:t>Egyéb: AUTO_INCREMENT</w:t>
+      </w:r>
+    </w:p>
+    <w:p>
+      <w:pPr>
+        <w:pStyle w:val="Listaszerbekezds"/>
+        <w:numPr>
+          <w:ilvl w:val="3"/>
+          <w:numId w:val="2"/>
+        </w:numPr>
+      </w:pPr>
+      <w:proofErr w:type="spellStart"/>
+      <w:r>
+        <w:lastRenderedPageBreak/>
+        <w:t>chat_id</w:t>
+      </w:r>
+      <w:proofErr w:type="spellEnd"/>
+    </w:p>
+    <w:p>
+      <w:pPr>
+        <w:pStyle w:val="Listaszerbekezds"/>
+        <w:numPr>
+          <w:ilvl w:val="4"/>
+          <w:numId w:val="2"/>
+        </w:numPr>
+      </w:pPr>
+      <w:r>
+        <w:t>Adattípus: INT</w:t>
+      </w:r>
+    </w:p>
+    <w:p>
+      <w:pPr>
+        <w:pStyle w:val="Listaszerbekezds"/>
+        <w:numPr>
+          <w:ilvl w:val="4"/>
+          <w:numId w:val="2"/>
+        </w:numPr>
+      </w:pPr>
+      <w:r>
+        <w:t>Lehet null: NEM</w:t>
+      </w:r>
+    </w:p>
+    <w:p>
+      <w:pPr>
+        <w:pStyle w:val="Listaszerbekezds"/>
+        <w:numPr>
+          <w:ilvl w:val="4"/>
+          <w:numId w:val="2"/>
+        </w:numPr>
+      </w:pPr>
+      <w:r>
+        <w:t>Kulcs: FOREIGN KEY</w:t>
+      </w:r>
+    </w:p>
+    <w:p>
+      <w:pPr>
+        <w:pStyle w:val="Listaszerbekezds"/>
+        <w:numPr>
+          <w:ilvl w:val="4"/>
+          <w:numId w:val="2"/>
+        </w:numPr>
+      </w:pPr>
+      <w:r>
+        <w:t xml:space="preserve">Kapcsolat: </w:t>
+      </w:r>
+      <w:proofErr w:type="spellStart"/>
+      <w:r>
+        <w:t>chats</w:t>
+      </w:r>
+      <w:proofErr w:type="spellEnd"/>
+      <w:r>
+        <w:t>(</w:t>
+      </w:r>
+      <w:proofErr w:type="spellStart"/>
+      <w:r>
+        <w:t>chat</w:t>
+      </w:r>
+      <w:r>
+        <w:t>_id</w:t>
+      </w:r>
+      <w:proofErr w:type="spellEnd"/>
+      <w:r>
+        <w:t>)</w:t>
+      </w:r>
+    </w:p>
+    <w:p>
+      <w:pPr>
+        <w:pStyle w:val="Listaszerbekezds"/>
+        <w:numPr>
+          <w:ilvl w:val="3"/>
+          <w:numId w:val="2"/>
+        </w:numPr>
+      </w:pPr>
+      <w:proofErr w:type="spellStart"/>
+      <w:r>
+        <w:t>user_id</w:t>
+      </w:r>
+      <w:proofErr w:type="spellEnd"/>
+    </w:p>
+    <w:p>
+      <w:pPr>
+        <w:pStyle w:val="Listaszerbekezds"/>
+        <w:numPr>
+          <w:ilvl w:val="4"/>
+          <w:numId w:val="2"/>
+        </w:numPr>
+      </w:pPr>
+      <w:r>
+        <w:t>Adattípus: INT</w:t>
+      </w:r>
+    </w:p>
+    <w:p>
+      <w:pPr>
+        <w:pStyle w:val="Listaszerbekezds"/>
+        <w:numPr>
+          <w:ilvl w:val="4"/>
+          <w:numId w:val="2"/>
+        </w:numPr>
+      </w:pPr>
+      <w:r>
+        <w:t>Lehet null: NEM</w:t>
+      </w:r>
+    </w:p>
+    <w:p>
+      <w:pPr>
+        <w:pStyle w:val="Listaszerbekezds"/>
+        <w:numPr>
+          <w:ilvl w:val="4"/>
+          <w:numId w:val="2"/>
+        </w:numPr>
+      </w:pPr>
+      <w:r>
+        <w:t>Kulcs: FOREIGN KEY</w:t>
+      </w:r>
+    </w:p>
+    <w:p>
+      <w:pPr>
+        <w:pStyle w:val="Listaszerbekezds"/>
+        <w:numPr>
+          <w:ilvl w:val="4"/>
+          <w:numId w:val="2"/>
+        </w:numPr>
+      </w:pPr>
+      <w:r>
+        <w:t xml:space="preserve">Kapcsolat: </w:t>
+      </w:r>
+      <w:proofErr w:type="spellStart"/>
+      <w:r>
+        <w:t>users</w:t>
+      </w:r>
+      <w:proofErr w:type="spellEnd"/>
+      <w:r>
+        <w:t>(</w:t>
+      </w:r>
+      <w:proofErr w:type="spellStart"/>
+      <w:r>
+        <w:t>user_id</w:t>
+      </w:r>
+      <w:proofErr w:type="spellEnd"/>
+      <w:r>
+        <w:t>)</w:t>
+      </w:r>
+    </w:p>
+    <w:p>
+      <w:pPr>
+        <w:pStyle w:val="Listaszerbekezds"/>
+        <w:numPr>
+          <w:ilvl w:val="2"/>
+          <w:numId w:val="2"/>
+        </w:numPr>
+      </w:pPr>
+      <w:proofErr w:type="spellStart"/>
+      <w:r>
+        <w:t>messages</w:t>
+      </w:r>
+      <w:proofErr w:type="spellEnd"/>
+    </w:p>
+    <w:p>
+      <w:pPr>
+        <w:pStyle w:val="Listaszerbekezds"/>
+        <w:numPr>
+          <w:ilvl w:val="3"/>
+          <w:numId w:val="2"/>
+        </w:numPr>
+      </w:pPr>
+      <w:proofErr w:type="spellStart"/>
+      <w:r>
+        <w:t>member</w:t>
+      </w:r>
+      <w:r>
+        <w:t>_id</w:t>
+      </w:r>
+      <w:proofErr w:type="spellEnd"/>
+    </w:p>
+    <w:p>
+      <w:pPr>
+        <w:pStyle w:val="Listaszerbekezds"/>
+        <w:numPr>
+          <w:ilvl w:val="4"/>
+          <w:numId w:val="2"/>
+        </w:numPr>
+      </w:pPr>
+      <w:r>
+        <w:t>Adattípus: INT</w:t>
+      </w:r>
+    </w:p>
+    <w:p>
+      <w:pPr>
+        <w:pStyle w:val="Listaszerbekezds"/>
+        <w:numPr>
+          <w:ilvl w:val="4"/>
+          <w:numId w:val="2"/>
+        </w:numPr>
+      </w:pPr>
+      <w:r>
+        <w:t>Lehet null: NEM</w:t>
+      </w:r>
+    </w:p>
+    <w:p>
+      <w:pPr>
+        <w:pStyle w:val="Listaszerbekezds"/>
+        <w:numPr>
+          <w:ilvl w:val="4"/>
+          <w:numId w:val="2"/>
+        </w:numPr>
+      </w:pPr>
+      <w:r>
+        <w:t>Kulcs: FOREIGN KEY</w:t>
+      </w:r>
+    </w:p>
+    <w:p>
+      <w:pPr>
+        <w:pStyle w:val="Listaszerbekezds"/>
+        <w:numPr>
+          <w:ilvl w:val="4"/>
+          <w:numId w:val="2"/>
+        </w:numPr>
+      </w:pPr>
+      <w:r>
+        <w:t xml:space="preserve">Kapcsolat: </w:t>
+      </w:r>
+      <w:proofErr w:type="spellStart"/>
+      <w:r>
+        <w:t>chat_members</w:t>
+      </w:r>
+      <w:proofErr w:type="spellEnd"/>
+      <w:r>
+        <w:t>(</w:t>
+      </w:r>
+      <w:proofErr w:type="spellStart"/>
+      <w:r>
+        <w:t>member</w:t>
+      </w:r>
+      <w:r>
+        <w:t>_id</w:t>
+      </w:r>
+      <w:proofErr w:type="spellEnd"/>
+      <w:r>
+        <w:t>)</w:t>
+      </w:r>
+    </w:p>
+    <w:p>
+      <w:pPr>
+        <w:pStyle w:val="Listaszerbekezds"/>
+        <w:numPr>
+          <w:ilvl w:val="3"/>
+          <w:numId w:val="2"/>
+        </w:numPr>
+      </w:pPr>
+      <w:proofErr w:type="spellStart"/>
+      <w:r>
+        <w:t>message</w:t>
+      </w:r>
+      <w:proofErr w:type="spellEnd"/>
+    </w:p>
+    <w:p>
+      <w:pPr>
+        <w:pStyle w:val="Listaszerbekezds"/>
+        <w:numPr>
+          <w:ilvl w:val="4"/>
+          <w:numId w:val="2"/>
+        </w:numPr>
+      </w:pPr>
+      <w:r>
+        <w:t xml:space="preserve">Adattípus: </w:t>
+      </w:r>
+      <w:proofErr w:type="gramStart"/>
+      <w:r>
+        <w:t>VARCHAR(</w:t>
+      </w:r>
+      <w:proofErr w:type="gramEnd"/>
+      <w:r>
+        <w:t>200)</w:t>
+      </w:r>
+    </w:p>
+    <w:p>
+      <w:pPr>
+        <w:pStyle w:val="Listaszerbekezds"/>
+        <w:numPr>
+          <w:ilvl w:val="4"/>
+          <w:numId w:val="2"/>
+        </w:numPr>
+      </w:pPr>
+      <w:r>
+        <w:t xml:space="preserve">Lehet null: </w:t>
+      </w:r>
+      <w:r>
+        <w:t>NEM</w:t>
+      </w:r>
+    </w:p>
+    <w:p>
+      <w:pPr>
+        <w:pStyle w:val="Listaszerbekezds"/>
+        <w:numPr>
+          <w:ilvl w:val="3"/>
+          <w:numId w:val="2"/>
+        </w:numPr>
+      </w:pPr>
+      <w:proofErr w:type="spellStart"/>
+      <w:r>
+        <w:t>message_date</w:t>
+      </w:r>
+      <w:proofErr w:type="spellEnd"/>
+    </w:p>
+    <w:p>
+      <w:pPr>
+        <w:pStyle w:val="Listaszerbekezds"/>
+        <w:numPr>
+          <w:ilvl w:val="4"/>
+          <w:numId w:val="2"/>
+        </w:numPr>
+      </w:pPr>
+      <w:r>
+        <w:t>Adattípus: DATETIME</w:t>
+      </w:r>
+    </w:p>
+    <w:p>
+      <w:pPr>
+        <w:pStyle w:val="Listaszerbekezds"/>
+        <w:numPr>
+          <w:ilvl w:val="4"/>
+          <w:numId w:val="2"/>
+        </w:numPr>
+      </w:pPr>
+      <w:r>
+        <w:t>Lehet null: NEM</w:t>
+      </w:r>
+    </w:p>
+    <w:p>
+      <w:pPr>
+        <w:pStyle w:val="Listaszerbekezds"/>
+        <w:numPr>
+          <w:ilvl w:val="2"/>
+          <w:numId w:val="2"/>
+        </w:numPr>
+      </w:pPr>
+      <w:proofErr w:type="spellStart"/>
+      <w:r>
+        <w:t>deleted_posts</w:t>
+      </w:r>
+      <w:proofErr w:type="spellEnd"/>
+    </w:p>
+    <w:p>
+      <w:pPr>
+        <w:pStyle w:val="Listaszerbekezds"/>
+        <w:numPr>
+          <w:ilvl w:val="3"/>
+          <w:numId w:val="2"/>
+        </w:numPr>
+      </w:pPr>
+      <w:proofErr w:type="spellStart"/>
+      <w:r>
+        <w:t>post_id</w:t>
+      </w:r>
+      <w:proofErr w:type="spellEnd"/>
+    </w:p>
+    <w:p>
+      <w:pPr>
+        <w:pStyle w:val="Listaszerbekezds"/>
+        <w:numPr>
+          <w:ilvl w:val="4"/>
+          <w:numId w:val="2"/>
+        </w:numPr>
+      </w:pPr>
+      <w:r>
+        <w:t>Adattípus: INT</w:t>
+      </w:r>
+    </w:p>
+    <w:p>
+      <w:pPr>
+        <w:pStyle w:val="Listaszerbekezds"/>
+        <w:numPr>
+          <w:ilvl w:val="4"/>
+          <w:numId w:val="2"/>
+        </w:numPr>
+      </w:pPr>
+      <w:r>
+        <w:t>Lehet null: NEM</w:t>
+      </w:r>
+    </w:p>
+    <w:p>
+      <w:pPr>
+        <w:pStyle w:val="Listaszerbekezds"/>
+        <w:numPr>
+          <w:ilvl w:val="4"/>
+          <w:numId w:val="2"/>
+        </w:numPr>
+      </w:pPr>
+      <w:r>
+        <w:t>Kulcs: PRIMARY KEY</w:t>
+      </w:r>
+    </w:p>
+    <w:p>
+      <w:pPr>
+        <w:pStyle w:val="Listaszerbekezds"/>
+        <w:numPr>
+          <w:ilvl w:val="4"/>
+          <w:numId w:val="2"/>
+        </w:numPr>
+      </w:pPr>
+      <w:r>
+        <w:t>Egyéb: AUTO_INCREMENT</w:t>
+      </w:r>
+    </w:p>
+    <w:p>
+      <w:pPr>
+        <w:pStyle w:val="Listaszerbekezds"/>
+        <w:numPr>
+          <w:ilvl w:val="3"/>
+          <w:numId w:val="2"/>
+        </w:numPr>
+      </w:pPr>
+      <w:proofErr w:type="spellStart"/>
+      <w:r>
+        <w:t>user_id</w:t>
+      </w:r>
+      <w:proofErr w:type="spellEnd"/>
+    </w:p>
+    <w:p>
+      <w:pPr>
+        <w:pStyle w:val="Listaszerbekezds"/>
+        <w:numPr>
+          <w:ilvl w:val="4"/>
+          <w:numId w:val="2"/>
+        </w:numPr>
+      </w:pPr>
+      <w:r>
+        <w:t>Adattípus: INT</w:t>
+      </w:r>
+    </w:p>
+    <w:p>
+      <w:pPr>
+        <w:pStyle w:val="Listaszerbekezds"/>
+        <w:numPr>
+          <w:ilvl w:val="4"/>
+          <w:numId w:val="2"/>
+        </w:numPr>
+      </w:pPr>
+      <w:r>
+        <w:t>Lehet null: NEM</w:t>
+      </w:r>
+    </w:p>
+    <w:p>
+      <w:pPr>
+        <w:pStyle w:val="Listaszerbekezds"/>
+        <w:numPr>
+          <w:ilvl w:val="4"/>
+          <w:numId w:val="2"/>
+        </w:numPr>
+      </w:pPr>
+      <w:r>
+        <w:t>Kulcs: FOREIGN KEY</w:t>
+      </w:r>
+    </w:p>
+    <w:p>
+      <w:pPr>
+        <w:pStyle w:val="Listaszerbekezds"/>
+        <w:numPr>
+          <w:ilvl w:val="4"/>
+          <w:numId w:val="2"/>
+        </w:numPr>
+      </w:pPr>
+      <w:r>
+        <w:t xml:space="preserve">Kapcsolat: </w:t>
+      </w:r>
+      <w:proofErr w:type="spellStart"/>
+      <w:r>
+        <w:t>users</w:t>
+      </w:r>
+      <w:proofErr w:type="spellEnd"/>
+      <w:r>
+        <w:t>(</w:t>
+      </w:r>
+      <w:proofErr w:type="spellStart"/>
+      <w:r>
+        <w:t>user_id</w:t>
+      </w:r>
+      <w:proofErr w:type="spellEnd"/>
+      <w:r>
+        <w:t>)</w:t>
+      </w:r>
+    </w:p>
+    <w:p>
+      <w:pPr>
+        <w:pStyle w:val="Listaszerbekezds"/>
+        <w:numPr>
+          <w:ilvl w:val="3"/>
+          <w:numId w:val="2"/>
+        </w:numPr>
+      </w:pPr>
+      <w:proofErr w:type="spellStart"/>
+      <w:r>
+        <w:t>description</w:t>
+      </w:r>
+      <w:proofErr w:type="spellEnd"/>
+    </w:p>
+    <w:p>
+      <w:pPr>
+        <w:pStyle w:val="Listaszerbekezds"/>
+        <w:numPr>
+          <w:ilvl w:val="4"/>
+          <w:numId w:val="2"/>
+        </w:numPr>
+      </w:pPr>
+      <w:r>
+        <w:lastRenderedPageBreak/>
+        <w:t xml:space="preserve">Adattípus: </w:t>
+      </w:r>
+      <w:proofErr w:type="gramStart"/>
+      <w:r>
+        <w:t>VARCHAR(</w:t>
+      </w:r>
+      <w:proofErr w:type="gramEnd"/>
+      <w:r>
+        <w:t>500)</w:t>
+      </w:r>
+    </w:p>
+    <w:p>
+      <w:pPr>
+        <w:pStyle w:val="Listaszerbekezds"/>
+        <w:numPr>
+          <w:ilvl w:val="4"/>
+          <w:numId w:val="2"/>
+        </w:numPr>
+      </w:pPr>
+      <w:r>
+        <w:t>Lehet null: IGEN</w:t>
+      </w:r>
+    </w:p>
+    <w:p>
+      <w:pPr>
+        <w:pStyle w:val="Listaszerbekezds"/>
+        <w:numPr>
+          <w:ilvl w:val="3"/>
+          <w:numId w:val="2"/>
+        </w:numPr>
+      </w:pPr>
+      <w:proofErr w:type="spellStart"/>
+      <w:r>
+        <w:t>tags</w:t>
+      </w:r>
+      <w:proofErr w:type="spellEnd"/>
+    </w:p>
+    <w:p>
+      <w:pPr>
+        <w:pStyle w:val="Listaszerbekezds"/>
+        <w:numPr>
+          <w:ilvl w:val="4"/>
+          <w:numId w:val="2"/>
+        </w:numPr>
+      </w:pPr>
+      <w:r>
+        <w:t>Adattípus: TEXT</w:t>
+      </w:r>
+    </w:p>
+    <w:p>
+      <w:pPr>
+        <w:pStyle w:val="Listaszerbekezds"/>
+        <w:numPr>
+          <w:ilvl w:val="4"/>
+          <w:numId w:val="2"/>
+        </w:numPr>
+      </w:pPr>
+      <w:r>
+        <w:t>Lehet null: IGEN</w:t>
+      </w:r>
+    </w:p>
+    <w:p>
+      <w:pPr>
+        <w:pStyle w:val="Listaszerbekezds"/>
+        <w:numPr>
+          <w:ilvl w:val="3"/>
+          <w:numId w:val="2"/>
+        </w:numPr>
+      </w:pPr>
+      <w:proofErr w:type="spellStart"/>
+      <w:r>
+        <w:t>location</w:t>
+      </w:r>
+      <w:proofErr w:type="spellEnd"/>
+    </w:p>
+    <w:p>
+      <w:pPr>
+        <w:pStyle w:val="Listaszerbekezds"/>
+        <w:numPr>
+          <w:ilvl w:val="4"/>
+          <w:numId w:val="2"/>
+        </w:numPr>
+      </w:pPr>
+      <w:r>
+        <w:t xml:space="preserve">Adattípus: </w:t>
+      </w:r>
+      <w:proofErr w:type="gramStart"/>
+      <w:r>
+        <w:t>VARCHAR(</w:t>
+      </w:r>
+      <w:proofErr w:type="gramEnd"/>
+      <w:r>
+        <w:t>176)</w:t>
+      </w:r>
+    </w:p>
+    <w:p>
+      <w:pPr>
+        <w:pStyle w:val="Listaszerbekezds"/>
+        <w:numPr>
+          <w:ilvl w:val="4"/>
+          <w:numId w:val="2"/>
+        </w:numPr>
+      </w:pPr>
+      <w:r>
+        <w:t>Lehet null: IGEN</w:t>
+      </w:r>
+    </w:p>
+    <w:p>
+      <w:pPr>
+        <w:pStyle w:val="Listaszerbekezds"/>
+        <w:numPr>
+          <w:ilvl w:val="3"/>
+          <w:numId w:val="2"/>
+        </w:numPr>
+      </w:pPr>
+      <w:proofErr w:type="spellStart"/>
+      <w:r>
+        <w:t>latitude</w:t>
+      </w:r>
+      <w:proofErr w:type="spellEnd"/>
+    </w:p>
+    <w:p>
+      <w:pPr>
+        <w:pStyle w:val="Listaszerbekezds"/>
+        <w:numPr>
+          <w:ilvl w:val="4"/>
+          <w:numId w:val="2"/>
+        </w:numPr>
+      </w:pPr>
+      <w:r>
+        <w:t>Adattípus: FLOAT</w:t>
+      </w:r>
+    </w:p>
+    <w:p>
+      <w:pPr>
+        <w:pStyle w:val="Listaszerbekezds"/>
+        <w:numPr>
+          <w:ilvl w:val="4"/>
+          <w:numId w:val="2"/>
+        </w:numPr>
+      </w:pPr>
+      <w:r>
+        <w:t>Lehet null: IGEN</w:t>
+      </w:r>
+    </w:p>
+    <w:p>
+      <w:pPr>
+        <w:pStyle w:val="Listaszerbekezds"/>
+        <w:numPr>
+          <w:ilvl w:val="3"/>
+          <w:numId w:val="2"/>
+        </w:numPr>
+      </w:pPr>
+      <w:proofErr w:type="spellStart"/>
+      <w:r>
+        <w:t>longitude</w:t>
+      </w:r>
+      <w:proofErr w:type="spellEnd"/>
+    </w:p>
+    <w:p>
+      <w:pPr>
+        <w:pStyle w:val="Listaszerbekezds"/>
+        <w:numPr>
+          <w:ilvl w:val="4"/>
+          <w:numId w:val="2"/>
+        </w:numPr>
+      </w:pPr>
+      <w:r>
+        <w:t>Adattípus: FLOAT</w:t>
+      </w:r>
+    </w:p>
+    <w:p>
+      <w:pPr>
+        <w:pStyle w:val="Listaszerbekezds"/>
+        <w:numPr>
+          <w:ilvl w:val="4"/>
+          <w:numId w:val="2"/>
+        </w:numPr>
+      </w:pPr>
+      <w:r>
+        <w:t>Lehet null: IGEN</w:t>
+      </w:r>
+    </w:p>
+    <w:p>
+      <w:pPr>
+        <w:pStyle w:val="Listaszerbekezds"/>
+        <w:numPr>
+          <w:ilvl w:val="3"/>
+          <w:numId w:val="2"/>
+        </w:numPr>
+      </w:pPr>
+      <w:proofErr w:type="spellStart"/>
+      <w:r>
+        <w:t>creation_date</w:t>
+      </w:r>
+      <w:proofErr w:type="spellEnd"/>
+    </w:p>
+    <w:p>
+      <w:pPr>
+        <w:pStyle w:val="Listaszerbekezds"/>
+        <w:numPr>
+          <w:ilvl w:val="4"/>
+          <w:numId w:val="2"/>
+        </w:numPr>
+      </w:pPr>
+      <w:r>
+        <w:t>Adattípus: DATETIME</w:t>
+      </w:r>
+    </w:p>
+    <w:p>
+      <w:pPr>
+        <w:pStyle w:val="Listaszerbekezds"/>
+        <w:numPr>
+          <w:ilvl w:val="4"/>
+          <w:numId w:val="2"/>
+        </w:numPr>
+      </w:pPr>
+      <w:r>
+        <w:t>Lehet null: NEM</w:t>
+      </w:r>
+    </w:p>
+    <w:p>
+      <w:pPr>
+        <w:pStyle w:val="Listaszerbekezds"/>
+        <w:numPr>
+          <w:ilvl w:val="3"/>
+          <w:numId w:val="2"/>
+        </w:numPr>
+      </w:pPr>
+      <w:proofErr w:type="spellStart"/>
+      <w:r>
+        <w:t>deleted_at</w:t>
+      </w:r>
+      <w:proofErr w:type="spellEnd"/>
+    </w:p>
+    <w:p>
+      <w:pPr>
+        <w:pStyle w:val="Listaszerbekezds"/>
+        <w:numPr>
+          <w:ilvl w:val="4"/>
+          <w:numId w:val="2"/>
+        </w:numPr>
+      </w:pPr>
+      <w:r>
+        <w:t>Adattípus: DATETIME</w:t>
+      </w:r>
+    </w:p>
+    <w:p>
+      <w:pPr>
+        <w:pStyle w:val="Listaszerbekezds"/>
+        <w:numPr>
+          <w:ilvl w:val="4"/>
+          <w:numId w:val="2"/>
+        </w:numPr>
+      </w:pPr>
+      <w:r>
+        <w:t>Lehet null: NEM</w:t>
+      </w:r>
+    </w:p>
+    <w:p>
+      <w:pPr>
+        <w:pStyle w:val="Listaszerbekezds"/>
+        <w:numPr>
+          <w:ilvl w:val="2"/>
+          <w:numId w:val="2"/>
+        </w:numPr>
+      </w:pPr>
+      <w:proofErr w:type="spellStart"/>
+      <w:r>
+        <w:t>deleted_pictures</w:t>
+      </w:r>
+      <w:proofErr w:type="spellEnd"/>
+    </w:p>
+    <w:p>
+      <w:pPr>
+        <w:pStyle w:val="Listaszerbekezds"/>
+        <w:numPr>
+          <w:ilvl w:val="3"/>
+          <w:numId w:val="2"/>
+        </w:numPr>
+      </w:pPr>
+      <w:proofErr w:type="spellStart"/>
+      <w:r>
+        <w:t>picture_id</w:t>
+      </w:r>
+      <w:proofErr w:type="spellEnd"/>
+    </w:p>
+    <w:p>
+      <w:pPr>
+        <w:pStyle w:val="Listaszerbekezds"/>
+        <w:numPr>
+          <w:ilvl w:val="4"/>
+          <w:numId w:val="2"/>
+        </w:numPr>
+      </w:pPr>
+      <w:r>
+        <w:t>Adattípus: INT</w:t>
+      </w:r>
+    </w:p>
+    <w:p>
+      <w:pPr>
+        <w:pStyle w:val="Listaszerbekezds"/>
+        <w:numPr>
+          <w:ilvl w:val="4"/>
+          <w:numId w:val="2"/>
+        </w:numPr>
+      </w:pPr>
+      <w:r>
+        <w:t>Lehet null: NEM</w:t>
+      </w:r>
+    </w:p>
+    <w:p>
+      <w:pPr>
+        <w:pStyle w:val="Listaszerbekezds"/>
+        <w:numPr>
+          <w:ilvl w:val="4"/>
+          <w:numId w:val="2"/>
+        </w:numPr>
+      </w:pPr>
+      <w:r>
+        <w:t>Kulcs: PRIMARY KEY</w:t>
+      </w:r>
+    </w:p>
+    <w:p>
+      <w:pPr>
+        <w:pStyle w:val="Listaszerbekezds"/>
+        <w:numPr>
+          <w:ilvl w:val="4"/>
+          <w:numId w:val="2"/>
+        </w:numPr>
+      </w:pPr>
+      <w:r>
+        <w:t>Egyéb: AUTO_INCREMENT</w:t>
+      </w:r>
+    </w:p>
+    <w:p>
+      <w:pPr>
+        <w:pStyle w:val="Listaszerbekezds"/>
+        <w:numPr>
+          <w:ilvl w:val="3"/>
+          <w:numId w:val="2"/>
+        </w:numPr>
+      </w:pPr>
+      <w:proofErr w:type="spellStart"/>
+      <w:r>
+        <w:t>post_id</w:t>
+      </w:r>
+      <w:proofErr w:type="spellEnd"/>
+    </w:p>
+    <w:p>
+      <w:pPr>
+        <w:pStyle w:val="Listaszerbekezds"/>
+        <w:numPr>
+          <w:ilvl w:val="4"/>
+          <w:numId w:val="2"/>
+        </w:numPr>
+      </w:pPr>
+      <w:r>
+        <w:t>Adattípus: INT</w:t>
+      </w:r>
+    </w:p>
+    <w:p>
+      <w:pPr>
+        <w:pStyle w:val="Listaszerbekezds"/>
+        <w:numPr>
+          <w:ilvl w:val="4"/>
+          <w:numId w:val="2"/>
+        </w:numPr>
+      </w:pPr>
+      <w:r>
+        <w:t>Lehet null: NEM</w:t>
+      </w:r>
+    </w:p>
+    <w:p>
+      <w:pPr>
+        <w:pStyle w:val="Listaszerbekezds"/>
+        <w:numPr>
+          <w:ilvl w:val="4"/>
+          <w:numId w:val="2"/>
+        </w:numPr>
+      </w:pPr>
+      <w:r>
+        <w:t>Kulcs: FOREIGN KEY</w:t>
+      </w:r>
+    </w:p>
+    <w:p>
+      <w:pPr>
+        <w:pStyle w:val="Listaszerbekezds"/>
+        <w:numPr>
+          <w:ilvl w:val="4"/>
+          <w:numId w:val="2"/>
+        </w:numPr>
+      </w:pPr>
+      <w:r>
+        <w:t xml:space="preserve">Kapcsolat: </w:t>
+      </w:r>
+      <w:proofErr w:type="spellStart"/>
+      <w:r>
+        <w:t>posts</w:t>
+      </w:r>
+      <w:proofErr w:type="spellEnd"/>
+      <w:r>
+        <w:t>(</w:t>
+      </w:r>
+      <w:proofErr w:type="spellStart"/>
+      <w:r>
+        <w:t>post_id</w:t>
+      </w:r>
+      <w:proofErr w:type="spellEnd"/>
+      <w:r>
+        <w:t>)</w:t>
+      </w:r>
+    </w:p>
+    <w:p>
+      <w:pPr>
+        <w:pStyle w:val="Listaszerbekezds"/>
+        <w:numPr>
+          <w:ilvl w:val="3"/>
+          <w:numId w:val="2"/>
+        </w:numPr>
+      </w:pPr>
+      <w:proofErr w:type="spellStart"/>
+      <w:r>
+        <w:t>picture_link</w:t>
+      </w:r>
+      <w:proofErr w:type="spellEnd"/>
+    </w:p>
+    <w:p>
+      <w:pPr>
+        <w:pStyle w:val="Listaszerbekezds"/>
+        <w:numPr>
+          <w:ilvl w:val="4"/>
+          <w:numId w:val="2"/>
+        </w:numPr>
+      </w:pPr>
+      <w:r>
+        <w:t>Adattípus: TEXT</w:t>
+      </w:r>
+    </w:p>
+    <w:p>
+      <w:pPr>
+        <w:pStyle w:val="Listaszerbekezds"/>
+        <w:numPr>
+          <w:ilvl w:val="4"/>
+          <w:numId w:val="2"/>
+        </w:numPr>
+      </w:pPr>
+      <w:r>
+        <w:t>Lehet null: NEM</w:t>
+      </w:r>
+    </w:p>
+    <w:p>
+      <w:pPr>
+        <w:pStyle w:val="Listaszerbekezds"/>
+        <w:numPr>
+          <w:ilvl w:val="3"/>
+          <w:numId w:val="2"/>
+        </w:numPr>
+      </w:pPr>
+      <w:proofErr w:type="spellStart"/>
+      <w:r>
+        <w:lastRenderedPageBreak/>
+        <w:t>deleted_at</w:t>
+      </w:r>
+      <w:proofErr w:type="spellEnd"/>
+    </w:p>
+    <w:p>
+      <w:pPr>
+        <w:pStyle w:val="Listaszerbekezds"/>
+        <w:numPr>
+          <w:ilvl w:val="4"/>
+          <w:numId w:val="2"/>
+        </w:numPr>
+      </w:pPr>
+      <w:r>
+        <w:t>Adattípus: DATETIME</w:t>
+      </w:r>
+    </w:p>
+    <w:p>
+      <w:pPr>
+        <w:pStyle w:val="Listaszerbekezds"/>
+        <w:numPr>
+          <w:ilvl w:val="4"/>
+          <w:numId w:val="2"/>
+        </w:numPr>
+      </w:pPr>
+      <w:r>
+        <w:t>Lehet null: NEM</w:t>
+      </w:r>
+    </w:p>
+    <w:p>
+      <w:pPr>
+        <w:pStyle w:val="Listaszerbekezds"/>
+        <w:numPr>
+          <w:ilvl w:val="1"/>
+          <w:numId w:val="2"/>
+        </w:numPr>
+      </w:pPr>
+      <w:r>
+        <w:t>Eseményindítók</w:t>
+      </w:r>
+    </w:p>
+    <w:p>
+      <w:pPr>
+        <w:pStyle w:val="Listaszerbekezds"/>
+        <w:numPr>
+          <w:ilvl w:val="2"/>
+          <w:numId w:val="2"/>
+        </w:numPr>
+      </w:pPr>
+      <w:r>
+        <w:t>Ide lehet írni</w:t>
+      </w:r>
+    </w:p>
+    <w:p>
+      <w:pPr>
+        <w:pStyle w:val="Listaszerbekezds"/>
+        <w:numPr>
+          <w:ilvl w:val="0"/>
+          <w:numId w:val="2"/>
+        </w:numPr>
+      </w:pPr>
+      <w:proofErr w:type="spellStart"/>
+      <w:r>
+        <w:t>asd</w:t>
+      </w:r>
+      <w:proofErr w:type="spellEnd"/>
+    </w:p>
+    <w:p>
+      <w:pPr>
+        <w:pStyle w:val="Listaszerbekezds"/>
+        <w:numPr>
+          <w:ilvl w:val="0"/>
+          <w:numId w:val="2"/>
+        </w:numPr>
+      </w:pPr>
+      <w:proofErr w:type="spellStart"/>
+      <w:r>
+        <w:t>asd</w:t>
+      </w:r>
+      <w:proofErr w:type="spellEnd"/>
+    </w:p>
+    <w:p>
+      <w:pPr>
+        <w:pStyle w:val="Listaszerbekezds"/>
+        <w:numPr>
+          <w:ilvl w:val="0"/>
+          <w:numId w:val="2"/>
+        </w:numPr>
+      </w:pPr>
+      <w:r>
+        <w:t>Továbbfejlesztési Lehetőségek</w:t>
+      </w:r>
+    </w:p>
+    <w:p>
+      <w:pPr>
+        <w:pStyle w:val="Listaszerbekezds"/>
+        <w:numPr>
+          <w:ilvl w:val="1"/>
+          <w:numId w:val="2"/>
+        </w:numPr>
+      </w:pPr>
+      <w:r>
+        <w:t>Élő Adás</w:t>
+      </w:r>
+    </w:p>
+    <w:p>
+      <w:pPr>
+        <w:pStyle w:val="Listaszerbekezds"/>
+        <w:numPr>
+          <w:ilvl w:val="1"/>
+          <w:numId w:val="2"/>
+        </w:numPr>
+      </w:pPr>
+      <w:proofErr w:type="spellStart"/>
+      <w:r>
+        <w:t>Videohívás</w:t>
+      </w:r>
+      <w:proofErr w:type="spellEnd"/>
+    </w:p>
+    <w:p>
+      <w:pPr>
+        <w:pStyle w:val="Listaszerbekezds"/>
+        <w:numPr>
+          <w:ilvl w:val="1"/>
+          <w:numId w:val="2"/>
+        </w:numPr>
+      </w:pPr>
+      <w:r>
+        <w:t>Eltűnő Posztok</w:t>
+      </w:r>
+    </w:p>
+    <w:p>
+      <w:pPr>
+        <w:pStyle w:val="Listaszerbekezds"/>
+        <w:numPr>
+          <w:ilvl w:val="1"/>
+          <w:numId w:val="2"/>
+        </w:numPr>
+      </w:pPr>
+      <w:r>
+        <w:t>Fotós Piactér</w:t>
+      </w:r>
     </w:p>
     <w:p>
       <w:pPr>
@@ -2094,6 +4395,54 @@
       <w:proofErr w:type="spellEnd"/>
       <w:r>
         <w:t xml:space="preserve"> át érhető el a saját profil. Ezen az oldalon módosíthatók a személyes adatok, áttekinthetőek, és módosíthatóak a saját posztok. Kattintással a saját posztok helyén az elmentett kedvencek lesznek láthatóak.</w:t>
+      </w:r>
+    </w:p>
+    <w:p>
+      <w:pPr>
+        <w:pStyle w:val="Listaszerbekezds"/>
+        <w:ind w:left="1080"/>
+      </w:pPr>
+      <w:r>
+        <w:t xml:space="preserve">2.6 </w:t>
+      </w:r>
+      <w:proofErr w:type="spellStart"/>
+      <w:r>
+        <w:t>Admin</w:t>
+      </w:r>
+      <w:proofErr w:type="spellEnd"/>
+    </w:p>
+    <w:p>
+      <w:pPr>
+        <w:pStyle w:val="Listaszerbekezds"/>
+        <w:ind w:left="1080"/>
+      </w:pPr>
+      <w:r>
+        <w:lastRenderedPageBreak/>
+        <w:t xml:space="preserve">A site </w:t>
+      </w:r>
+      <w:proofErr w:type="spellStart"/>
+      <w:r>
+        <w:t>adminjai</w:t>
+      </w:r>
+      <w:proofErr w:type="spellEnd"/>
+      <w:r>
+        <w:t xml:space="preserve">, illetve moderátorai számára elérhető az </w:t>
+      </w:r>
+      <w:proofErr w:type="spellStart"/>
+      <w:r>
+        <w:t>admin</w:t>
+      </w:r>
+      <w:proofErr w:type="spellEnd"/>
+      <w:r>
+        <w:t xml:space="preserve"> felület. Ez egy külön, átlagos felhasználók számára nem elérhető és nem látható oldal. Itt felügyelhetik az aktív felhasználók számát, és elbírálhatják a beérkezett jelentéseket is. Minden, a közösségi oldalon megjelenő tartalmat és profilt lehet moderálni, </w:t>
+      </w:r>
+      <w:proofErr w:type="spellStart"/>
+      <w:r>
+        <w:t>modósítani</w:t>
+      </w:r>
+      <w:proofErr w:type="spellEnd"/>
+      <w:r>
+        <w:t xml:space="preserve"> és törölni is.</w:t>
       </w:r>
     </w:p>
     <w:sectPr>
@@ -2664,6 +5013,92 @@
     </w:lvl>
   </w:abstractNum>
   <w:abstractNum w:abstractNumId="5" w15:restartNumberingAfterBreak="0">
+    <w:nsid w:val="61635BFE"/>
+    <w:multiLevelType w:val="hybridMultilevel"/>
+    <w:tmpl w:val="C4A4784E"/>
+    <w:lvl w:ilvl="0" w:tplc="040E000F">
+      <w:start w:val="1"/>
+      <w:numFmt w:val="decimal"/>
+      <w:lvlText w:val="%1."/>
+      <w:lvlJc w:val="left"/>
+      <w:pPr>
+        <w:ind w:left="1800" w:hanging="360"/>
+      </w:pPr>
+    </w:lvl>
+    <w:lvl w:ilvl="1" w:tplc="040E0019" w:tentative="1">
+      <w:start w:val="1"/>
+      <w:numFmt w:val="lowerLetter"/>
+      <w:lvlText w:val="%2."/>
+      <w:lvlJc w:val="left"/>
+      <w:pPr>
+        <w:ind w:left="2520" w:hanging="360"/>
+      </w:pPr>
+    </w:lvl>
+    <w:lvl w:ilvl="2" w:tplc="040E001B" w:tentative="1">
+      <w:start w:val="1"/>
+      <w:numFmt w:val="lowerRoman"/>
+      <w:lvlText w:val="%3."/>
+      <w:lvlJc w:val="right"/>
+      <w:pPr>
+        <w:ind w:left="3240" w:hanging="180"/>
+      </w:pPr>
+    </w:lvl>
+    <w:lvl w:ilvl="3" w:tplc="040E000F" w:tentative="1">
+      <w:start w:val="1"/>
+      <w:numFmt w:val="decimal"/>
+      <w:lvlText w:val="%4."/>
+      <w:lvlJc w:val="left"/>
+      <w:pPr>
+        <w:ind w:left="3960" w:hanging="360"/>
+      </w:pPr>
+    </w:lvl>
+    <w:lvl w:ilvl="4" w:tplc="040E0019" w:tentative="1">
+      <w:start w:val="1"/>
+      <w:numFmt w:val="lowerLetter"/>
+      <w:lvlText w:val="%5."/>
+      <w:lvlJc w:val="left"/>
+      <w:pPr>
+        <w:ind w:left="4680" w:hanging="360"/>
+      </w:pPr>
+    </w:lvl>
+    <w:lvl w:ilvl="5" w:tplc="040E001B" w:tentative="1">
+      <w:start w:val="1"/>
+      <w:numFmt w:val="lowerRoman"/>
+      <w:lvlText w:val="%6."/>
+      <w:lvlJc w:val="right"/>
+      <w:pPr>
+        <w:ind w:left="5400" w:hanging="180"/>
+      </w:pPr>
+    </w:lvl>
+    <w:lvl w:ilvl="6" w:tplc="040E000F" w:tentative="1">
+      <w:start w:val="1"/>
+      <w:numFmt w:val="decimal"/>
+      <w:lvlText w:val="%7."/>
+      <w:lvlJc w:val="left"/>
+      <w:pPr>
+        <w:ind w:left="6120" w:hanging="360"/>
+      </w:pPr>
+    </w:lvl>
+    <w:lvl w:ilvl="7" w:tplc="040E0019" w:tentative="1">
+      <w:start w:val="1"/>
+      <w:numFmt w:val="lowerLetter"/>
+      <w:lvlText w:val="%8."/>
+      <w:lvlJc w:val="left"/>
+      <w:pPr>
+        <w:ind w:left="6840" w:hanging="360"/>
+      </w:pPr>
+    </w:lvl>
+    <w:lvl w:ilvl="8" w:tplc="040E001B" w:tentative="1">
+      <w:start w:val="1"/>
+      <w:numFmt w:val="lowerRoman"/>
+      <w:lvlText w:val="%9."/>
+      <w:lvlJc w:val="right"/>
+      <w:pPr>
+        <w:ind w:left="7560" w:hanging="180"/>
+      </w:pPr>
+    </w:lvl>
+  </w:abstractNum>
+  <w:abstractNum w:abstractNumId="6" w15:restartNumberingAfterBreak="0">
     <w:nsid w:val="7EB83832"/>
     <w:multiLevelType w:val="multilevel"/>
     <w:tmpl w:val="A8F0A29A"/>
@@ -2784,7 +5219,7 @@
     <w:abstractNumId w:val="1"/>
   </w:num>
   <w:num w:numId="3" w16cid:durableId="232932999">
-    <w:abstractNumId w:val="5"/>
+    <w:abstractNumId w:val="6"/>
   </w:num>
   <w:num w:numId="4" w16cid:durableId="1180581283">
     <w:abstractNumId w:val="3"/>
@@ -2794,6 +5229,9 @@
   </w:num>
   <w:num w:numId="6" w16cid:durableId="2141995907">
     <w:abstractNumId w:val="0"/>
+  </w:num>
+  <w:num w:numId="7" w16cid:durableId="495612664">
+    <w:abstractNumId w:val="5"/>
   </w:num>
 </w:numbering>
 </file>

--- a/Telephoto.docx
+++ b/Telephoto.docx
@@ -215,20 +215,7 @@
       </w:r>
       <w:r>
         <w:br/>
-        <w:t>A „</w:t>
-      </w:r>
-      <w:proofErr w:type="spellStart"/>
-      <w:proofErr w:type="gramStart"/>
-      <w:r>
-        <w:t>Telephoto</w:t>
-      </w:r>
-      <w:proofErr w:type="spellEnd"/>
-      <w:r>
-        <w:t>”  adatbázisának</w:t>
-      </w:r>
-      <w:proofErr w:type="gramEnd"/>
-      <w:r>
-        <w:t xml:space="preserve"> feladata a posztok,</w:t>
+        <w:t>A „Telephoto”  adatbázisának feladata a posztok,</w:t>
       </w:r>
       <w:r>
         <w:t xml:space="preserve"> posztokkal való interakciók,</w:t>
@@ -237,23 +224,7 @@
         <w:t xml:space="preserve"> </w:t>
       </w:r>
       <w:r>
-        <w:t xml:space="preserve">posztokhoz tartozó fájl referenciák, posztokhoz tartozó kommentek, beszélgetési információk, beszélgetésekhez tartozó tagok, beszélgetés üzenetei, </w:t>
-      </w:r>
-      <w:proofErr w:type="spellStart"/>
-      <w:r>
-        <w:t>törölt</w:t>
-      </w:r>
-      <w:proofErr w:type="spellEnd"/>
-      <w:r>
-        <w:t xml:space="preserve"> képek, </w:t>
-      </w:r>
-      <w:proofErr w:type="spellStart"/>
-      <w:r>
-        <w:t>törölt</w:t>
-      </w:r>
-      <w:proofErr w:type="spellEnd"/>
-      <w:r>
-        <w:t xml:space="preserve"> posztok, és a felhasználók tárolása</w:t>
+        <w:t>posztokhoz tartozó fájl referenciák, posztokhoz tartozó kommentek, beszélgetési információk, beszélgetésekhez tartozó tagok, beszélgetés üzenetei, törölt képek, törölt posztok, és a felhasználók tárolása</w:t>
       </w:r>
       <w:r>
         <w:t>.</w:t>
@@ -307,23 +278,7 @@
         <w:t xml:space="preserve">Tárolt adatok: </w:t>
       </w:r>
       <w:r>
-        <w:t xml:space="preserve">felhasználók, posztok, kommentek, interakciók, beszélgetések, fájl referenciák, </w:t>
-      </w:r>
-      <w:proofErr w:type="spellStart"/>
-      <w:r>
-        <w:t>törölt</w:t>
-      </w:r>
-      <w:proofErr w:type="spellEnd"/>
-      <w:r>
-        <w:t xml:space="preserve"> posztok, </w:t>
-      </w:r>
-      <w:proofErr w:type="spellStart"/>
-      <w:r>
-        <w:t>törölt</w:t>
-      </w:r>
-      <w:proofErr w:type="spellEnd"/>
-      <w:r>
-        <w:t xml:space="preserve"> fájl referenciák</w:t>
+        <w:t>felhasználók, posztok, kommentek, interakciók, beszélgetések, fájl referenciák, törölt posztok, törölt fájl referenciák</w:t>
       </w:r>
     </w:p>
     <w:p>
@@ -430,87 +385,57 @@
           <w:numId w:val="2"/>
         </w:numPr>
       </w:pPr>
-      <w:proofErr w:type="spellStart"/>
+      <w:r>
+        <w:t>chats - chat_members N:M (egy beszélgetéshez több felhasználó tartozhat, és egy felhasználó több beszélgetéshez tartozhat)</w:t>
+      </w:r>
+    </w:p>
+    <w:p>
+      <w:pPr>
+        <w:pStyle w:val="Listaszerbekezds"/>
+        <w:numPr>
+          <w:ilvl w:val="2"/>
+          <w:numId w:val="2"/>
+        </w:numPr>
+      </w:pPr>
+      <w:r>
+        <w:t>chat_members - messages 1:N (egy felhasználóhoz több üzenet tartozhat)</w:t>
+      </w:r>
+    </w:p>
+    <w:p>
+      <w:pPr>
+        <w:pStyle w:val="Listaszerbekezds"/>
+        <w:numPr>
+          <w:ilvl w:val="1"/>
+          <w:numId w:val="2"/>
+        </w:numPr>
+      </w:pPr>
+      <w:r>
+        <w:t>Táblastruktúrák</w:t>
+      </w:r>
+    </w:p>
+    <w:p>
+      <w:pPr>
+        <w:pStyle w:val="Listaszerbekezds"/>
+        <w:numPr>
+          <w:ilvl w:val="2"/>
+          <w:numId w:val="2"/>
+        </w:numPr>
+      </w:pPr>
       <w:r>
         <w:t>chats</w:t>
       </w:r>
-      <w:proofErr w:type="spellEnd"/>
-      <w:r>
-        <w:t xml:space="preserve"> - </w:t>
-      </w:r>
-      <w:proofErr w:type="spellStart"/>
-      <w:r>
-        <w:t>chat_members</w:t>
-      </w:r>
-      <w:proofErr w:type="spellEnd"/>
-      <w:r>
-        <w:t xml:space="preserve"> N:M (egy beszélgetéshez több felhasználó tartozhat, és egy felhasználó több beszélgetéshez tartozhat)</w:t>
-      </w:r>
-    </w:p>
-    <w:p>
-      <w:pPr>
-        <w:pStyle w:val="Listaszerbekezds"/>
-        <w:numPr>
-          <w:ilvl w:val="2"/>
-          <w:numId w:val="2"/>
-        </w:numPr>
-      </w:pPr>
-      <w:proofErr w:type="spellStart"/>
-      <w:r>
-        <w:t>chat_members</w:t>
-      </w:r>
-      <w:proofErr w:type="spellEnd"/>
-      <w:r>
-        <w:t xml:space="preserve"> - </w:t>
-      </w:r>
-      <w:proofErr w:type="spellStart"/>
-      <w:r>
-        <w:t>messages</w:t>
-      </w:r>
-      <w:proofErr w:type="spellEnd"/>
-      <w:r>
-        <w:t xml:space="preserve"> 1:N (egy felhasználóhoz több üzenet tartozhat)</w:t>
-      </w:r>
-    </w:p>
-    <w:p>
-      <w:pPr>
-        <w:pStyle w:val="Listaszerbekezds"/>
-        <w:numPr>
-          <w:ilvl w:val="1"/>
-          <w:numId w:val="2"/>
-        </w:numPr>
-      </w:pPr>
-      <w:r>
-        <w:t>Táblastruktúrák</w:t>
-      </w:r>
-    </w:p>
-    <w:p>
-      <w:pPr>
-        <w:pStyle w:val="Listaszerbekezds"/>
-        <w:numPr>
-          <w:ilvl w:val="2"/>
-          <w:numId w:val="2"/>
-        </w:numPr>
-      </w:pPr>
-      <w:proofErr w:type="spellStart"/>
-      <w:r>
-        <w:t>chats</w:t>
-      </w:r>
-      <w:proofErr w:type="spellEnd"/>
-    </w:p>
-    <w:p>
-      <w:pPr>
-        <w:pStyle w:val="Listaszerbekezds"/>
-        <w:numPr>
-          <w:ilvl w:val="3"/>
-          <w:numId w:val="2"/>
-        </w:numPr>
-      </w:pPr>
-      <w:proofErr w:type="spellStart"/>
+    </w:p>
+    <w:p>
+      <w:pPr>
+        <w:pStyle w:val="Listaszerbekezds"/>
+        <w:numPr>
+          <w:ilvl w:val="3"/>
+          <w:numId w:val="2"/>
+        </w:numPr>
+      </w:pPr>
       <w:r>
         <w:t>chat_id</w:t>
       </w:r>
-      <w:proofErr w:type="spellEnd"/>
     </w:p>
     <w:p>
       <w:pPr>
@@ -568,11 +493,9 @@
           <w:numId w:val="2"/>
         </w:numPr>
       </w:pPr>
-      <w:proofErr w:type="spellStart"/>
       <w:r>
         <w:t>chat_name</w:t>
       </w:r>
-      <w:proofErr w:type="spellEnd"/>
     </w:p>
     <w:p>
       <w:pPr>
@@ -634,11 +557,9 @@
           <w:numId w:val="2"/>
         </w:numPr>
       </w:pPr>
-      <w:proofErr w:type="spellStart"/>
       <w:r>
         <w:t>chat_picture_link</w:t>
       </w:r>
-      <w:proofErr w:type="spellEnd"/>
     </w:p>
     <w:p>
       <w:pPr>
@@ -696,25 +617,21 @@
           <w:numId w:val="2"/>
         </w:numPr>
       </w:pPr>
-      <w:proofErr w:type="spellStart"/>
       <w:r>
         <w:t>users</w:t>
       </w:r>
-      <w:proofErr w:type="spellEnd"/>
-    </w:p>
-    <w:p>
-      <w:pPr>
-        <w:pStyle w:val="Listaszerbekezds"/>
-        <w:numPr>
-          <w:ilvl w:val="3"/>
-          <w:numId w:val="2"/>
-        </w:numPr>
-      </w:pPr>
-      <w:proofErr w:type="spellStart"/>
+    </w:p>
+    <w:p>
+      <w:pPr>
+        <w:pStyle w:val="Listaszerbekezds"/>
+        <w:numPr>
+          <w:ilvl w:val="3"/>
+          <w:numId w:val="2"/>
+        </w:numPr>
+      </w:pPr>
       <w:r>
         <w:t>user_id</w:t>
       </w:r>
-      <w:proofErr w:type="spellEnd"/>
     </w:p>
     <w:p>
       <w:pPr>
@@ -772,30 +689,20 @@
           <w:numId w:val="2"/>
         </w:numPr>
       </w:pPr>
-      <w:proofErr w:type="spellStart"/>
       <w:r>
         <w:t>username</w:t>
       </w:r>
-      <w:proofErr w:type="spellEnd"/>
-    </w:p>
-    <w:p>
-      <w:pPr>
-        <w:pStyle w:val="Listaszerbekezds"/>
-        <w:numPr>
-          <w:ilvl w:val="4"/>
-          <w:numId w:val="2"/>
-        </w:numPr>
-      </w:pPr>
-      <w:r>
-        <w:t xml:space="preserve">Adattípus: </w:t>
-      </w:r>
-      <w:proofErr w:type="gramStart"/>
-      <w:r>
-        <w:t>VARCHAR(</w:t>
-      </w:r>
-      <w:proofErr w:type="gramEnd"/>
-      <w:r>
-        <w:t>50)</w:t>
+    </w:p>
+    <w:p>
+      <w:pPr>
+        <w:pStyle w:val="Listaszerbekezds"/>
+        <w:numPr>
+          <w:ilvl w:val="4"/>
+          <w:numId w:val="2"/>
+        </w:numPr>
+      </w:pPr>
+      <w:r>
+        <w:t>Adattípus: VARCHAR(50)</w:t>
       </w:r>
     </w:p>
     <w:p>
@@ -818,30 +725,20 @@
           <w:numId w:val="2"/>
         </w:numPr>
       </w:pPr>
-      <w:proofErr w:type="spellStart"/>
       <w:r>
         <w:t>password_salt</w:t>
       </w:r>
-      <w:proofErr w:type="spellEnd"/>
-    </w:p>
-    <w:p>
-      <w:pPr>
-        <w:pStyle w:val="Listaszerbekezds"/>
-        <w:numPr>
-          <w:ilvl w:val="4"/>
-          <w:numId w:val="2"/>
-        </w:numPr>
-      </w:pPr>
-      <w:r>
-        <w:t xml:space="preserve">Adattípus: </w:t>
-      </w:r>
-      <w:proofErr w:type="gramStart"/>
-      <w:r>
-        <w:t>VARCHAR(</w:t>
-      </w:r>
-      <w:proofErr w:type="gramEnd"/>
-      <w:r>
-        <w:t>32)</w:t>
+    </w:p>
+    <w:p>
+      <w:pPr>
+        <w:pStyle w:val="Listaszerbekezds"/>
+        <w:numPr>
+          <w:ilvl w:val="4"/>
+          <w:numId w:val="2"/>
+        </w:numPr>
+      </w:pPr>
+      <w:r>
+        <w:t>Adattípus: VARCHAR(32)</w:t>
       </w:r>
     </w:p>
     <w:p>
@@ -864,30 +761,20 @@
           <w:numId w:val="2"/>
         </w:numPr>
       </w:pPr>
-      <w:proofErr w:type="spellStart"/>
       <w:r>
         <w:t>pasword_hash</w:t>
       </w:r>
-      <w:proofErr w:type="spellEnd"/>
-    </w:p>
-    <w:p>
-      <w:pPr>
-        <w:pStyle w:val="Listaszerbekezds"/>
-        <w:numPr>
-          <w:ilvl w:val="4"/>
-          <w:numId w:val="2"/>
-        </w:numPr>
-      </w:pPr>
-      <w:r>
-        <w:t xml:space="preserve">Adattípus: </w:t>
-      </w:r>
-      <w:proofErr w:type="gramStart"/>
-      <w:r>
-        <w:t>VARCHAR(</w:t>
-      </w:r>
-      <w:proofErr w:type="gramEnd"/>
-      <w:r>
-        <w:t>128)</w:t>
+    </w:p>
+    <w:p>
+      <w:pPr>
+        <w:pStyle w:val="Listaszerbekezds"/>
+        <w:numPr>
+          <w:ilvl w:val="4"/>
+          <w:numId w:val="2"/>
+        </w:numPr>
+      </w:pPr>
+      <w:r>
+        <w:t>Adattípus: VARCHAR(128)</w:t>
       </w:r>
     </w:p>
     <w:p>
@@ -923,15 +810,7 @@
         </w:numPr>
       </w:pPr>
       <w:r>
-        <w:t xml:space="preserve">Adattípus: </w:t>
-      </w:r>
-      <w:proofErr w:type="gramStart"/>
-      <w:r>
-        <w:t>VARCHAR(</w:t>
-      </w:r>
-      <w:proofErr w:type="gramEnd"/>
-      <w:r>
-        <w:t>100)</w:t>
+        <w:t>Adattípus: VARCHAR(100)</w:t>
       </w:r>
     </w:p>
     <w:p>
@@ -954,30 +833,20 @@
           <w:numId w:val="2"/>
         </w:numPr>
       </w:pPr>
-      <w:proofErr w:type="spellStart"/>
       <w:r>
         <w:t>profile_picture_link</w:t>
       </w:r>
-      <w:proofErr w:type="spellEnd"/>
-    </w:p>
-    <w:p>
-      <w:pPr>
-        <w:pStyle w:val="Listaszerbekezds"/>
-        <w:numPr>
-          <w:ilvl w:val="4"/>
-          <w:numId w:val="2"/>
-        </w:numPr>
-      </w:pPr>
-      <w:r>
-        <w:t xml:space="preserve">Adattípus: </w:t>
-      </w:r>
-      <w:proofErr w:type="gramStart"/>
-      <w:r>
-        <w:t>VARCHAR(</w:t>
-      </w:r>
-      <w:proofErr w:type="gramEnd"/>
-      <w:r>
-        <w:t>200)</w:t>
+    </w:p>
+    <w:p>
+      <w:pPr>
+        <w:pStyle w:val="Listaszerbekezds"/>
+        <w:numPr>
+          <w:ilvl w:val="4"/>
+          <w:numId w:val="2"/>
+        </w:numPr>
+      </w:pPr>
+      <w:r>
+        <w:t>Adattípus: VARCHAR(200)</w:t>
       </w:r>
     </w:p>
     <w:p>
@@ -1003,30 +872,20 @@
           <w:numId w:val="2"/>
         </w:numPr>
       </w:pPr>
-      <w:proofErr w:type="spellStart"/>
       <w:r>
         <w:t>biography</w:t>
       </w:r>
-      <w:proofErr w:type="spellEnd"/>
-    </w:p>
-    <w:p>
-      <w:pPr>
-        <w:pStyle w:val="Listaszerbekezds"/>
-        <w:numPr>
-          <w:ilvl w:val="4"/>
-          <w:numId w:val="2"/>
-        </w:numPr>
-      </w:pPr>
-      <w:r>
-        <w:t xml:space="preserve">Adattípus: </w:t>
-      </w:r>
-      <w:proofErr w:type="gramStart"/>
-      <w:r>
-        <w:t>VARCHAR(</w:t>
-      </w:r>
-      <w:proofErr w:type="gramEnd"/>
-      <w:r>
-        <w:t>500)</w:t>
+    </w:p>
+    <w:p>
+      <w:pPr>
+        <w:pStyle w:val="Listaszerbekezds"/>
+        <w:numPr>
+          <w:ilvl w:val="4"/>
+          <w:numId w:val="2"/>
+        </w:numPr>
+      </w:pPr>
+      <w:r>
+        <w:t>Adattípus: VARCHAR(500)</w:t>
       </w:r>
     </w:p>
     <w:p>
@@ -1052,11 +911,9 @@
           <w:numId w:val="2"/>
         </w:numPr>
       </w:pPr>
-      <w:proofErr w:type="spellStart"/>
       <w:r>
         <w:t>is_admin</w:t>
       </w:r>
-      <w:proofErr w:type="spellEnd"/>
     </w:p>
     <w:p>
       <w:pPr>
@@ -1090,11 +947,9 @@
           <w:numId w:val="2"/>
         </w:numPr>
       </w:pPr>
-      <w:proofErr w:type="spellStart"/>
       <w:r>
         <w:t>is_reported</w:t>
       </w:r>
-      <w:proofErr w:type="spellEnd"/>
     </w:p>
     <w:p>
       <w:pPr>
@@ -1141,11 +996,9 @@
           <w:numId w:val="2"/>
         </w:numPr>
       </w:pPr>
-      <w:proofErr w:type="spellStart"/>
       <w:r>
         <w:t>registration_date</w:t>
       </w:r>
-      <w:proofErr w:type="spellEnd"/>
     </w:p>
     <w:p>
       <w:pPr>
@@ -1179,25 +1032,21 @@
           <w:numId w:val="2"/>
         </w:numPr>
       </w:pPr>
-      <w:proofErr w:type="spellStart"/>
       <w:r>
         <w:t>posts</w:t>
       </w:r>
-      <w:proofErr w:type="spellEnd"/>
-    </w:p>
-    <w:p>
-      <w:pPr>
-        <w:pStyle w:val="Listaszerbekezds"/>
-        <w:numPr>
-          <w:ilvl w:val="3"/>
-          <w:numId w:val="2"/>
-        </w:numPr>
-      </w:pPr>
-      <w:proofErr w:type="spellStart"/>
+    </w:p>
+    <w:p>
+      <w:pPr>
+        <w:pStyle w:val="Listaszerbekezds"/>
+        <w:numPr>
+          <w:ilvl w:val="3"/>
+          <w:numId w:val="2"/>
+        </w:numPr>
+      </w:pPr>
       <w:r>
         <w:t>post_id</w:t>
       </w:r>
-      <w:proofErr w:type="spellEnd"/>
     </w:p>
     <w:p>
       <w:pPr>
@@ -1255,11 +1104,9 @@
           <w:numId w:val="2"/>
         </w:numPr>
       </w:pPr>
-      <w:proofErr w:type="spellStart"/>
       <w:r>
         <w:t>user_id</w:t>
       </w:r>
-      <w:proofErr w:type="spellEnd"/>
     </w:p>
     <w:p>
       <w:pPr>
@@ -1306,57 +1153,31 @@
         </w:numPr>
       </w:pPr>
       <w:r>
-        <w:t xml:space="preserve">Kapcsolat: </w:t>
-      </w:r>
-      <w:proofErr w:type="spellStart"/>
-      <w:r>
-        <w:t>users</w:t>
-      </w:r>
-      <w:proofErr w:type="spellEnd"/>
-      <w:r>
-        <w:t>(</w:t>
-      </w:r>
-      <w:proofErr w:type="spellStart"/>
-      <w:r>
-        <w:t>user_id</w:t>
-      </w:r>
-      <w:proofErr w:type="spellEnd"/>
-      <w:r>
-        <w:t>)</w:t>
-      </w:r>
-    </w:p>
-    <w:p>
-      <w:pPr>
-        <w:pStyle w:val="Listaszerbekezds"/>
-        <w:numPr>
-          <w:ilvl w:val="3"/>
-          <w:numId w:val="2"/>
-        </w:numPr>
-      </w:pPr>
-      <w:proofErr w:type="spellStart"/>
+        <w:t>Kapcsolat: users(user_id)</w:t>
+      </w:r>
+    </w:p>
+    <w:p>
+      <w:pPr>
+        <w:pStyle w:val="Listaszerbekezds"/>
+        <w:numPr>
+          <w:ilvl w:val="3"/>
+          <w:numId w:val="2"/>
+        </w:numPr>
+      </w:pPr>
       <w:r>
         <w:t>description</w:t>
       </w:r>
-      <w:proofErr w:type="spellEnd"/>
-    </w:p>
-    <w:p>
-      <w:pPr>
-        <w:pStyle w:val="Listaszerbekezds"/>
-        <w:numPr>
-          <w:ilvl w:val="4"/>
-          <w:numId w:val="2"/>
-        </w:numPr>
-      </w:pPr>
-      <w:r>
-        <w:t xml:space="preserve">Adattípus: </w:t>
-      </w:r>
-      <w:proofErr w:type="gramStart"/>
-      <w:r>
-        <w:t>VARCHAR(</w:t>
-      </w:r>
-      <w:proofErr w:type="gramEnd"/>
-      <w:r>
-        <w:t>500)</w:t>
+    </w:p>
+    <w:p>
+      <w:pPr>
+        <w:pStyle w:val="Listaszerbekezds"/>
+        <w:numPr>
+          <w:ilvl w:val="4"/>
+          <w:numId w:val="2"/>
+        </w:numPr>
+      </w:pPr>
+      <w:r>
+        <w:t>Adattípus: VARCHAR(500)</w:t>
       </w:r>
     </w:p>
     <w:p>
@@ -1379,11 +1200,9 @@
           <w:numId w:val="2"/>
         </w:numPr>
       </w:pPr>
-      <w:proofErr w:type="spellStart"/>
       <w:r>
         <w:t>tags</w:t>
       </w:r>
-      <w:proofErr w:type="spellEnd"/>
     </w:p>
     <w:p>
       <w:pPr>
@@ -1417,30 +1236,20 @@
           <w:numId w:val="2"/>
         </w:numPr>
       </w:pPr>
-      <w:proofErr w:type="spellStart"/>
       <w:r>
         <w:t>location</w:t>
       </w:r>
-      <w:proofErr w:type="spellEnd"/>
-    </w:p>
-    <w:p>
-      <w:pPr>
-        <w:pStyle w:val="Listaszerbekezds"/>
-        <w:numPr>
-          <w:ilvl w:val="4"/>
-          <w:numId w:val="2"/>
-        </w:numPr>
-      </w:pPr>
-      <w:r>
-        <w:t xml:space="preserve">Adattípus: </w:t>
-      </w:r>
-      <w:proofErr w:type="gramStart"/>
-      <w:r>
-        <w:t>VARCHAR(</w:t>
-      </w:r>
-      <w:proofErr w:type="gramEnd"/>
-      <w:r>
-        <w:t>176)</w:t>
+    </w:p>
+    <w:p>
+      <w:pPr>
+        <w:pStyle w:val="Listaszerbekezds"/>
+        <w:numPr>
+          <w:ilvl w:val="4"/>
+          <w:numId w:val="2"/>
+        </w:numPr>
+      </w:pPr>
+      <w:r>
+        <w:t>Adattípus: VARCHAR(176)</w:t>
       </w:r>
     </w:p>
     <w:p>
@@ -1463,11 +1272,9 @@
           <w:numId w:val="2"/>
         </w:numPr>
       </w:pPr>
-      <w:proofErr w:type="spellStart"/>
       <w:r>
         <w:t>latitude</w:t>
       </w:r>
-      <w:proofErr w:type="spellEnd"/>
     </w:p>
     <w:p>
       <w:pPr>
@@ -1501,11 +1308,9 @@
           <w:numId w:val="2"/>
         </w:numPr>
       </w:pPr>
-      <w:proofErr w:type="spellStart"/>
       <w:r>
         <w:t>longitude</w:t>
       </w:r>
-      <w:proofErr w:type="spellEnd"/>
     </w:p>
     <w:p>
       <w:pPr>
@@ -1539,11 +1344,9 @@
           <w:numId w:val="2"/>
         </w:numPr>
       </w:pPr>
-      <w:proofErr w:type="spellStart"/>
       <w:r>
         <w:t>creation_date</w:t>
       </w:r>
-      <w:proofErr w:type="spellEnd"/>
     </w:p>
     <w:p>
       <w:pPr>
@@ -1578,11 +1381,9 @@
           <w:numId w:val="2"/>
         </w:numPr>
       </w:pPr>
-      <w:proofErr w:type="spellStart"/>
       <w:r>
         <w:t>is_reported</w:t>
       </w:r>
-      <w:proofErr w:type="spellEnd"/>
     </w:p>
     <w:p>
       <w:pPr>
@@ -1628,25 +1429,21 @@
           <w:numId w:val="2"/>
         </w:numPr>
       </w:pPr>
-      <w:proofErr w:type="spellStart"/>
       <w:r>
         <w:t>pictures</w:t>
       </w:r>
-      <w:proofErr w:type="spellEnd"/>
-    </w:p>
-    <w:p>
-      <w:pPr>
-        <w:pStyle w:val="Listaszerbekezds"/>
-        <w:numPr>
-          <w:ilvl w:val="3"/>
-          <w:numId w:val="2"/>
-        </w:numPr>
-      </w:pPr>
-      <w:proofErr w:type="spellStart"/>
+    </w:p>
+    <w:p>
+      <w:pPr>
+        <w:pStyle w:val="Listaszerbekezds"/>
+        <w:numPr>
+          <w:ilvl w:val="3"/>
+          <w:numId w:val="2"/>
+        </w:numPr>
+      </w:pPr>
       <w:r>
         <w:t>picture_id</w:t>
       </w:r>
-      <w:proofErr w:type="spellEnd"/>
     </w:p>
     <w:p>
       <w:pPr>
@@ -1704,11 +1501,9 @@
           <w:numId w:val="2"/>
         </w:numPr>
       </w:pPr>
-      <w:proofErr w:type="spellStart"/>
       <w:r>
         <w:t>post_id</w:t>
       </w:r>
-      <w:proofErr w:type="spellEnd"/>
     </w:p>
     <w:p>
       <w:pPr>
@@ -1755,49 +1550,199 @@
         </w:numPr>
       </w:pPr>
       <w:r>
-        <w:t xml:space="preserve">Kapcsolat: </w:t>
-      </w:r>
-      <w:proofErr w:type="spellStart"/>
-      <w:r>
-        <w:t>posts</w:t>
-      </w:r>
-      <w:proofErr w:type="spellEnd"/>
-      <w:r>
-        <w:t>(</w:t>
-      </w:r>
-      <w:proofErr w:type="spellStart"/>
+        <w:t>Kapcsolat: posts(post_id)</w:t>
+      </w:r>
+    </w:p>
+    <w:p>
+      <w:pPr>
+        <w:pStyle w:val="Listaszerbekezds"/>
+        <w:numPr>
+          <w:ilvl w:val="3"/>
+          <w:numId w:val="2"/>
+        </w:numPr>
+      </w:pPr>
+      <w:r>
+        <w:t>picture_link</w:t>
+      </w:r>
+    </w:p>
+    <w:p>
+      <w:pPr>
+        <w:pStyle w:val="Listaszerbekezds"/>
+        <w:numPr>
+          <w:ilvl w:val="4"/>
+          <w:numId w:val="2"/>
+        </w:numPr>
+      </w:pPr>
+      <w:r>
+        <w:t>Adattípus: TEXT</w:t>
+      </w:r>
+    </w:p>
+    <w:p>
+      <w:pPr>
+        <w:pStyle w:val="Listaszerbekezds"/>
+        <w:numPr>
+          <w:ilvl w:val="4"/>
+          <w:numId w:val="2"/>
+        </w:numPr>
+      </w:pPr>
+      <w:r>
+        <w:t>Lehet null: NEM</w:t>
+      </w:r>
+    </w:p>
+    <w:p>
+      <w:pPr>
+        <w:pStyle w:val="Listaszerbekezds"/>
+        <w:numPr>
+          <w:ilvl w:val="2"/>
+          <w:numId w:val="2"/>
+        </w:numPr>
+      </w:pPr>
+      <w:r>
+        <w:t>interactions</w:t>
+      </w:r>
+    </w:p>
+    <w:p>
+      <w:pPr>
+        <w:pStyle w:val="Listaszerbekezds"/>
+        <w:numPr>
+          <w:ilvl w:val="3"/>
+          <w:numId w:val="2"/>
+        </w:numPr>
+      </w:pPr>
+      <w:r>
+        <w:t>interaction_id</w:t>
+      </w:r>
+    </w:p>
+    <w:p>
+      <w:pPr>
+        <w:pStyle w:val="Listaszerbekezds"/>
+        <w:numPr>
+          <w:ilvl w:val="4"/>
+          <w:numId w:val="2"/>
+        </w:numPr>
+      </w:pPr>
+      <w:r>
+        <w:t>Adattípus: INT</w:t>
+      </w:r>
+    </w:p>
+    <w:p>
+      <w:pPr>
+        <w:pStyle w:val="Listaszerbekezds"/>
+        <w:numPr>
+          <w:ilvl w:val="4"/>
+          <w:numId w:val="2"/>
+        </w:numPr>
+      </w:pPr>
+      <w:r>
+        <w:t>Lehet null: NEM</w:t>
+      </w:r>
+    </w:p>
+    <w:p>
+      <w:pPr>
+        <w:pStyle w:val="Listaszerbekezds"/>
+        <w:numPr>
+          <w:ilvl w:val="4"/>
+          <w:numId w:val="2"/>
+        </w:numPr>
+      </w:pPr>
+      <w:r>
+        <w:t>Kulcs: PRIMARY KEY</w:t>
+      </w:r>
+    </w:p>
+    <w:p>
+      <w:pPr>
+        <w:pStyle w:val="Listaszerbekezds"/>
+        <w:numPr>
+          <w:ilvl w:val="4"/>
+          <w:numId w:val="2"/>
+        </w:numPr>
+      </w:pPr>
+      <w:r>
+        <w:t>Egyéb: AUTO_INCREMENT</w:t>
+      </w:r>
+    </w:p>
+    <w:p>
+      <w:pPr>
+        <w:pStyle w:val="Listaszerbekezds"/>
+        <w:numPr>
+          <w:ilvl w:val="3"/>
+          <w:numId w:val="2"/>
+        </w:numPr>
+      </w:pPr>
+      <w:r>
+        <w:t>user_id</w:t>
+      </w:r>
+    </w:p>
+    <w:p>
+      <w:pPr>
+        <w:pStyle w:val="Listaszerbekezds"/>
+        <w:numPr>
+          <w:ilvl w:val="4"/>
+          <w:numId w:val="2"/>
+        </w:numPr>
+      </w:pPr>
+      <w:r>
+        <w:t>Adattípus: INT</w:t>
+      </w:r>
+    </w:p>
+    <w:p>
+      <w:pPr>
+        <w:pStyle w:val="Listaszerbekezds"/>
+        <w:numPr>
+          <w:ilvl w:val="4"/>
+          <w:numId w:val="2"/>
+        </w:numPr>
+      </w:pPr>
+      <w:r>
+        <w:t>Lehet null: NEM</w:t>
+      </w:r>
+    </w:p>
+    <w:p>
+      <w:pPr>
+        <w:pStyle w:val="Listaszerbekezds"/>
+        <w:numPr>
+          <w:ilvl w:val="4"/>
+          <w:numId w:val="2"/>
+        </w:numPr>
+      </w:pPr>
+      <w:r>
+        <w:t>Kulcs: FOREIGN KEY</w:t>
+      </w:r>
+    </w:p>
+    <w:p>
+      <w:pPr>
+        <w:pStyle w:val="Listaszerbekezds"/>
+        <w:numPr>
+          <w:ilvl w:val="4"/>
+          <w:numId w:val="2"/>
+        </w:numPr>
+      </w:pPr>
+      <w:r>
+        <w:t>Kapcsolat: users(user_id)</w:t>
+      </w:r>
+    </w:p>
+    <w:p>
+      <w:pPr>
+        <w:pStyle w:val="Listaszerbekezds"/>
+        <w:numPr>
+          <w:ilvl w:val="3"/>
+          <w:numId w:val="2"/>
+        </w:numPr>
+      </w:pPr>
       <w:r>
         <w:t>post_id</w:t>
       </w:r>
-      <w:proofErr w:type="spellEnd"/>
-      <w:r>
-        <w:t>)</w:t>
-      </w:r>
-    </w:p>
-    <w:p>
-      <w:pPr>
-        <w:pStyle w:val="Listaszerbekezds"/>
-        <w:numPr>
-          <w:ilvl w:val="3"/>
-          <w:numId w:val="2"/>
-        </w:numPr>
-      </w:pPr>
-      <w:proofErr w:type="spellStart"/>
-      <w:r>
-        <w:t>picture_link</w:t>
-      </w:r>
-      <w:proofErr w:type="spellEnd"/>
-    </w:p>
-    <w:p>
-      <w:pPr>
-        <w:pStyle w:val="Listaszerbekezds"/>
-        <w:numPr>
-          <w:ilvl w:val="4"/>
-          <w:numId w:val="2"/>
-        </w:numPr>
-      </w:pPr>
-      <w:r>
-        <w:t>Adattípus: TEXT</w:t>
+    </w:p>
+    <w:p>
+      <w:pPr>
+        <w:pStyle w:val="Listaszerbekezds"/>
+        <w:numPr>
+          <w:ilvl w:val="4"/>
+          <w:numId w:val="2"/>
+        </w:numPr>
+      </w:pPr>
+      <w:r>
+        <w:t>Adattípus: INT</w:t>
       </w:r>
     </w:p>
     <w:p>
@@ -1816,29 +1761,146 @@
       <w:pPr>
         <w:pStyle w:val="Listaszerbekezds"/>
         <w:numPr>
+          <w:ilvl w:val="4"/>
+          <w:numId w:val="2"/>
+        </w:numPr>
+      </w:pPr>
+      <w:r>
+        <w:t>Kulcs: FOREIGN KEY</w:t>
+      </w:r>
+    </w:p>
+    <w:p>
+      <w:pPr>
+        <w:pStyle w:val="Listaszerbekezds"/>
+        <w:numPr>
+          <w:ilvl w:val="4"/>
+          <w:numId w:val="2"/>
+        </w:numPr>
+      </w:pPr>
+      <w:r>
+        <w:lastRenderedPageBreak/>
+        <w:t>Kapcsolat: posts(post_id)</w:t>
+      </w:r>
+    </w:p>
+    <w:p>
+      <w:pPr>
+        <w:pStyle w:val="Listaszerbekezds"/>
+        <w:numPr>
+          <w:ilvl w:val="3"/>
+          <w:numId w:val="2"/>
+        </w:numPr>
+      </w:pPr>
+      <w:r>
+        <w:t>upvote</w:t>
+      </w:r>
+    </w:p>
+    <w:p>
+      <w:pPr>
+        <w:pStyle w:val="Listaszerbekezds"/>
+        <w:numPr>
+          <w:ilvl w:val="4"/>
+          <w:numId w:val="2"/>
+        </w:numPr>
+      </w:pPr>
+      <w:r>
+        <w:t>Adattípus: BOOLEAN</w:t>
+      </w:r>
+    </w:p>
+    <w:p>
+      <w:pPr>
+        <w:pStyle w:val="Listaszerbekezds"/>
+        <w:numPr>
+          <w:ilvl w:val="4"/>
+          <w:numId w:val="2"/>
+        </w:numPr>
+      </w:pPr>
+      <w:r>
+        <w:t>Lehet null: NEM</w:t>
+      </w:r>
+    </w:p>
+    <w:p>
+      <w:pPr>
+        <w:pStyle w:val="Listaszerbekezds"/>
+        <w:numPr>
+          <w:ilvl w:val="4"/>
+          <w:numId w:val="2"/>
+        </w:numPr>
+      </w:pPr>
+      <w:r>
+        <w:t>Egyéb: DEFATULT FALSE</w:t>
+      </w:r>
+    </w:p>
+    <w:p>
+      <w:pPr>
+        <w:pStyle w:val="Listaszerbekezds"/>
+        <w:numPr>
+          <w:ilvl w:val="3"/>
+          <w:numId w:val="2"/>
+        </w:numPr>
+      </w:pPr>
+      <w:r>
+        <w:t>downvote</w:t>
+      </w:r>
+    </w:p>
+    <w:p>
+      <w:pPr>
+        <w:pStyle w:val="Listaszerbekezds"/>
+        <w:numPr>
+          <w:ilvl w:val="4"/>
+          <w:numId w:val="2"/>
+        </w:numPr>
+      </w:pPr>
+      <w:r>
+        <w:t>Adattípus: BOOLEAN</w:t>
+      </w:r>
+    </w:p>
+    <w:p>
+      <w:pPr>
+        <w:pStyle w:val="Listaszerbekezds"/>
+        <w:numPr>
+          <w:ilvl w:val="4"/>
+          <w:numId w:val="2"/>
+        </w:numPr>
+      </w:pPr>
+      <w:r>
+        <w:t>Lehet null: NEM</w:t>
+      </w:r>
+    </w:p>
+    <w:p>
+      <w:pPr>
+        <w:pStyle w:val="Listaszerbekezds"/>
+        <w:numPr>
+          <w:ilvl w:val="4"/>
+          <w:numId w:val="2"/>
+        </w:numPr>
+      </w:pPr>
+      <w:r>
+        <w:t>Egyéb: DEFATULT FALSE</w:t>
+      </w:r>
+    </w:p>
+    <w:p>
+      <w:pPr>
+        <w:pStyle w:val="Listaszerbekezds"/>
+        <w:numPr>
           <w:ilvl w:val="2"/>
           <w:numId w:val="2"/>
         </w:numPr>
       </w:pPr>
-      <w:proofErr w:type="spellStart"/>
-      <w:r>
-        <w:t>interactions</w:t>
-      </w:r>
-      <w:proofErr w:type="spellEnd"/>
-    </w:p>
-    <w:p>
-      <w:pPr>
-        <w:pStyle w:val="Listaszerbekezds"/>
-        <w:numPr>
-          <w:ilvl w:val="3"/>
-          <w:numId w:val="2"/>
-        </w:numPr>
-      </w:pPr>
-      <w:proofErr w:type="spellStart"/>
-      <w:r>
-        <w:t>interaction_id</w:t>
-      </w:r>
-      <w:proofErr w:type="spellEnd"/>
+      <w:r>
+        <w:t>favorites</w:t>
+      </w:r>
+    </w:p>
+    <w:p>
+      <w:pPr>
+        <w:pStyle w:val="Listaszerbekezds"/>
+        <w:numPr>
+          <w:ilvl w:val="3"/>
+          <w:numId w:val="2"/>
+        </w:numPr>
+      </w:pPr>
+      <w:r>
+        <w:t>post_id</w:t>
+      </w:r>
     </w:p>
     <w:p>
       <w:pPr>
@@ -1873,6 +1935,186 @@
         </w:numPr>
       </w:pPr>
       <w:r>
+        <w:t>Kulcs: FOREIGN KEY</w:t>
+      </w:r>
+    </w:p>
+    <w:p>
+      <w:pPr>
+        <w:pStyle w:val="Listaszerbekezds"/>
+        <w:numPr>
+          <w:ilvl w:val="4"/>
+          <w:numId w:val="2"/>
+        </w:numPr>
+      </w:pPr>
+      <w:r>
+        <w:t>Kapcsolat: posts(post_id)</w:t>
+      </w:r>
+    </w:p>
+    <w:p>
+      <w:pPr>
+        <w:pStyle w:val="Listaszerbekezds"/>
+        <w:numPr>
+          <w:ilvl w:val="3"/>
+          <w:numId w:val="2"/>
+        </w:numPr>
+      </w:pPr>
+      <w:r>
+        <w:t>user_id</w:t>
+      </w:r>
+    </w:p>
+    <w:p>
+      <w:pPr>
+        <w:pStyle w:val="Listaszerbekezds"/>
+        <w:numPr>
+          <w:ilvl w:val="4"/>
+          <w:numId w:val="2"/>
+        </w:numPr>
+      </w:pPr>
+      <w:r>
+        <w:t>Adattípus: INT</w:t>
+      </w:r>
+    </w:p>
+    <w:p>
+      <w:pPr>
+        <w:pStyle w:val="Listaszerbekezds"/>
+        <w:numPr>
+          <w:ilvl w:val="4"/>
+          <w:numId w:val="2"/>
+        </w:numPr>
+      </w:pPr>
+      <w:r>
+        <w:t>Lehet null: NEM</w:t>
+      </w:r>
+    </w:p>
+    <w:p>
+      <w:pPr>
+        <w:pStyle w:val="Listaszerbekezds"/>
+        <w:numPr>
+          <w:ilvl w:val="4"/>
+          <w:numId w:val="2"/>
+        </w:numPr>
+      </w:pPr>
+      <w:r>
+        <w:t>Kulcs: FOREIGN KEY</w:t>
+      </w:r>
+    </w:p>
+    <w:p>
+      <w:pPr>
+        <w:pStyle w:val="Listaszerbekezds"/>
+        <w:numPr>
+          <w:ilvl w:val="4"/>
+          <w:numId w:val="2"/>
+        </w:numPr>
+      </w:pPr>
+      <w:r>
+        <w:t>Kapcsolat: users(user_id)</w:t>
+      </w:r>
+    </w:p>
+    <w:p>
+      <w:pPr>
+        <w:pStyle w:val="Listaszerbekezds"/>
+        <w:numPr>
+          <w:ilvl w:val="3"/>
+          <w:numId w:val="2"/>
+        </w:numPr>
+      </w:pPr>
+      <w:r>
+        <w:t>is_favorited</w:t>
+      </w:r>
+    </w:p>
+    <w:p>
+      <w:pPr>
+        <w:pStyle w:val="Listaszerbekezds"/>
+        <w:numPr>
+          <w:ilvl w:val="4"/>
+          <w:numId w:val="2"/>
+        </w:numPr>
+      </w:pPr>
+      <w:r>
+        <w:t>Adattípus: BOOLEAN</w:t>
+      </w:r>
+    </w:p>
+    <w:p>
+      <w:pPr>
+        <w:pStyle w:val="Listaszerbekezds"/>
+        <w:numPr>
+          <w:ilvl w:val="4"/>
+          <w:numId w:val="2"/>
+        </w:numPr>
+      </w:pPr>
+      <w:r>
+        <w:t>Lehet null: NEM</w:t>
+      </w:r>
+    </w:p>
+    <w:p>
+      <w:pPr>
+        <w:pStyle w:val="Listaszerbekezds"/>
+        <w:numPr>
+          <w:ilvl w:val="4"/>
+          <w:numId w:val="2"/>
+        </w:numPr>
+      </w:pPr>
+      <w:r>
+        <w:t>Egyéb: DEFATULT FALSE</w:t>
+      </w:r>
+    </w:p>
+    <w:p>
+      <w:pPr>
+        <w:pStyle w:val="Listaszerbekezds"/>
+        <w:numPr>
+          <w:ilvl w:val="2"/>
+          <w:numId w:val="2"/>
+        </w:numPr>
+      </w:pPr>
+      <w:r>
+        <w:t>comments</w:t>
+      </w:r>
+    </w:p>
+    <w:p>
+      <w:pPr>
+        <w:pStyle w:val="Listaszerbekezds"/>
+        <w:numPr>
+          <w:ilvl w:val="3"/>
+          <w:numId w:val="2"/>
+        </w:numPr>
+      </w:pPr>
+      <w:r>
+        <w:t>comment_id</w:t>
+      </w:r>
+    </w:p>
+    <w:p>
+      <w:pPr>
+        <w:pStyle w:val="Listaszerbekezds"/>
+        <w:numPr>
+          <w:ilvl w:val="4"/>
+          <w:numId w:val="2"/>
+        </w:numPr>
+      </w:pPr>
+      <w:r>
+        <w:t>Adattípus: INT</w:t>
+      </w:r>
+    </w:p>
+    <w:p>
+      <w:pPr>
+        <w:pStyle w:val="Listaszerbekezds"/>
+        <w:numPr>
+          <w:ilvl w:val="4"/>
+          <w:numId w:val="2"/>
+        </w:numPr>
+      </w:pPr>
+      <w:r>
+        <w:t>Lehet null: NEM</w:t>
+      </w:r>
+    </w:p>
+    <w:p>
+      <w:pPr>
+        <w:pStyle w:val="Listaszerbekezds"/>
+        <w:numPr>
+          <w:ilvl w:val="4"/>
+          <w:numId w:val="2"/>
+        </w:numPr>
+      </w:pPr>
+      <w:r>
         <w:t>Kulcs: PRIMARY KEY</w:t>
       </w:r>
     </w:p>
@@ -1896,11 +2138,9 @@
           <w:numId w:val="2"/>
         </w:numPr>
       </w:pPr>
-      <w:proofErr w:type="spellStart"/>
       <w:r>
         <w:t>user_id</w:t>
       </w:r>
-      <w:proofErr w:type="spellEnd"/>
     </w:p>
     <w:p>
       <w:pPr>
@@ -1947,38 +2187,21 @@
         </w:numPr>
       </w:pPr>
       <w:r>
-        <w:t xml:space="preserve">Kapcsolat: </w:t>
-      </w:r>
-      <w:proofErr w:type="spellStart"/>
-      <w:r>
-        <w:t>users</w:t>
-      </w:r>
-      <w:proofErr w:type="spellEnd"/>
-      <w:r>
-        <w:t>(</w:t>
-      </w:r>
-      <w:proofErr w:type="spellStart"/>
-      <w:r>
-        <w:t>user_id</w:t>
-      </w:r>
-      <w:proofErr w:type="spellEnd"/>
-      <w:r>
-        <w:t>)</w:t>
-      </w:r>
-    </w:p>
-    <w:p>
-      <w:pPr>
-        <w:pStyle w:val="Listaszerbekezds"/>
-        <w:numPr>
-          <w:ilvl w:val="3"/>
-          <w:numId w:val="2"/>
-        </w:numPr>
-      </w:pPr>
-      <w:proofErr w:type="spellStart"/>
+        <w:lastRenderedPageBreak/>
+        <w:t>Kapcsolat: users(user_id)</w:t>
+      </w:r>
+    </w:p>
+    <w:p>
+      <w:pPr>
+        <w:pStyle w:val="Listaszerbekezds"/>
+        <w:numPr>
+          <w:ilvl w:val="3"/>
+          <w:numId w:val="2"/>
+        </w:numPr>
+      </w:pPr>
       <w:r>
         <w:t>post_id</w:t>
       </w:r>
-      <w:proofErr w:type="spellEnd"/>
     </w:p>
     <w:p>
       <w:pPr>
@@ -2025,39 +2248,92 @@
         </w:numPr>
       </w:pPr>
       <w:r>
-        <w:lastRenderedPageBreak/>
-        <w:t xml:space="preserve">Kapcsolat: </w:t>
-      </w:r>
-      <w:proofErr w:type="spellStart"/>
-      <w:r>
-        <w:t>posts</w:t>
-      </w:r>
-      <w:proofErr w:type="spellEnd"/>
-      <w:r>
-        <w:t>(</w:t>
-      </w:r>
-      <w:proofErr w:type="spellStart"/>
-      <w:r>
-        <w:t>post_id</w:t>
-      </w:r>
-      <w:proofErr w:type="spellEnd"/>
-      <w:r>
-        <w:t>)</w:t>
-      </w:r>
-    </w:p>
-    <w:p>
-      <w:pPr>
-        <w:pStyle w:val="Listaszerbekezds"/>
-        <w:numPr>
-          <w:ilvl w:val="3"/>
-          <w:numId w:val="2"/>
-        </w:numPr>
-      </w:pPr>
-      <w:proofErr w:type="spellStart"/>
-      <w:r>
-        <w:t>upvote</w:t>
-      </w:r>
-      <w:proofErr w:type="spellEnd"/>
+        <w:t>Kapcsolat: posts(post_id)</w:t>
+      </w:r>
+    </w:p>
+    <w:p>
+      <w:pPr>
+        <w:pStyle w:val="Listaszerbekezds"/>
+        <w:numPr>
+          <w:ilvl w:val="3"/>
+          <w:numId w:val="2"/>
+        </w:numPr>
+      </w:pPr>
+      <w:r>
+        <w:t>comment_content</w:t>
+      </w:r>
+    </w:p>
+    <w:p>
+      <w:pPr>
+        <w:pStyle w:val="Listaszerbekezds"/>
+        <w:numPr>
+          <w:ilvl w:val="4"/>
+          <w:numId w:val="2"/>
+        </w:numPr>
+      </w:pPr>
+      <w:r>
+        <w:t>Adattípus: VARCHAR(150)</w:t>
+      </w:r>
+    </w:p>
+    <w:p>
+      <w:pPr>
+        <w:pStyle w:val="Listaszerbekezds"/>
+        <w:numPr>
+          <w:ilvl w:val="4"/>
+          <w:numId w:val="2"/>
+        </w:numPr>
+      </w:pPr>
+      <w:r>
+        <w:t>Lehet null: NEM</w:t>
+      </w:r>
+    </w:p>
+    <w:p>
+      <w:pPr>
+        <w:pStyle w:val="Listaszerbekezds"/>
+        <w:numPr>
+          <w:ilvl w:val="3"/>
+          <w:numId w:val="2"/>
+        </w:numPr>
+      </w:pPr>
+      <w:r>
+        <w:t>comment_date</w:t>
+      </w:r>
+    </w:p>
+    <w:p>
+      <w:pPr>
+        <w:pStyle w:val="Listaszerbekezds"/>
+        <w:numPr>
+          <w:ilvl w:val="4"/>
+          <w:numId w:val="2"/>
+        </w:numPr>
+      </w:pPr>
+      <w:r>
+        <w:t>Adattípus: TIMESTAMP</w:t>
+      </w:r>
+    </w:p>
+    <w:p>
+      <w:pPr>
+        <w:pStyle w:val="Listaszerbekezds"/>
+        <w:numPr>
+          <w:ilvl w:val="4"/>
+          <w:numId w:val="2"/>
+        </w:numPr>
+      </w:pPr>
+      <w:r>
+        <w:t>Lehet null: NEM</w:t>
+      </w:r>
+    </w:p>
+    <w:p>
+      <w:pPr>
+        <w:pStyle w:val="Listaszerbekezds"/>
+        <w:numPr>
+          <w:ilvl w:val="3"/>
+          <w:numId w:val="2"/>
+        </w:numPr>
+      </w:pPr>
+      <w:r>
+        <w:t>is_reported</w:t>
+      </w:r>
     </w:p>
     <w:p>
       <w:pPr>
@@ -2099,26 +2375,36 @@
       <w:pPr>
         <w:pStyle w:val="Listaszerbekezds"/>
         <w:numPr>
-          <w:ilvl w:val="3"/>
-          <w:numId w:val="2"/>
-        </w:numPr>
-      </w:pPr>
-      <w:proofErr w:type="spellStart"/>
-      <w:r>
-        <w:t>downvote</w:t>
-      </w:r>
-      <w:proofErr w:type="spellEnd"/>
-    </w:p>
-    <w:p>
-      <w:pPr>
-        <w:pStyle w:val="Listaszerbekezds"/>
-        <w:numPr>
-          <w:ilvl w:val="4"/>
-          <w:numId w:val="2"/>
-        </w:numPr>
-      </w:pPr>
-      <w:r>
-        <w:t>Adattípus: BOOLEAN</w:t>
+          <w:ilvl w:val="2"/>
+          <w:numId w:val="2"/>
+        </w:numPr>
+      </w:pPr>
+      <w:r>
+        <w:t>chats</w:t>
+      </w:r>
+    </w:p>
+    <w:p>
+      <w:pPr>
+        <w:pStyle w:val="Listaszerbekezds"/>
+        <w:numPr>
+          <w:ilvl w:val="3"/>
+          <w:numId w:val="2"/>
+        </w:numPr>
+      </w:pPr>
+      <w:r>
+        <w:t>chat_id</w:t>
+      </w:r>
+    </w:p>
+    <w:p>
+      <w:pPr>
+        <w:pStyle w:val="Listaszerbekezds"/>
+        <w:numPr>
+          <w:ilvl w:val="4"/>
+          <w:numId w:val="2"/>
+        </w:numPr>
+      </w:pPr>
+      <w:r>
+        <w:t>Adattípus: INT</w:t>
       </w:r>
     </w:p>
     <w:p>
@@ -2142,7 +2428,91 @@
         </w:numPr>
       </w:pPr>
       <w:r>
-        <w:t>Egyéb: DEFATULT FALSE</w:t>
+        <w:t>Kulcs: PRIMARY KEY</w:t>
+      </w:r>
+    </w:p>
+    <w:p>
+      <w:pPr>
+        <w:pStyle w:val="Listaszerbekezds"/>
+        <w:numPr>
+          <w:ilvl w:val="4"/>
+          <w:numId w:val="2"/>
+        </w:numPr>
+      </w:pPr>
+      <w:r>
+        <w:t>Egyéb: AUTO_INCREMENT</w:t>
+      </w:r>
+    </w:p>
+    <w:p>
+      <w:pPr>
+        <w:pStyle w:val="Listaszerbekezds"/>
+        <w:numPr>
+          <w:ilvl w:val="3"/>
+          <w:numId w:val="2"/>
+        </w:numPr>
+      </w:pPr>
+      <w:r>
+        <w:t>chat_name</w:t>
+      </w:r>
+    </w:p>
+    <w:p>
+      <w:pPr>
+        <w:pStyle w:val="Listaszerbekezds"/>
+        <w:numPr>
+          <w:ilvl w:val="4"/>
+          <w:numId w:val="2"/>
+        </w:numPr>
+      </w:pPr>
+      <w:r>
+        <w:t>Adattípus: VARCHAR(50)</w:t>
+      </w:r>
+    </w:p>
+    <w:p>
+      <w:pPr>
+        <w:pStyle w:val="Listaszerbekezds"/>
+        <w:numPr>
+          <w:ilvl w:val="4"/>
+          <w:numId w:val="2"/>
+        </w:numPr>
+      </w:pPr>
+      <w:r>
+        <w:t>Lehet null: NEM</w:t>
+      </w:r>
+    </w:p>
+    <w:p>
+      <w:pPr>
+        <w:pStyle w:val="Listaszerbekezds"/>
+        <w:numPr>
+          <w:ilvl w:val="3"/>
+          <w:numId w:val="2"/>
+        </w:numPr>
+      </w:pPr>
+      <w:r>
+        <w:t>chat_picture_link</w:t>
+      </w:r>
+    </w:p>
+    <w:p>
+      <w:pPr>
+        <w:pStyle w:val="Listaszerbekezds"/>
+        <w:numPr>
+          <w:ilvl w:val="4"/>
+          <w:numId w:val="2"/>
+        </w:numPr>
+      </w:pPr>
+      <w:r>
+        <w:t>Adattípus: VARCHAR(200)</w:t>
+      </w:r>
+    </w:p>
+    <w:p>
+      <w:pPr>
+        <w:pStyle w:val="Listaszerbekezds"/>
+        <w:numPr>
+          <w:ilvl w:val="4"/>
+          <w:numId w:val="2"/>
+        </w:numPr>
+      </w:pPr>
+      <w:r>
+        <w:t>Lehet null: IGEN</w:t>
       </w:r>
     </w:p>
     <w:p>
@@ -2153,25 +2523,21 @@
           <w:numId w:val="2"/>
         </w:numPr>
       </w:pPr>
-      <w:proofErr w:type="spellStart"/>
-      <w:r>
-        <w:t>favorites</w:t>
-      </w:r>
-      <w:proofErr w:type="spellEnd"/>
-    </w:p>
-    <w:p>
-      <w:pPr>
-        <w:pStyle w:val="Listaszerbekezds"/>
-        <w:numPr>
-          <w:ilvl w:val="3"/>
-          <w:numId w:val="2"/>
-        </w:numPr>
-      </w:pPr>
-      <w:proofErr w:type="spellStart"/>
-      <w:r>
-        <w:t>post_id</w:t>
-      </w:r>
-      <w:proofErr w:type="spellEnd"/>
+      <w:r>
+        <w:t>chat_members</w:t>
+      </w:r>
+    </w:p>
+    <w:p>
+      <w:pPr>
+        <w:pStyle w:val="Listaszerbekezds"/>
+        <w:numPr>
+          <w:ilvl w:val="3"/>
+          <w:numId w:val="2"/>
+        </w:numPr>
+      </w:pPr>
+      <w:r>
+        <w:t>member_id</w:t>
+      </w:r>
     </w:p>
     <w:p>
       <w:pPr>
@@ -2206,226 +2572,6 @@
         </w:numPr>
       </w:pPr>
       <w:r>
-        <w:t>Kulcs: FOREIGN KEY</w:t>
-      </w:r>
-    </w:p>
-    <w:p>
-      <w:pPr>
-        <w:pStyle w:val="Listaszerbekezds"/>
-        <w:numPr>
-          <w:ilvl w:val="4"/>
-          <w:numId w:val="2"/>
-        </w:numPr>
-      </w:pPr>
-      <w:r>
-        <w:t xml:space="preserve">Kapcsolat: </w:t>
-      </w:r>
-      <w:proofErr w:type="spellStart"/>
-      <w:r>
-        <w:t>posts</w:t>
-      </w:r>
-      <w:proofErr w:type="spellEnd"/>
-      <w:r>
-        <w:t>(</w:t>
-      </w:r>
-      <w:proofErr w:type="spellStart"/>
-      <w:r>
-        <w:t>post_id</w:t>
-      </w:r>
-      <w:proofErr w:type="spellEnd"/>
-      <w:r>
-        <w:t>)</w:t>
-      </w:r>
-    </w:p>
-    <w:p>
-      <w:pPr>
-        <w:pStyle w:val="Listaszerbekezds"/>
-        <w:numPr>
-          <w:ilvl w:val="3"/>
-          <w:numId w:val="2"/>
-        </w:numPr>
-      </w:pPr>
-      <w:proofErr w:type="spellStart"/>
-      <w:r>
-        <w:t>user_id</w:t>
-      </w:r>
-      <w:proofErr w:type="spellEnd"/>
-    </w:p>
-    <w:p>
-      <w:pPr>
-        <w:pStyle w:val="Listaszerbekezds"/>
-        <w:numPr>
-          <w:ilvl w:val="4"/>
-          <w:numId w:val="2"/>
-        </w:numPr>
-      </w:pPr>
-      <w:r>
-        <w:t>Adattípus: INT</w:t>
-      </w:r>
-    </w:p>
-    <w:p>
-      <w:pPr>
-        <w:pStyle w:val="Listaszerbekezds"/>
-        <w:numPr>
-          <w:ilvl w:val="4"/>
-          <w:numId w:val="2"/>
-        </w:numPr>
-      </w:pPr>
-      <w:r>
-        <w:t>Lehet null: NEM</w:t>
-      </w:r>
-    </w:p>
-    <w:p>
-      <w:pPr>
-        <w:pStyle w:val="Listaszerbekezds"/>
-        <w:numPr>
-          <w:ilvl w:val="4"/>
-          <w:numId w:val="2"/>
-        </w:numPr>
-      </w:pPr>
-      <w:r>
-        <w:t>Kulcs: FOREIGN KEY</w:t>
-      </w:r>
-    </w:p>
-    <w:p>
-      <w:pPr>
-        <w:pStyle w:val="Listaszerbekezds"/>
-        <w:numPr>
-          <w:ilvl w:val="4"/>
-          <w:numId w:val="2"/>
-        </w:numPr>
-      </w:pPr>
-      <w:r>
-        <w:t xml:space="preserve">Kapcsolat: </w:t>
-      </w:r>
-      <w:proofErr w:type="spellStart"/>
-      <w:r>
-        <w:t>users</w:t>
-      </w:r>
-      <w:proofErr w:type="spellEnd"/>
-      <w:r>
-        <w:t>(</w:t>
-      </w:r>
-      <w:proofErr w:type="spellStart"/>
-      <w:r>
-        <w:t>user_id</w:t>
-      </w:r>
-      <w:proofErr w:type="spellEnd"/>
-      <w:r>
-        <w:t>)</w:t>
-      </w:r>
-    </w:p>
-    <w:p>
-      <w:pPr>
-        <w:pStyle w:val="Listaszerbekezds"/>
-        <w:numPr>
-          <w:ilvl w:val="3"/>
-          <w:numId w:val="2"/>
-        </w:numPr>
-      </w:pPr>
-      <w:proofErr w:type="spellStart"/>
-      <w:r>
-        <w:t>is_favorited</w:t>
-      </w:r>
-      <w:proofErr w:type="spellEnd"/>
-    </w:p>
-    <w:p>
-      <w:pPr>
-        <w:pStyle w:val="Listaszerbekezds"/>
-        <w:numPr>
-          <w:ilvl w:val="4"/>
-          <w:numId w:val="2"/>
-        </w:numPr>
-      </w:pPr>
-      <w:r>
-        <w:t>Adattípus: BOOLEAN</w:t>
-      </w:r>
-    </w:p>
-    <w:p>
-      <w:pPr>
-        <w:pStyle w:val="Listaszerbekezds"/>
-        <w:numPr>
-          <w:ilvl w:val="4"/>
-          <w:numId w:val="2"/>
-        </w:numPr>
-      </w:pPr>
-      <w:r>
-        <w:t>Lehet null: NEM</w:t>
-      </w:r>
-    </w:p>
-    <w:p>
-      <w:pPr>
-        <w:pStyle w:val="Listaszerbekezds"/>
-        <w:numPr>
-          <w:ilvl w:val="4"/>
-          <w:numId w:val="2"/>
-        </w:numPr>
-      </w:pPr>
-      <w:r>
-        <w:t>Egyéb: DEFATULT FALSE</w:t>
-      </w:r>
-    </w:p>
-    <w:p>
-      <w:pPr>
-        <w:pStyle w:val="Listaszerbekezds"/>
-        <w:numPr>
-          <w:ilvl w:val="2"/>
-          <w:numId w:val="2"/>
-        </w:numPr>
-      </w:pPr>
-      <w:proofErr w:type="spellStart"/>
-      <w:r>
-        <w:t>comments</w:t>
-      </w:r>
-      <w:proofErr w:type="spellEnd"/>
-    </w:p>
-    <w:p>
-      <w:pPr>
-        <w:pStyle w:val="Listaszerbekezds"/>
-        <w:numPr>
-          <w:ilvl w:val="3"/>
-          <w:numId w:val="2"/>
-        </w:numPr>
-      </w:pPr>
-      <w:proofErr w:type="spellStart"/>
-      <w:r>
-        <w:t>comment_id</w:t>
-      </w:r>
-      <w:proofErr w:type="spellEnd"/>
-    </w:p>
-    <w:p>
-      <w:pPr>
-        <w:pStyle w:val="Listaszerbekezds"/>
-        <w:numPr>
-          <w:ilvl w:val="4"/>
-          <w:numId w:val="2"/>
-        </w:numPr>
-      </w:pPr>
-      <w:r>
-        <w:t>Adattípus: INT</w:t>
-      </w:r>
-    </w:p>
-    <w:p>
-      <w:pPr>
-        <w:pStyle w:val="Listaszerbekezds"/>
-        <w:numPr>
-          <w:ilvl w:val="4"/>
-          <w:numId w:val="2"/>
-        </w:numPr>
-      </w:pPr>
-      <w:r>
-        <w:t>Lehet null: NEM</w:t>
-      </w:r>
-    </w:p>
-    <w:p>
-      <w:pPr>
-        <w:pStyle w:val="Listaszerbekezds"/>
-        <w:numPr>
-          <w:ilvl w:val="4"/>
-          <w:numId w:val="2"/>
-        </w:numPr>
-      </w:pPr>
-      <w:r>
         <w:t>Kulcs: PRIMARY KEY</w:t>
       </w:r>
     </w:p>
@@ -2449,553 +2595,10 @@
           <w:numId w:val="2"/>
         </w:numPr>
       </w:pPr>
-      <w:proofErr w:type="spellStart"/>
-      <w:r>
-        <w:t>user_id</w:t>
-      </w:r>
-      <w:proofErr w:type="spellEnd"/>
-    </w:p>
-    <w:p>
-      <w:pPr>
-        <w:pStyle w:val="Listaszerbekezds"/>
-        <w:numPr>
-          <w:ilvl w:val="4"/>
-          <w:numId w:val="2"/>
-        </w:numPr>
-      </w:pPr>
-      <w:r>
-        <w:t>Adattípus: INT</w:t>
-      </w:r>
-    </w:p>
-    <w:p>
-      <w:pPr>
-        <w:pStyle w:val="Listaszerbekezds"/>
-        <w:numPr>
-          <w:ilvl w:val="4"/>
-          <w:numId w:val="2"/>
-        </w:numPr>
-      </w:pPr>
-      <w:r>
-        <w:t>Lehet null: NEM</w:t>
-      </w:r>
-    </w:p>
-    <w:p>
-      <w:pPr>
-        <w:pStyle w:val="Listaszerbekezds"/>
-        <w:numPr>
-          <w:ilvl w:val="4"/>
-          <w:numId w:val="2"/>
-        </w:numPr>
-      </w:pPr>
-      <w:r>
-        <w:t>Kulcs: FOREIGN KEY</w:t>
-      </w:r>
-    </w:p>
-    <w:p>
-      <w:pPr>
-        <w:pStyle w:val="Listaszerbekezds"/>
-        <w:numPr>
-          <w:ilvl w:val="4"/>
-          <w:numId w:val="2"/>
-        </w:numPr>
-      </w:pPr>
-      <w:r>
-        <w:lastRenderedPageBreak/>
-        <w:t xml:space="preserve">Kapcsolat: </w:t>
-      </w:r>
-      <w:proofErr w:type="spellStart"/>
-      <w:r>
-        <w:t>users</w:t>
-      </w:r>
-      <w:proofErr w:type="spellEnd"/>
-      <w:r>
-        <w:t>(</w:t>
-      </w:r>
-      <w:proofErr w:type="spellStart"/>
-      <w:r>
-        <w:t>user_id</w:t>
-      </w:r>
-      <w:proofErr w:type="spellEnd"/>
-      <w:r>
-        <w:t>)</w:t>
-      </w:r>
-    </w:p>
-    <w:p>
-      <w:pPr>
-        <w:pStyle w:val="Listaszerbekezds"/>
-        <w:numPr>
-          <w:ilvl w:val="3"/>
-          <w:numId w:val="2"/>
-        </w:numPr>
-      </w:pPr>
-      <w:proofErr w:type="spellStart"/>
-      <w:r>
-        <w:t>post_id</w:t>
-      </w:r>
-      <w:proofErr w:type="spellEnd"/>
-    </w:p>
-    <w:p>
-      <w:pPr>
-        <w:pStyle w:val="Listaszerbekezds"/>
-        <w:numPr>
-          <w:ilvl w:val="4"/>
-          <w:numId w:val="2"/>
-        </w:numPr>
-      </w:pPr>
-      <w:r>
-        <w:t>Adattípus: INT</w:t>
-      </w:r>
-    </w:p>
-    <w:p>
-      <w:pPr>
-        <w:pStyle w:val="Listaszerbekezds"/>
-        <w:numPr>
-          <w:ilvl w:val="4"/>
-          <w:numId w:val="2"/>
-        </w:numPr>
-      </w:pPr>
-      <w:r>
-        <w:t>Lehet null: NEM</w:t>
-      </w:r>
-    </w:p>
-    <w:p>
-      <w:pPr>
-        <w:pStyle w:val="Listaszerbekezds"/>
-        <w:numPr>
-          <w:ilvl w:val="4"/>
-          <w:numId w:val="2"/>
-        </w:numPr>
-      </w:pPr>
-      <w:r>
-        <w:t>Kulcs: FOREIGN KEY</w:t>
-      </w:r>
-    </w:p>
-    <w:p>
-      <w:pPr>
-        <w:pStyle w:val="Listaszerbekezds"/>
-        <w:numPr>
-          <w:ilvl w:val="4"/>
-          <w:numId w:val="2"/>
-        </w:numPr>
-      </w:pPr>
-      <w:r>
-        <w:t xml:space="preserve">Kapcsolat: </w:t>
-      </w:r>
-      <w:proofErr w:type="spellStart"/>
-      <w:r>
-        <w:t>posts</w:t>
-      </w:r>
-      <w:proofErr w:type="spellEnd"/>
-      <w:r>
-        <w:t>(</w:t>
-      </w:r>
-      <w:proofErr w:type="spellStart"/>
-      <w:r>
-        <w:t>post_id</w:t>
-      </w:r>
-      <w:proofErr w:type="spellEnd"/>
-      <w:r>
-        <w:t>)</w:t>
-      </w:r>
-    </w:p>
-    <w:p>
-      <w:pPr>
-        <w:pStyle w:val="Listaszerbekezds"/>
-        <w:numPr>
-          <w:ilvl w:val="3"/>
-          <w:numId w:val="2"/>
-        </w:numPr>
-      </w:pPr>
-      <w:proofErr w:type="spellStart"/>
-      <w:r>
-        <w:t>comment_content</w:t>
-      </w:r>
-      <w:proofErr w:type="spellEnd"/>
-    </w:p>
-    <w:p>
-      <w:pPr>
-        <w:pStyle w:val="Listaszerbekezds"/>
-        <w:numPr>
-          <w:ilvl w:val="4"/>
-          <w:numId w:val="2"/>
-        </w:numPr>
-      </w:pPr>
-      <w:r>
-        <w:t xml:space="preserve">Adattípus: </w:t>
-      </w:r>
-      <w:proofErr w:type="gramStart"/>
-      <w:r>
-        <w:t>VARCHAR(</w:t>
-      </w:r>
-      <w:proofErr w:type="gramEnd"/>
-      <w:r>
-        <w:t>150)</w:t>
-      </w:r>
-    </w:p>
-    <w:p>
-      <w:pPr>
-        <w:pStyle w:val="Listaszerbekezds"/>
-        <w:numPr>
-          <w:ilvl w:val="4"/>
-          <w:numId w:val="2"/>
-        </w:numPr>
-      </w:pPr>
-      <w:r>
-        <w:t>Lehet null: NEM</w:t>
-      </w:r>
-    </w:p>
-    <w:p>
-      <w:pPr>
-        <w:pStyle w:val="Listaszerbekezds"/>
-        <w:numPr>
-          <w:ilvl w:val="3"/>
-          <w:numId w:val="2"/>
-        </w:numPr>
-      </w:pPr>
-      <w:proofErr w:type="spellStart"/>
-      <w:r>
-        <w:t>comment_date</w:t>
-      </w:r>
-      <w:proofErr w:type="spellEnd"/>
-    </w:p>
-    <w:p>
-      <w:pPr>
-        <w:pStyle w:val="Listaszerbekezds"/>
-        <w:numPr>
-          <w:ilvl w:val="4"/>
-          <w:numId w:val="2"/>
-        </w:numPr>
-      </w:pPr>
-      <w:r>
-        <w:t xml:space="preserve">Adattípus: </w:t>
-      </w:r>
-      <w:r>
-        <w:t>TIMESTAMP</w:t>
-      </w:r>
-    </w:p>
-    <w:p>
-      <w:pPr>
-        <w:pStyle w:val="Listaszerbekezds"/>
-        <w:numPr>
-          <w:ilvl w:val="4"/>
-          <w:numId w:val="2"/>
-        </w:numPr>
-      </w:pPr>
-      <w:r>
-        <w:t>Lehet null: NEM</w:t>
-      </w:r>
-    </w:p>
-    <w:p>
-      <w:pPr>
-        <w:pStyle w:val="Listaszerbekezds"/>
-        <w:numPr>
-          <w:ilvl w:val="3"/>
-          <w:numId w:val="2"/>
-        </w:numPr>
-      </w:pPr>
-      <w:proofErr w:type="spellStart"/>
-      <w:r>
-        <w:t>is_reported</w:t>
-      </w:r>
-      <w:proofErr w:type="spellEnd"/>
-    </w:p>
-    <w:p>
-      <w:pPr>
-        <w:pStyle w:val="Listaszerbekezds"/>
-        <w:numPr>
-          <w:ilvl w:val="4"/>
-          <w:numId w:val="2"/>
-        </w:numPr>
-      </w:pPr>
-      <w:r>
-        <w:t>Adattípus: BOOLEAN</w:t>
-      </w:r>
-    </w:p>
-    <w:p>
-      <w:pPr>
-        <w:pStyle w:val="Listaszerbekezds"/>
-        <w:numPr>
-          <w:ilvl w:val="4"/>
-          <w:numId w:val="2"/>
-        </w:numPr>
-      </w:pPr>
-      <w:r>
-        <w:t>Lehet null: NEM</w:t>
-      </w:r>
-    </w:p>
-    <w:p>
-      <w:pPr>
-        <w:pStyle w:val="Listaszerbekezds"/>
-        <w:numPr>
-          <w:ilvl w:val="4"/>
-          <w:numId w:val="2"/>
-        </w:numPr>
-      </w:pPr>
-      <w:r>
-        <w:t>Egyéb: DEFATULT FALSE</w:t>
-      </w:r>
-    </w:p>
-    <w:p>
-      <w:pPr>
-        <w:pStyle w:val="Listaszerbekezds"/>
-        <w:numPr>
-          <w:ilvl w:val="2"/>
-          <w:numId w:val="2"/>
-        </w:numPr>
-      </w:pPr>
-      <w:proofErr w:type="spellStart"/>
-      <w:r>
-        <w:t>chats</w:t>
-      </w:r>
-      <w:proofErr w:type="spellEnd"/>
-    </w:p>
-    <w:p>
-      <w:pPr>
-        <w:pStyle w:val="Listaszerbekezds"/>
-        <w:numPr>
-          <w:ilvl w:val="3"/>
-          <w:numId w:val="2"/>
-        </w:numPr>
-      </w:pPr>
-      <w:proofErr w:type="spellStart"/>
-      <w:r>
-        <w:t>chat_id</w:t>
-      </w:r>
-      <w:proofErr w:type="spellEnd"/>
-    </w:p>
-    <w:p>
-      <w:pPr>
-        <w:pStyle w:val="Listaszerbekezds"/>
-        <w:numPr>
-          <w:ilvl w:val="4"/>
-          <w:numId w:val="2"/>
-        </w:numPr>
-      </w:pPr>
-      <w:r>
-        <w:t>Adattípus: INT</w:t>
-      </w:r>
-    </w:p>
-    <w:p>
-      <w:pPr>
-        <w:pStyle w:val="Listaszerbekezds"/>
-        <w:numPr>
-          <w:ilvl w:val="4"/>
-          <w:numId w:val="2"/>
-        </w:numPr>
-      </w:pPr>
-      <w:r>
-        <w:t>Lehet null: NEM</w:t>
-      </w:r>
-    </w:p>
-    <w:p>
-      <w:pPr>
-        <w:pStyle w:val="Listaszerbekezds"/>
-        <w:numPr>
-          <w:ilvl w:val="4"/>
-          <w:numId w:val="2"/>
-        </w:numPr>
-      </w:pPr>
-      <w:r>
-        <w:t>Kulcs: PRIMARY KEY</w:t>
-      </w:r>
-    </w:p>
-    <w:p>
-      <w:pPr>
-        <w:pStyle w:val="Listaszerbekezds"/>
-        <w:numPr>
-          <w:ilvl w:val="4"/>
-          <w:numId w:val="2"/>
-        </w:numPr>
-      </w:pPr>
-      <w:r>
-        <w:t>Egyéb: AUTO_INCREMENT</w:t>
-      </w:r>
-    </w:p>
-    <w:p>
-      <w:pPr>
-        <w:pStyle w:val="Listaszerbekezds"/>
-        <w:numPr>
-          <w:ilvl w:val="3"/>
-          <w:numId w:val="2"/>
-        </w:numPr>
-      </w:pPr>
-      <w:proofErr w:type="spellStart"/>
-      <w:r>
-        <w:t>chat_name</w:t>
-      </w:r>
-      <w:proofErr w:type="spellEnd"/>
-    </w:p>
-    <w:p>
-      <w:pPr>
-        <w:pStyle w:val="Listaszerbekezds"/>
-        <w:numPr>
-          <w:ilvl w:val="4"/>
-          <w:numId w:val="2"/>
-        </w:numPr>
-      </w:pPr>
-      <w:r>
-        <w:t xml:space="preserve">Adattípus: </w:t>
-      </w:r>
-      <w:proofErr w:type="gramStart"/>
-      <w:r>
-        <w:t>VARCHAR(</w:t>
-      </w:r>
-      <w:proofErr w:type="gramEnd"/>
-      <w:r>
-        <w:t>50)</w:t>
-      </w:r>
-    </w:p>
-    <w:p>
-      <w:pPr>
-        <w:pStyle w:val="Listaszerbekezds"/>
-        <w:numPr>
-          <w:ilvl w:val="4"/>
-          <w:numId w:val="2"/>
-        </w:numPr>
-      </w:pPr>
-      <w:r>
-        <w:t>Lehet null: NEM</w:t>
-      </w:r>
-    </w:p>
-    <w:p>
-      <w:pPr>
-        <w:pStyle w:val="Listaszerbekezds"/>
-        <w:numPr>
-          <w:ilvl w:val="3"/>
-          <w:numId w:val="2"/>
-        </w:numPr>
-      </w:pPr>
-      <w:proofErr w:type="spellStart"/>
-      <w:r>
-        <w:t>chat</w:t>
-      </w:r>
-      <w:r>
-        <w:t>_picture_link</w:t>
-      </w:r>
-      <w:proofErr w:type="spellEnd"/>
-    </w:p>
-    <w:p>
-      <w:pPr>
-        <w:pStyle w:val="Listaszerbekezds"/>
-        <w:numPr>
-          <w:ilvl w:val="4"/>
-          <w:numId w:val="2"/>
-        </w:numPr>
-      </w:pPr>
-      <w:r>
-        <w:t xml:space="preserve">Adattípus: </w:t>
-      </w:r>
-      <w:proofErr w:type="gramStart"/>
-      <w:r>
-        <w:t>VARCHAR(</w:t>
-      </w:r>
-      <w:proofErr w:type="gramEnd"/>
-      <w:r>
-        <w:t>200)</w:t>
-      </w:r>
-    </w:p>
-    <w:p>
-      <w:pPr>
-        <w:pStyle w:val="Listaszerbekezds"/>
-        <w:numPr>
-          <w:ilvl w:val="4"/>
-          <w:numId w:val="2"/>
-        </w:numPr>
-      </w:pPr>
-      <w:r>
-        <w:t>Lehet null: IGEN</w:t>
-      </w:r>
-    </w:p>
-    <w:p>
-      <w:pPr>
-        <w:pStyle w:val="Listaszerbekezds"/>
-        <w:numPr>
-          <w:ilvl w:val="2"/>
-          <w:numId w:val="2"/>
-        </w:numPr>
-      </w:pPr>
-      <w:proofErr w:type="spellStart"/>
-      <w:r>
-        <w:t>chat_members</w:t>
-      </w:r>
-      <w:proofErr w:type="spellEnd"/>
-    </w:p>
-    <w:p>
-      <w:pPr>
-        <w:pStyle w:val="Listaszerbekezds"/>
-        <w:numPr>
-          <w:ilvl w:val="3"/>
-          <w:numId w:val="2"/>
-        </w:numPr>
-      </w:pPr>
-      <w:proofErr w:type="spellStart"/>
-      <w:r>
-        <w:t>member_id</w:t>
-      </w:r>
-      <w:proofErr w:type="spellEnd"/>
-    </w:p>
-    <w:p>
-      <w:pPr>
-        <w:pStyle w:val="Listaszerbekezds"/>
-        <w:numPr>
-          <w:ilvl w:val="4"/>
-          <w:numId w:val="2"/>
-        </w:numPr>
-      </w:pPr>
-      <w:r>
-        <w:t>Adattípus: INT</w:t>
-      </w:r>
-    </w:p>
-    <w:p>
-      <w:pPr>
-        <w:pStyle w:val="Listaszerbekezds"/>
-        <w:numPr>
-          <w:ilvl w:val="4"/>
-          <w:numId w:val="2"/>
-        </w:numPr>
-      </w:pPr>
-      <w:r>
-        <w:t>Lehet null: NEM</w:t>
-      </w:r>
-    </w:p>
-    <w:p>
-      <w:pPr>
-        <w:pStyle w:val="Listaszerbekezds"/>
-        <w:numPr>
-          <w:ilvl w:val="4"/>
-          <w:numId w:val="2"/>
-        </w:numPr>
-      </w:pPr>
-      <w:r>
-        <w:t>Kulcs: PRIMARY KEY</w:t>
-      </w:r>
-    </w:p>
-    <w:p>
-      <w:pPr>
-        <w:pStyle w:val="Listaszerbekezds"/>
-        <w:numPr>
-          <w:ilvl w:val="4"/>
-          <w:numId w:val="2"/>
-        </w:numPr>
-      </w:pPr>
-      <w:r>
-        <w:t>Egyéb: AUTO_INCREMENT</w:t>
-      </w:r>
-    </w:p>
-    <w:p>
-      <w:pPr>
-        <w:pStyle w:val="Listaszerbekezds"/>
-        <w:numPr>
-          <w:ilvl w:val="3"/>
-          <w:numId w:val="2"/>
-        </w:numPr>
-      </w:pPr>
-      <w:proofErr w:type="spellStart"/>
       <w:r>
         <w:lastRenderedPageBreak/>
         <w:t>chat_id</w:t>
       </w:r>
-      <w:proofErr w:type="spellEnd"/>
     </w:p>
     <w:p>
       <w:pPr>
@@ -3042,41 +2645,20 @@
         </w:numPr>
       </w:pPr>
       <w:r>
-        <w:t xml:space="preserve">Kapcsolat: </w:t>
-      </w:r>
-      <w:proofErr w:type="spellStart"/>
-      <w:r>
-        <w:t>chats</w:t>
-      </w:r>
-      <w:proofErr w:type="spellEnd"/>
-      <w:r>
-        <w:t>(</w:t>
-      </w:r>
-      <w:proofErr w:type="spellStart"/>
-      <w:r>
-        <w:t>chat</w:t>
-      </w:r>
-      <w:r>
-        <w:t>_id</w:t>
-      </w:r>
-      <w:proofErr w:type="spellEnd"/>
-      <w:r>
-        <w:t>)</w:t>
-      </w:r>
-    </w:p>
-    <w:p>
-      <w:pPr>
-        <w:pStyle w:val="Listaszerbekezds"/>
-        <w:numPr>
-          <w:ilvl w:val="3"/>
-          <w:numId w:val="2"/>
-        </w:numPr>
-      </w:pPr>
-      <w:proofErr w:type="spellStart"/>
+        <w:t>Kapcsolat: chats(chat_id)</w:t>
+      </w:r>
+    </w:p>
+    <w:p>
+      <w:pPr>
+        <w:pStyle w:val="Listaszerbekezds"/>
+        <w:numPr>
+          <w:ilvl w:val="3"/>
+          <w:numId w:val="2"/>
+        </w:numPr>
+      </w:pPr>
       <w:r>
         <w:t>user_id</w:t>
       </w:r>
-      <w:proofErr w:type="spellEnd"/>
     </w:p>
     <w:p>
       <w:pPr>
@@ -3123,23 +2705,536 @@
         </w:numPr>
       </w:pPr>
       <w:r>
-        <w:t xml:space="preserve">Kapcsolat: </w:t>
-      </w:r>
-      <w:proofErr w:type="spellStart"/>
-      <w:r>
-        <w:t>users</w:t>
-      </w:r>
-      <w:proofErr w:type="spellEnd"/>
-      <w:r>
-        <w:t>(</w:t>
-      </w:r>
-      <w:proofErr w:type="spellStart"/>
+        <w:t>Kapcsolat: users(user_id)</w:t>
+      </w:r>
+    </w:p>
+    <w:p>
+      <w:pPr>
+        <w:pStyle w:val="Listaszerbekezds"/>
+        <w:numPr>
+          <w:ilvl w:val="2"/>
+          <w:numId w:val="2"/>
+        </w:numPr>
+      </w:pPr>
+      <w:r>
+        <w:t>messages</w:t>
+      </w:r>
+    </w:p>
+    <w:p>
+      <w:pPr>
+        <w:pStyle w:val="Listaszerbekezds"/>
+        <w:numPr>
+          <w:ilvl w:val="3"/>
+          <w:numId w:val="2"/>
+        </w:numPr>
+      </w:pPr>
+      <w:r>
+        <w:t>member_id</w:t>
+      </w:r>
+    </w:p>
+    <w:p>
+      <w:pPr>
+        <w:pStyle w:val="Listaszerbekezds"/>
+        <w:numPr>
+          <w:ilvl w:val="4"/>
+          <w:numId w:val="2"/>
+        </w:numPr>
+      </w:pPr>
+      <w:r>
+        <w:t>Adattípus: INT</w:t>
+      </w:r>
+    </w:p>
+    <w:p>
+      <w:pPr>
+        <w:pStyle w:val="Listaszerbekezds"/>
+        <w:numPr>
+          <w:ilvl w:val="4"/>
+          <w:numId w:val="2"/>
+        </w:numPr>
+      </w:pPr>
+      <w:r>
+        <w:t>Lehet null: NEM</w:t>
+      </w:r>
+    </w:p>
+    <w:p>
+      <w:pPr>
+        <w:pStyle w:val="Listaszerbekezds"/>
+        <w:numPr>
+          <w:ilvl w:val="4"/>
+          <w:numId w:val="2"/>
+        </w:numPr>
+      </w:pPr>
+      <w:r>
+        <w:t>Kulcs: FOREIGN KEY</w:t>
+      </w:r>
+    </w:p>
+    <w:p>
+      <w:pPr>
+        <w:pStyle w:val="Listaszerbekezds"/>
+        <w:numPr>
+          <w:ilvl w:val="4"/>
+          <w:numId w:val="2"/>
+        </w:numPr>
+      </w:pPr>
+      <w:r>
+        <w:t>Kapcsolat: chat_members(member_id)</w:t>
+      </w:r>
+    </w:p>
+    <w:p>
+      <w:pPr>
+        <w:pStyle w:val="Listaszerbekezds"/>
+        <w:numPr>
+          <w:ilvl w:val="3"/>
+          <w:numId w:val="2"/>
+        </w:numPr>
+      </w:pPr>
+      <w:r>
+        <w:t>message</w:t>
+      </w:r>
+    </w:p>
+    <w:p>
+      <w:pPr>
+        <w:pStyle w:val="Listaszerbekezds"/>
+        <w:numPr>
+          <w:ilvl w:val="4"/>
+          <w:numId w:val="2"/>
+        </w:numPr>
+      </w:pPr>
+      <w:r>
+        <w:t>Adattípus: VARCHAR(200)</w:t>
+      </w:r>
+    </w:p>
+    <w:p>
+      <w:pPr>
+        <w:pStyle w:val="Listaszerbekezds"/>
+        <w:numPr>
+          <w:ilvl w:val="4"/>
+          <w:numId w:val="2"/>
+        </w:numPr>
+      </w:pPr>
+      <w:r>
+        <w:t>Lehet null: NEM</w:t>
+      </w:r>
+    </w:p>
+    <w:p>
+      <w:pPr>
+        <w:pStyle w:val="Listaszerbekezds"/>
+        <w:numPr>
+          <w:ilvl w:val="3"/>
+          <w:numId w:val="2"/>
+        </w:numPr>
+      </w:pPr>
+      <w:r>
+        <w:t>message_date</w:t>
+      </w:r>
+    </w:p>
+    <w:p>
+      <w:pPr>
+        <w:pStyle w:val="Listaszerbekezds"/>
+        <w:numPr>
+          <w:ilvl w:val="4"/>
+          <w:numId w:val="2"/>
+        </w:numPr>
+      </w:pPr>
+      <w:r>
+        <w:t>Adattípus: DATETIME</w:t>
+      </w:r>
+    </w:p>
+    <w:p>
+      <w:pPr>
+        <w:pStyle w:val="Listaszerbekezds"/>
+        <w:numPr>
+          <w:ilvl w:val="4"/>
+          <w:numId w:val="2"/>
+        </w:numPr>
+      </w:pPr>
+      <w:r>
+        <w:t>Lehet null: NEM</w:t>
+      </w:r>
+    </w:p>
+    <w:p>
+      <w:pPr>
+        <w:pStyle w:val="Listaszerbekezds"/>
+        <w:numPr>
+          <w:ilvl w:val="2"/>
+          <w:numId w:val="2"/>
+        </w:numPr>
+      </w:pPr>
+      <w:r>
+        <w:t>deleted_posts</w:t>
+      </w:r>
+    </w:p>
+    <w:p>
+      <w:pPr>
+        <w:pStyle w:val="Listaszerbekezds"/>
+        <w:numPr>
+          <w:ilvl w:val="3"/>
+          <w:numId w:val="2"/>
+        </w:numPr>
+      </w:pPr>
+      <w:r>
+        <w:t>post_id</w:t>
+      </w:r>
+    </w:p>
+    <w:p>
+      <w:pPr>
+        <w:pStyle w:val="Listaszerbekezds"/>
+        <w:numPr>
+          <w:ilvl w:val="4"/>
+          <w:numId w:val="2"/>
+        </w:numPr>
+      </w:pPr>
+      <w:r>
+        <w:t>Adattípus: INT</w:t>
+      </w:r>
+    </w:p>
+    <w:p>
+      <w:pPr>
+        <w:pStyle w:val="Listaszerbekezds"/>
+        <w:numPr>
+          <w:ilvl w:val="4"/>
+          <w:numId w:val="2"/>
+        </w:numPr>
+      </w:pPr>
+      <w:r>
+        <w:t>Lehet null: NEM</w:t>
+      </w:r>
+    </w:p>
+    <w:p>
+      <w:pPr>
+        <w:pStyle w:val="Listaszerbekezds"/>
+        <w:numPr>
+          <w:ilvl w:val="4"/>
+          <w:numId w:val="2"/>
+        </w:numPr>
+      </w:pPr>
+      <w:r>
+        <w:t>Kulcs: PRIMARY KEY</w:t>
+      </w:r>
+    </w:p>
+    <w:p>
+      <w:pPr>
+        <w:pStyle w:val="Listaszerbekezds"/>
+        <w:numPr>
+          <w:ilvl w:val="4"/>
+          <w:numId w:val="2"/>
+        </w:numPr>
+      </w:pPr>
+      <w:r>
+        <w:t>Egyéb: AUTO_INCREMENT</w:t>
+      </w:r>
+    </w:p>
+    <w:p>
+      <w:pPr>
+        <w:pStyle w:val="Listaszerbekezds"/>
+        <w:numPr>
+          <w:ilvl w:val="3"/>
+          <w:numId w:val="2"/>
+        </w:numPr>
+      </w:pPr>
       <w:r>
         <w:t>user_id</w:t>
       </w:r>
-      <w:proofErr w:type="spellEnd"/>
-      <w:r>
-        <w:t>)</w:t>
+    </w:p>
+    <w:p>
+      <w:pPr>
+        <w:pStyle w:val="Listaszerbekezds"/>
+        <w:numPr>
+          <w:ilvl w:val="4"/>
+          <w:numId w:val="2"/>
+        </w:numPr>
+      </w:pPr>
+      <w:r>
+        <w:t>Adattípus: INT</w:t>
+      </w:r>
+    </w:p>
+    <w:p>
+      <w:pPr>
+        <w:pStyle w:val="Listaszerbekezds"/>
+        <w:numPr>
+          <w:ilvl w:val="4"/>
+          <w:numId w:val="2"/>
+        </w:numPr>
+      </w:pPr>
+      <w:r>
+        <w:t>Lehet null: NEM</w:t>
+      </w:r>
+    </w:p>
+    <w:p>
+      <w:pPr>
+        <w:pStyle w:val="Listaszerbekezds"/>
+        <w:numPr>
+          <w:ilvl w:val="4"/>
+          <w:numId w:val="2"/>
+        </w:numPr>
+      </w:pPr>
+      <w:r>
+        <w:t>Kulcs: FOREIGN KEY</w:t>
+      </w:r>
+    </w:p>
+    <w:p>
+      <w:pPr>
+        <w:pStyle w:val="Listaszerbekezds"/>
+        <w:numPr>
+          <w:ilvl w:val="4"/>
+          <w:numId w:val="2"/>
+        </w:numPr>
+      </w:pPr>
+      <w:r>
+        <w:t>Kapcsolat: users(user_id)</w:t>
+      </w:r>
+    </w:p>
+    <w:p>
+      <w:pPr>
+        <w:pStyle w:val="Listaszerbekezds"/>
+        <w:numPr>
+          <w:ilvl w:val="3"/>
+          <w:numId w:val="2"/>
+        </w:numPr>
+      </w:pPr>
+      <w:r>
+        <w:t>description</w:t>
+      </w:r>
+    </w:p>
+    <w:p>
+      <w:pPr>
+        <w:pStyle w:val="Listaszerbekezds"/>
+        <w:numPr>
+          <w:ilvl w:val="4"/>
+          <w:numId w:val="2"/>
+        </w:numPr>
+      </w:pPr>
+      <w:r>
+        <w:lastRenderedPageBreak/>
+        <w:t>Adattípus: VARCHAR(500)</w:t>
+      </w:r>
+    </w:p>
+    <w:p>
+      <w:pPr>
+        <w:pStyle w:val="Listaszerbekezds"/>
+        <w:numPr>
+          <w:ilvl w:val="4"/>
+          <w:numId w:val="2"/>
+        </w:numPr>
+      </w:pPr>
+      <w:r>
+        <w:t>Lehet null: IGEN</w:t>
+      </w:r>
+    </w:p>
+    <w:p>
+      <w:pPr>
+        <w:pStyle w:val="Listaszerbekezds"/>
+        <w:numPr>
+          <w:ilvl w:val="3"/>
+          <w:numId w:val="2"/>
+        </w:numPr>
+      </w:pPr>
+      <w:r>
+        <w:t>tags</w:t>
+      </w:r>
+    </w:p>
+    <w:p>
+      <w:pPr>
+        <w:pStyle w:val="Listaszerbekezds"/>
+        <w:numPr>
+          <w:ilvl w:val="4"/>
+          <w:numId w:val="2"/>
+        </w:numPr>
+      </w:pPr>
+      <w:r>
+        <w:t>Adattípus: TEXT</w:t>
+      </w:r>
+    </w:p>
+    <w:p>
+      <w:pPr>
+        <w:pStyle w:val="Listaszerbekezds"/>
+        <w:numPr>
+          <w:ilvl w:val="4"/>
+          <w:numId w:val="2"/>
+        </w:numPr>
+      </w:pPr>
+      <w:r>
+        <w:t>Lehet null: IGEN</w:t>
+      </w:r>
+    </w:p>
+    <w:p>
+      <w:pPr>
+        <w:pStyle w:val="Listaszerbekezds"/>
+        <w:numPr>
+          <w:ilvl w:val="3"/>
+          <w:numId w:val="2"/>
+        </w:numPr>
+      </w:pPr>
+      <w:r>
+        <w:t>location</w:t>
+      </w:r>
+    </w:p>
+    <w:p>
+      <w:pPr>
+        <w:pStyle w:val="Listaszerbekezds"/>
+        <w:numPr>
+          <w:ilvl w:val="4"/>
+          <w:numId w:val="2"/>
+        </w:numPr>
+      </w:pPr>
+      <w:r>
+        <w:t>Adattípus: VARCHAR(176)</w:t>
+      </w:r>
+    </w:p>
+    <w:p>
+      <w:pPr>
+        <w:pStyle w:val="Listaszerbekezds"/>
+        <w:numPr>
+          <w:ilvl w:val="4"/>
+          <w:numId w:val="2"/>
+        </w:numPr>
+      </w:pPr>
+      <w:r>
+        <w:t>Lehet null: IGEN</w:t>
+      </w:r>
+    </w:p>
+    <w:p>
+      <w:pPr>
+        <w:pStyle w:val="Listaszerbekezds"/>
+        <w:numPr>
+          <w:ilvl w:val="3"/>
+          <w:numId w:val="2"/>
+        </w:numPr>
+      </w:pPr>
+      <w:r>
+        <w:t>latitude</w:t>
+      </w:r>
+    </w:p>
+    <w:p>
+      <w:pPr>
+        <w:pStyle w:val="Listaszerbekezds"/>
+        <w:numPr>
+          <w:ilvl w:val="4"/>
+          <w:numId w:val="2"/>
+        </w:numPr>
+      </w:pPr>
+      <w:r>
+        <w:t>Adattípus: FLOAT</w:t>
+      </w:r>
+    </w:p>
+    <w:p>
+      <w:pPr>
+        <w:pStyle w:val="Listaszerbekezds"/>
+        <w:numPr>
+          <w:ilvl w:val="4"/>
+          <w:numId w:val="2"/>
+        </w:numPr>
+      </w:pPr>
+      <w:r>
+        <w:t>Lehet null: IGEN</w:t>
+      </w:r>
+    </w:p>
+    <w:p>
+      <w:pPr>
+        <w:pStyle w:val="Listaszerbekezds"/>
+        <w:numPr>
+          <w:ilvl w:val="3"/>
+          <w:numId w:val="2"/>
+        </w:numPr>
+      </w:pPr>
+      <w:r>
+        <w:t>longitude</w:t>
+      </w:r>
+    </w:p>
+    <w:p>
+      <w:pPr>
+        <w:pStyle w:val="Listaszerbekezds"/>
+        <w:numPr>
+          <w:ilvl w:val="4"/>
+          <w:numId w:val="2"/>
+        </w:numPr>
+      </w:pPr>
+      <w:r>
+        <w:t>Adattípus: FLOAT</w:t>
+      </w:r>
+    </w:p>
+    <w:p>
+      <w:pPr>
+        <w:pStyle w:val="Listaszerbekezds"/>
+        <w:numPr>
+          <w:ilvl w:val="4"/>
+          <w:numId w:val="2"/>
+        </w:numPr>
+      </w:pPr>
+      <w:r>
+        <w:t>Lehet null: IGEN</w:t>
+      </w:r>
+    </w:p>
+    <w:p>
+      <w:pPr>
+        <w:pStyle w:val="Listaszerbekezds"/>
+        <w:numPr>
+          <w:ilvl w:val="3"/>
+          <w:numId w:val="2"/>
+        </w:numPr>
+      </w:pPr>
+      <w:r>
+        <w:t>creation_date</w:t>
+      </w:r>
+    </w:p>
+    <w:p>
+      <w:pPr>
+        <w:pStyle w:val="Listaszerbekezds"/>
+        <w:numPr>
+          <w:ilvl w:val="4"/>
+          <w:numId w:val="2"/>
+        </w:numPr>
+      </w:pPr>
+      <w:r>
+        <w:t>Adattípus: DATETIME</w:t>
+      </w:r>
+    </w:p>
+    <w:p>
+      <w:pPr>
+        <w:pStyle w:val="Listaszerbekezds"/>
+        <w:numPr>
+          <w:ilvl w:val="4"/>
+          <w:numId w:val="2"/>
+        </w:numPr>
+      </w:pPr>
+      <w:r>
+        <w:t>Lehet null: NEM</w:t>
+      </w:r>
+    </w:p>
+    <w:p>
+      <w:pPr>
+        <w:pStyle w:val="Listaszerbekezds"/>
+        <w:numPr>
+          <w:ilvl w:val="3"/>
+          <w:numId w:val="2"/>
+        </w:numPr>
+      </w:pPr>
+      <w:r>
+        <w:t>deleted_at</w:t>
+      </w:r>
+    </w:p>
+    <w:p>
+      <w:pPr>
+        <w:pStyle w:val="Listaszerbekezds"/>
+        <w:numPr>
+          <w:ilvl w:val="4"/>
+          <w:numId w:val="2"/>
+        </w:numPr>
+      </w:pPr>
+      <w:r>
+        <w:t>Adattípus: DATETIME</w:t>
+      </w:r>
+    </w:p>
+    <w:p>
+      <w:pPr>
+        <w:pStyle w:val="Listaszerbekezds"/>
+        <w:numPr>
+          <w:ilvl w:val="4"/>
+          <w:numId w:val="2"/>
+        </w:numPr>
+      </w:pPr>
+      <w:r>
+        <w:t>Lehet null: NEM</w:t>
       </w:r>
     </w:p>
     <w:p>
@@ -3150,28 +3245,21 @@
           <w:numId w:val="2"/>
         </w:numPr>
       </w:pPr>
-      <w:proofErr w:type="spellStart"/>
-      <w:r>
-        <w:t>messages</w:t>
-      </w:r>
-      <w:proofErr w:type="spellEnd"/>
-    </w:p>
-    <w:p>
-      <w:pPr>
-        <w:pStyle w:val="Listaszerbekezds"/>
-        <w:numPr>
-          <w:ilvl w:val="3"/>
-          <w:numId w:val="2"/>
-        </w:numPr>
-      </w:pPr>
-      <w:proofErr w:type="spellStart"/>
-      <w:r>
-        <w:t>member</w:t>
-      </w:r>
-      <w:r>
-        <w:t>_id</w:t>
-      </w:r>
-      <w:proofErr w:type="spellEnd"/>
+      <w:r>
+        <w:t>deleted_pictures</w:t>
+      </w:r>
+    </w:p>
+    <w:p>
+      <w:pPr>
+        <w:pStyle w:val="Listaszerbekezds"/>
+        <w:numPr>
+          <w:ilvl w:val="3"/>
+          <w:numId w:val="2"/>
+        </w:numPr>
+      </w:pPr>
+      <w:r>
+        <w:t>picture_id</w:t>
+      </w:r>
     </w:p>
     <w:p>
       <w:pPr>
@@ -3206,6 +3294,66 @@
         </w:numPr>
       </w:pPr>
       <w:r>
+        <w:t>Kulcs: PRIMARY KEY</w:t>
+      </w:r>
+    </w:p>
+    <w:p>
+      <w:pPr>
+        <w:pStyle w:val="Listaszerbekezds"/>
+        <w:numPr>
+          <w:ilvl w:val="4"/>
+          <w:numId w:val="2"/>
+        </w:numPr>
+      </w:pPr>
+      <w:r>
+        <w:t>Egyéb: AUTO_INCREMENT</w:t>
+      </w:r>
+    </w:p>
+    <w:p>
+      <w:pPr>
+        <w:pStyle w:val="Listaszerbekezds"/>
+        <w:numPr>
+          <w:ilvl w:val="3"/>
+          <w:numId w:val="2"/>
+        </w:numPr>
+      </w:pPr>
+      <w:r>
+        <w:t>post_id</w:t>
+      </w:r>
+    </w:p>
+    <w:p>
+      <w:pPr>
+        <w:pStyle w:val="Listaszerbekezds"/>
+        <w:numPr>
+          <w:ilvl w:val="4"/>
+          <w:numId w:val="2"/>
+        </w:numPr>
+      </w:pPr>
+      <w:r>
+        <w:t>Adattípus: INT</w:t>
+      </w:r>
+    </w:p>
+    <w:p>
+      <w:pPr>
+        <w:pStyle w:val="Listaszerbekezds"/>
+        <w:numPr>
+          <w:ilvl w:val="4"/>
+          <w:numId w:val="2"/>
+        </w:numPr>
+      </w:pPr>
+      <w:r>
+        <w:t>Lehet null: NEM</w:t>
+      </w:r>
+    </w:p>
+    <w:p>
+      <w:pPr>
+        <w:pStyle w:val="Listaszerbekezds"/>
+        <w:numPr>
+          <w:ilvl w:val="4"/>
+          <w:numId w:val="2"/>
+        </w:numPr>
+      </w:pPr>
+      <w:r>
         <w:t>Kulcs: FOREIGN KEY</w:t>
       </w:r>
     </w:p>
@@ -3218,101 +3366,31 @@
         </w:numPr>
       </w:pPr>
       <w:r>
-        <w:t xml:space="preserve">Kapcsolat: </w:t>
-      </w:r>
-      <w:proofErr w:type="spellStart"/>
-      <w:r>
-        <w:t>chat_members</w:t>
-      </w:r>
-      <w:proofErr w:type="spellEnd"/>
-      <w:r>
-        <w:t>(</w:t>
-      </w:r>
-      <w:proofErr w:type="spellStart"/>
-      <w:r>
-        <w:t>member</w:t>
-      </w:r>
-      <w:r>
-        <w:t>_id</w:t>
-      </w:r>
-      <w:proofErr w:type="spellEnd"/>
-      <w:r>
-        <w:t>)</w:t>
-      </w:r>
-    </w:p>
-    <w:p>
-      <w:pPr>
-        <w:pStyle w:val="Listaszerbekezds"/>
-        <w:numPr>
-          <w:ilvl w:val="3"/>
-          <w:numId w:val="2"/>
-        </w:numPr>
-      </w:pPr>
-      <w:proofErr w:type="spellStart"/>
-      <w:r>
-        <w:t>message</w:t>
-      </w:r>
-      <w:proofErr w:type="spellEnd"/>
-    </w:p>
-    <w:p>
-      <w:pPr>
-        <w:pStyle w:val="Listaszerbekezds"/>
-        <w:numPr>
-          <w:ilvl w:val="4"/>
-          <w:numId w:val="2"/>
-        </w:numPr>
-      </w:pPr>
-      <w:r>
-        <w:t xml:space="preserve">Adattípus: </w:t>
-      </w:r>
-      <w:proofErr w:type="gramStart"/>
-      <w:r>
-        <w:t>VARCHAR(</w:t>
-      </w:r>
-      <w:proofErr w:type="gramEnd"/>
-      <w:r>
-        <w:t>200)</w:t>
-      </w:r>
-    </w:p>
-    <w:p>
-      <w:pPr>
-        <w:pStyle w:val="Listaszerbekezds"/>
-        <w:numPr>
-          <w:ilvl w:val="4"/>
-          <w:numId w:val="2"/>
-        </w:numPr>
-      </w:pPr>
-      <w:r>
-        <w:t xml:space="preserve">Lehet null: </w:t>
-      </w:r>
-      <w:r>
-        <w:t>NEM</w:t>
-      </w:r>
-    </w:p>
-    <w:p>
-      <w:pPr>
-        <w:pStyle w:val="Listaszerbekezds"/>
-        <w:numPr>
-          <w:ilvl w:val="3"/>
-          <w:numId w:val="2"/>
-        </w:numPr>
-      </w:pPr>
-      <w:proofErr w:type="spellStart"/>
-      <w:r>
-        <w:t>message_date</w:t>
-      </w:r>
-      <w:proofErr w:type="spellEnd"/>
-    </w:p>
-    <w:p>
-      <w:pPr>
-        <w:pStyle w:val="Listaszerbekezds"/>
-        <w:numPr>
-          <w:ilvl w:val="4"/>
-          <w:numId w:val="2"/>
-        </w:numPr>
-      </w:pPr>
-      <w:r>
-        <w:t>Adattípus: DATETIME</w:t>
+        <w:t>Kapcsolat: posts(post_id)</w:t>
+      </w:r>
+    </w:p>
+    <w:p>
+      <w:pPr>
+        <w:pStyle w:val="Listaszerbekezds"/>
+        <w:numPr>
+          <w:ilvl w:val="3"/>
+          <w:numId w:val="2"/>
+        </w:numPr>
+      </w:pPr>
+      <w:r>
+        <w:t>picture_link</w:t>
+      </w:r>
+    </w:p>
+    <w:p>
+      <w:pPr>
+        <w:pStyle w:val="Listaszerbekezds"/>
+        <w:numPr>
+          <w:ilvl w:val="4"/>
+          <w:numId w:val="2"/>
+        </w:numPr>
+      </w:pPr>
+      <w:r>
+        <w:t>Adattípus: TEXT</w:t>
       </w:r>
     </w:p>
     <w:p>
@@ -3331,645 +3409,14 @@
       <w:pPr>
         <w:pStyle w:val="Listaszerbekezds"/>
         <w:numPr>
-          <w:ilvl w:val="2"/>
-          <w:numId w:val="2"/>
-        </w:numPr>
-      </w:pPr>
-      <w:proofErr w:type="spellStart"/>
-      <w:r>
-        <w:t>deleted_posts</w:t>
-      </w:r>
-      <w:proofErr w:type="spellEnd"/>
-    </w:p>
-    <w:p>
-      <w:pPr>
-        <w:pStyle w:val="Listaszerbekezds"/>
-        <w:numPr>
-          <w:ilvl w:val="3"/>
-          <w:numId w:val="2"/>
-        </w:numPr>
-      </w:pPr>
-      <w:proofErr w:type="spellStart"/>
-      <w:r>
-        <w:t>post_id</w:t>
-      </w:r>
-      <w:proofErr w:type="spellEnd"/>
-    </w:p>
-    <w:p>
-      <w:pPr>
-        <w:pStyle w:val="Listaszerbekezds"/>
-        <w:numPr>
-          <w:ilvl w:val="4"/>
-          <w:numId w:val="2"/>
-        </w:numPr>
-      </w:pPr>
-      <w:r>
-        <w:t>Adattípus: INT</w:t>
-      </w:r>
-    </w:p>
-    <w:p>
-      <w:pPr>
-        <w:pStyle w:val="Listaszerbekezds"/>
-        <w:numPr>
-          <w:ilvl w:val="4"/>
-          <w:numId w:val="2"/>
-        </w:numPr>
-      </w:pPr>
-      <w:r>
-        <w:t>Lehet null: NEM</w:t>
-      </w:r>
-    </w:p>
-    <w:p>
-      <w:pPr>
-        <w:pStyle w:val="Listaszerbekezds"/>
-        <w:numPr>
-          <w:ilvl w:val="4"/>
-          <w:numId w:val="2"/>
-        </w:numPr>
-      </w:pPr>
-      <w:r>
-        <w:t>Kulcs: PRIMARY KEY</w:t>
-      </w:r>
-    </w:p>
-    <w:p>
-      <w:pPr>
-        <w:pStyle w:val="Listaszerbekezds"/>
-        <w:numPr>
-          <w:ilvl w:val="4"/>
-          <w:numId w:val="2"/>
-        </w:numPr>
-      </w:pPr>
-      <w:r>
-        <w:t>Egyéb: AUTO_INCREMENT</w:t>
-      </w:r>
-    </w:p>
-    <w:p>
-      <w:pPr>
-        <w:pStyle w:val="Listaszerbekezds"/>
-        <w:numPr>
-          <w:ilvl w:val="3"/>
-          <w:numId w:val="2"/>
-        </w:numPr>
-      </w:pPr>
-      <w:proofErr w:type="spellStart"/>
-      <w:r>
-        <w:t>user_id</w:t>
-      </w:r>
-      <w:proofErr w:type="spellEnd"/>
-    </w:p>
-    <w:p>
-      <w:pPr>
-        <w:pStyle w:val="Listaszerbekezds"/>
-        <w:numPr>
-          <w:ilvl w:val="4"/>
-          <w:numId w:val="2"/>
-        </w:numPr>
-      </w:pPr>
-      <w:r>
-        <w:t>Adattípus: INT</w:t>
-      </w:r>
-    </w:p>
-    <w:p>
-      <w:pPr>
-        <w:pStyle w:val="Listaszerbekezds"/>
-        <w:numPr>
-          <w:ilvl w:val="4"/>
-          <w:numId w:val="2"/>
-        </w:numPr>
-      </w:pPr>
-      <w:r>
-        <w:t>Lehet null: NEM</w:t>
-      </w:r>
-    </w:p>
-    <w:p>
-      <w:pPr>
-        <w:pStyle w:val="Listaszerbekezds"/>
-        <w:numPr>
-          <w:ilvl w:val="4"/>
-          <w:numId w:val="2"/>
-        </w:numPr>
-      </w:pPr>
-      <w:r>
-        <w:t>Kulcs: FOREIGN KEY</w:t>
-      </w:r>
-    </w:p>
-    <w:p>
-      <w:pPr>
-        <w:pStyle w:val="Listaszerbekezds"/>
-        <w:numPr>
-          <w:ilvl w:val="4"/>
-          <w:numId w:val="2"/>
-        </w:numPr>
-      </w:pPr>
-      <w:r>
-        <w:t xml:space="preserve">Kapcsolat: </w:t>
-      </w:r>
-      <w:proofErr w:type="spellStart"/>
-      <w:r>
-        <w:t>users</w:t>
-      </w:r>
-      <w:proofErr w:type="spellEnd"/>
-      <w:r>
-        <w:t>(</w:t>
-      </w:r>
-      <w:proofErr w:type="spellStart"/>
-      <w:r>
-        <w:t>user_id</w:t>
-      </w:r>
-      <w:proofErr w:type="spellEnd"/>
-      <w:r>
-        <w:t>)</w:t>
-      </w:r>
-    </w:p>
-    <w:p>
-      <w:pPr>
-        <w:pStyle w:val="Listaszerbekezds"/>
-        <w:numPr>
-          <w:ilvl w:val="3"/>
-          <w:numId w:val="2"/>
-        </w:numPr>
-      </w:pPr>
-      <w:proofErr w:type="spellStart"/>
-      <w:r>
-        <w:t>description</w:t>
-      </w:r>
-      <w:proofErr w:type="spellEnd"/>
-    </w:p>
-    <w:p>
-      <w:pPr>
-        <w:pStyle w:val="Listaszerbekezds"/>
-        <w:numPr>
-          <w:ilvl w:val="4"/>
-          <w:numId w:val="2"/>
-        </w:numPr>
-      </w:pPr>
-      <w:r>
-        <w:lastRenderedPageBreak/>
-        <w:t xml:space="preserve">Adattípus: </w:t>
-      </w:r>
-      <w:proofErr w:type="gramStart"/>
-      <w:r>
-        <w:t>VARCHAR(</w:t>
-      </w:r>
-      <w:proofErr w:type="gramEnd"/>
-      <w:r>
-        <w:t>500)</w:t>
-      </w:r>
-    </w:p>
-    <w:p>
-      <w:pPr>
-        <w:pStyle w:val="Listaszerbekezds"/>
-        <w:numPr>
-          <w:ilvl w:val="4"/>
-          <w:numId w:val="2"/>
-        </w:numPr>
-      </w:pPr>
-      <w:r>
-        <w:t>Lehet null: IGEN</w:t>
-      </w:r>
-    </w:p>
-    <w:p>
-      <w:pPr>
-        <w:pStyle w:val="Listaszerbekezds"/>
-        <w:numPr>
-          <w:ilvl w:val="3"/>
-          <w:numId w:val="2"/>
-        </w:numPr>
-      </w:pPr>
-      <w:proofErr w:type="spellStart"/>
-      <w:r>
-        <w:t>tags</w:t>
-      </w:r>
-      <w:proofErr w:type="spellEnd"/>
-    </w:p>
-    <w:p>
-      <w:pPr>
-        <w:pStyle w:val="Listaszerbekezds"/>
-        <w:numPr>
-          <w:ilvl w:val="4"/>
-          <w:numId w:val="2"/>
-        </w:numPr>
-      </w:pPr>
-      <w:r>
-        <w:t>Adattípus: TEXT</w:t>
-      </w:r>
-    </w:p>
-    <w:p>
-      <w:pPr>
-        <w:pStyle w:val="Listaszerbekezds"/>
-        <w:numPr>
-          <w:ilvl w:val="4"/>
-          <w:numId w:val="2"/>
-        </w:numPr>
-      </w:pPr>
-      <w:r>
-        <w:t>Lehet null: IGEN</w:t>
-      </w:r>
-    </w:p>
-    <w:p>
-      <w:pPr>
-        <w:pStyle w:val="Listaszerbekezds"/>
-        <w:numPr>
-          <w:ilvl w:val="3"/>
-          <w:numId w:val="2"/>
-        </w:numPr>
-      </w:pPr>
-      <w:proofErr w:type="spellStart"/>
-      <w:r>
-        <w:t>location</w:t>
-      </w:r>
-      <w:proofErr w:type="spellEnd"/>
-    </w:p>
-    <w:p>
-      <w:pPr>
-        <w:pStyle w:val="Listaszerbekezds"/>
-        <w:numPr>
-          <w:ilvl w:val="4"/>
-          <w:numId w:val="2"/>
-        </w:numPr>
-      </w:pPr>
-      <w:r>
-        <w:t xml:space="preserve">Adattípus: </w:t>
-      </w:r>
-      <w:proofErr w:type="gramStart"/>
-      <w:r>
-        <w:t>VARCHAR(</w:t>
-      </w:r>
-      <w:proofErr w:type="gramEnd"/>
-      <w:r>
-        <w:t>176)</w:t>
-      </w:r>
-    </w:p>
-    <w:p>
-      <w:pPr>
-        <w:pStyle w:val="Listaszerbekezds"/>
-        <w:numPr>
-          <w:ilvl w:val="4"/>
-          <w:numId w:val="2"/>
-        </w:numPr>
-      </w:pPr>
-      <w:r>
-        <w:t>Lehet null: IGEN</w:t>
-      </w:r>
-    </w:p>
-    <w:p>
-      <w:pPr>
-        <w:pStyle w:val="Listaszerbekezds"/>
-        <w:numPr>
-          <w:ilvl w:val="3"/>
-          <w:numId w:val="2"/>
-        </w:numPr>
-      </w:pPr>
-      <w:proofErr w:type="spellStart"/>
-      <w:r>
-        <w:t>latitude</w:t>
-      </w:r>
-      <w:proofErr w:type="spellEnd"/>
-    </w:p>
-    <w:p>
-      <w:pPr>
-        <w:pStyle w:val="Listaszerbekezds"/>
-        <w:numPr>
-          <w:ilvl w:val="4"/>
-          <w:numId w:val="2"/>
-        </w:numPr>
-      </w:pPr>
-      <w:r>
-        <w:t>Adattípus: FLOAT</w:t>
-      </w:r>
-    </w:p>
-    <w:p>
-      <w:pPr>
-        <w:pStyle w:val="Listaszerbekezds"/>
-        <w:numPr>
-          <w:ilvl w:val="4"/>
-          <w:numId w:val="2"/>
-        </w:numPr>
-      </w:pPr>
-      <w:r>
-        <w:t>Lehet null: IGEN</w:t>
-      </w:r>
-    </w:p>
-    <w:p>
-      <w:pPr>
-        <w:pStyle w:val="Listaszerbekezds"/>
-        <w:numPr>
-          <w:ilvl w:val="3"/>
-          <w:numId w:val="2"/>
-        </w:numPr>
-      </w:pPr>
-      <w:proofErr w:type="spellStart"/>
-      <w:r>
-        <w:t>longitude</w:t>
-      </w:r>
-      <w:proofErr w:type="spellEnd"/>
-    </w:p>
-    <w:p>
-      <w:pPr>
-        <w:pStyle w:val="Listaszerbekezds"/>
-        <w:numPr>
-          <w:ilvl w:val="4"/>
-          <w:numId w:val="2"/>
-        </w:numPr>
-      </w:pPr>
-      <w:r>
-        <w:t>Adattípus: FLOAT</w:t>
-      </w:r>
-    </w:p>
-    <w:p>
-      <w:pPr>
-        <w:pStyle w:val="Listaszerbekezds"/>
-        <w:numPr>
-          <w:ilvl w:val="4"/>
-          <w:numId w:val="2"/>
-        </w:numPr>
-      </w:pPr>
-      <w:r>
-        <w:t>Lehet null: IGEN</w:t>
-      </w:r>
-    </w:p>
-    <w:p>
-      <w:pPr>
-        <w:pStyle w:val="Listaszerbekezds"/>
-        <w:numPr>
-          <w:ilvl w:val="3"/>
-          <w:numId w:val="2"/>
-        </w:numPr>
-      </w:pPr>
-      <w:proofErr w:type="spellStart"/>
-      <w:r>
-        <w:t>creation_date</w:t>
-      </w:r>
-      <w:proofErr w:type="spellEnd"/>
-    </w:p>
-    <w:p>
-      <w:pPr>
-        <w:pStyle w:val="Listaszerbekezds"/>
-        <w:numPr>
-          <w:ilvl w:val="4"/>
-          <w:numId w:val="2"/>
-        </w:numPr>
-      </w:pPr>
-      <w:r>
-        <w:t>Adattípus: DATETIME</w:t>
-      </w:r>
-    </w:p>
-    <w:p>
-      <w:pPr>
-        <w:pStyle w:val="Listaszerbekezds"/>
-        <w:numPr>
-          <w:ilvl w:val="4"/>
-          <w:numId w:val="2"/>
-        </w:numPr>
-      </w:pPr>
-      <w:r>
-        <w:t>Lehet null: NEM</w:t>
-      </w:r>
-    </w:p>
-    <w:p>
-      <w:pPr>
-        <w:pStyle w:val="Listaszerbekezds"/>
-        <w:numPr>
-          <w:ilvl w:val="3"/>
-          <w:numId w:val="2"/>
-        </w:numPr>
-      </w:pPr>
-      <w:proofErr w:type="spellStart"/>
-      <w:r>
-        <w:t>deleted_at</w:t>
-      </w:r>
-      <w:proofErr w:type="spellEnd"/>
-    </w:p>
-    <w:p>
-      <w:pPr>
-        <w:pStyle w:val="Listaszerbekezds"/>
-        <w:numPr>
-          <w:ilvl w:val="4"/>
-          <w:numId w:val="2"/>
-        </w:numPr>
-      </w:pPr>
-      <w:r>
-        <w:t>Adattípus: DATETIME</w:t>
-      </w:r>
-    </w:p>
-    <w:p>
-      <w:pPr>
-        <w:pStyle w:val="Listaszerbekezds"/>
-        <w:numPr>
-          <w:ilvl w:val="4"/>
-          <w:numId w:val="2"/>
-        </w:numPr>
-      </w:pPr>
-      <w:r>
-        <w:t>Lehet null: NEM</w:t>
-      </w:r>
-    </w:p>
-    <w:p>
-      <w:pPr>
-        <w:pStyle w:val="Listaszerbekezds"/>
-        <w:numPr>
-          <w:ilvl w:val="2"/>
-          <w:numId w:val="2"/>
-        </w:numPr>
-      </w:pPr>
-      <w:proofErr w:type="spellStart"/>
-      <w:r>
-        <w:t>deleted_pictures</w:t>
-      </w:r>
-      <w:proofErr w:type="spellEnd"/>
-    </w:p>
-    <w:p>
-      <w:pPr>
-        <w:pStyle w:val="Listaszerbekezds"/>
-        <w:numPr>
-          <w:ilvl w:val="3"/>
-          <w:numId w:val="2"/>
-        </w:numPr>
-      </w:pPr>
-      <w:proofErr w:type="spellStart"/>
-      <w:r>
-        <w:t>picture_id</w:t>
-      </w:r>
-      <w:proofErr w:type="spellEnd"/>
-    </w:p>
-    <w:p>
-      <w:pPr>
-        <w:pStyle w:val="Listaszerbekezds"/>
-        <w:numPr>
-          <w:ilvl w:val="4"/>
-          <w:numId w:val="2"/>
-        </w:numPr>
-      </w:pPr>
-      <w:r>
-        <w:t>Adattípus: INT</w:t>
-      </w:r>
-    </w:p>
-    <w:p>
-      <w:pPr>
-        <w:pStyle w:val="Listaszerbekezds"/>
-        <w:numPr>
-          <w:ilvl w:val="4"/>
-          <w:numId w:val="2"/>
-        </w:numPr>
-      </w:pPr>
-      <w:r>
-        <w:t>Lehet null: NEM</w:t>
-      </w:r>
-    </w:p>
-    <w:p>
-      <w:pPr>
-        <w:pStyle w:val="Listaszerbekezds"/>
-        <w:numPr>
-          <w:ilvl w:val="4"/>
-          <w:numId w:val="2"/>
-        </w:numPr>
-      </w:pPr>
-      <w:r>
-        <w:t>Kulcs: PRIMARY KEY</w:t>
-      </w:r>
-    </w:p>
-    <w:p>
-      <w:pPr>
-        <w:pStyle w:val="Listaszerbekezds"/>
-        <w:numPr>
-          <w:ilvl w:val="4"/>
-          <w:numId w:val="2"/>
-        </w:numPr>
-      </w:pPr>
-      <w:r>
-        <w:t>Egyéb: AUTO_INCREMENT</w:t>
-      </w:r>
-    </w:p>
-    <w:p>
-      <w:pPr>
-        <w:pStyle w:val="Listaszerbekezds"/>
-        <w:numPr>
-          <w:ilvl w:val="3"/>
-          <w:numId w:val="2"/>
-        </w:numPr>
-      </w:pPr>
-      <w:proofErr w:type="spellStart"/>
-      <w:r>
-        <w:t>post_id</w:t>
-      </w:r>
-      <w:proofErr w:type="spellEnd"/>
-    </w:p>
-    <w:p>
-      <w:pPr>
-        <w:pStyle w:val="Listaszerbekezds"/>
-        <w:numPr>
-          <w:ilvl w:val="4"/>
-          <w:numId w:val="2"/>
-        </w:numPr>
-      </w:pPr>
-      <w:r>
-        <w:t>Adattípus: INT</w:t>
-      </w:r>
-    </w:p>
-    <w:p>
-      <w:pPr>
-        <w:pStyle w:val="Listaszerbekezds"/>
-        <w:numPr>
-          <w:ilvl w:val="4"/>
-          <w:numId w:val="2"/>
-        </w:numPr>
-      </w:pPr>
-      <w:r>
-        <w:t>Lehet null: NEM</w:t>
-      </w:r>
-    </w:p>
-    <w:p>
-      <w:pPr>
-        <w:pStyle w:val="Listaszerbekezds"/>
-        <w:numPr>
-          <w:ilvl w:val="4"/>
-          <w:numId w:val="2"/>
-        </w:numPr>
-      </w:pPr>
-      <w:r>
-        <w:t>Kulcs: FOREIGN KEY</w:t>
-      </w:r>
-    </w:p>
-    <w:p>
-      <w:pPr>
-        <w:pStyle w:val="Listaszerbekezds"/>
-        <w:numPr>
-          <w:ilvl w:val="4"/>
-          <w:numId w:val="2"/>
-        </w:numPr>
-      </w:pPr>
-      <w:r>
-        <w:t xml:space="preserve">Kapcsolat: </w:t>
-      </w:r>
-      <w:proofErr w:type="spellStart"/>
-      <w:r>
-        <w:t>posts</w:t>
-      </w:r>
-      <w:proofErr w:type="spellEnd"/>
-      <w:r>
-        <w:t>(</w:t>
-      </w:r>
-      <w:proofErr w:type="spellStart"/>
-      <w:r>
-        <w:t>post_id</w:t>
-      </w:r>
-      <w:proofErr w:type="spellEnd"/>
-      <w:r>
-        <w:t>)</w:t>
-      </w:r>
-    </w:p>
-    <w:p>
-      <w:pPr>
-        <w:pStyle w:val="Listaszerbekezds"/>
-        <w:numPr>
-          <w:ilvl w:val="3"/>
-          <w:numId w:val="2"/>
-        </w:numPr>
-      </w:pPr>
-      <w:proofErr w:type="spellStart"/>
-      <w:r>
-        <w:t>picture_link</w:t>
-      </w:r>
-      <w:proofErr w:type="spellEnd"/>
-    </w:p>
-    <w:p>
-      <w:pPr>
-        <w:pStyle w:val="Listaszerbekezds"/>
-        <w:numPr>
-          <w:ilvl w:val="4"/>
-          <w:numId w:val="2"/>
-        </w:numPr>
-      </w:pPr>
-      <w:r>
-        <w:t>Adattípus: TEXT</w:t>
-      </w:r>
-    </w:p>
-    <w:p>
-      <w:pPr>
-        <w:pStyle w:val="Listaszerbekezds"/>
-        <w:numPr>
-          <w:ilvl w:val="4"/>
-          <w:numId w:val="2"/>
-        </w:numPr>
-      </w:pPr>
-      <w:r>
-        <w:t>Lehet null: NEM</w:t>
-      </w:r>
-    </w:p>
-    <w:p>
-      <w:pPr>
-        <w:pStyle w:val="Listaszerbekezds"/>
-        <w:numPr>
-          <w:ilvl w:val="3"/>
-          <w:numId w:val="2"/>
-        </w:numPr>
-      </w:pPr>
-      <w:proofErr w:type="spellStart"/>
+          <w:ilvl w:val="3"/>
+          <w:numId w:val="2"/>
+        </w:numPr>
+      </w:pPr>
       <w:r>
         <w:lastRenderedPageBreak/>
         <w:t>deleted_at</w:t>
       </w:r>
-      <w:proofErr w:type="spellEnd"/>
     </w:p>
     <w:p>
       <w:pPr>
@@ -4016,7 +3463,22 @@
         </w:numPr>
       </w:pPr>
       <w:r>
-        <w:t>Ide lehet írni</w:t>
+        <w:t xml:space="preserve">A triggerek egyik csoportja azt hivatott végrehajtani, hogy egy poszt törlése után az ahhoz kapcsolódó adatok is törlésre kerüljenek. </w:t>
+      </w:r>
+      <w:r>
+        <w:t>Ezek az adatok más táblákban helyezkednek el, mint például a kommentek és az interakciók. Ezeket töröljük, amikor ezek a triggerek törlést érzékelnek a posztok táblán.</w:t>
+      </w:r>
+    </w:p>
+    <w:p>
+      <w:pPr>
+        <w:pStyle w:val="Listaszerbekezds"/>
+        <w:numPr>
+          <w:ilvl w:val="2"/>
+          <w:numId w:val="2"/>
+        </w:numPr>
+      </w:pPr>
+      <w:r>
+        <w:t>A triggerek másik csoportja hasonló feladatokat végez felhasználó törlése esetén. A users táblákon kívüli, de egy-egy felhasználóhoz köthető adatokat, mint például a kommentjei, az interakciói vagy a chatjei törlésre kerülnek a végrehajtásra kerülő eseményindítók által.</w:t>
       </w:r>
     </w:p>
     <w:p>
@@ -4027,11 +3489,123 @@
           <w:numId w:val="2"/>
         </w:numPr>
       </w:pPr>
-      <w:proofErr w:type="spellStart"/>
+      <w:r>
+        <w:t>Kiemelendő Algoritmusok</w:t>
+      </w:r>
+    </w:p>
+    <w:p>
+      <w:pPr>
+        <w:pStyle w:val="Listaszerbekezds"/>
+        <w:numPr>
+          <w:ilvl w:val="1"/>
+          <w:numId w:val="2"/>
+        </w:numPr>
+      </w:pPr>
+      <w:r>
+        <w:t>Backend</w:t>
+      </w:r>
+    </w:p>
+    <w:p>
+      <w:pPr>
+        <w:pStyle w:val="Listaszerbekezds"/>
+        <w:numPr>
+          <w:ilvl w:val="2"/>
+          <w:numId w:val="2"/>
+        </w:numPr>
+      </w:pPr>
       <w:r>
         <w:t>asd</w:t>
       </w:r>
-      <w:proofErr w:type="spellEnd"/>
+    </w:p>
+    <w:p>
+      <w:pPr>
+        <w:pStyle w:val="Listaszerbekezds"/>
+        <w:numPr>
+          <w:ilvl w:val="1"/>
+          <w:numId w:val="2"/>
+        </w:numPr>
+      </w:pPr>
+      <w:r>
+        <w:t>Frontend</w:t>
+      </w:r>
+    </w:p>
+    <w:p>
+      <w:pPr>
+        <w:pStyle w:val="Listaszerbekezds"/>
+        <w:numPr>
+          <w:ilvl w:val="2"/>
+          <w:numId w:val="2"/>
+        </w:numPr>
+      </w:pPr>
+      <w:r>
+        <w:t>AdminPage</w:t>
+      </w:r>
+    </w:p>
+    <w:p>
+      <w:pPr>
+        <w:pStyle w:val="Listaszerbekezds"/>
+        <w:numPr>
+          <w:ilvl w:val="2"/>
+          <w:numId w:val="2"/>
+        </w:numPr>
+      </w:pPr>
+      <w:r>
+        <w:t>LoginPage</w:t>
+      </w:r>
+    </w:p>
+    <w:p>
+      <w:pPr>
+        <w:pStyle w:val="Listaszerbekezds"/>
+        <w:numPr>
+          <w:ilvl w:val="3"/>
+          <w:numId w:val="2"/>
+        </w:numPr>
+      </w:pPr>
+      <w:r>
+        <w:t xml:space="preserve">A registration.js-ben található registration függvényünk új felhasználói fiók létrehozását kezeli. Több ellenőrzést is elvégez mielőtt végrehajtja a kérést. Hogy sikeresen megtörténjen a regisztráció, megnézzük van-e beírt felhasználónév, és </w:t>
+      </w:r>
+      <w:r>
+        <w:t>az nem foglalt-e</w:t>
+      </w:r>
+      <w:r>
+        <w:t>. Ezután regex segítségével a jelszókövetelmények teljesítését vizsgáljuk. Ez legalább 1 különleges karakter illetve szám. Végül az ismételt jelszó sikeres összehasonlítása esetén regisztrál egy új fiókot. Bármelyik ellenőrzés hibája esetén ezt jelzi a felhsználónak vizuálisan.</w:t>
+      </w:r>
+    </w:p>
+    <w:p>
+      <w:pPr>
+        <w:pStyle w:val="Listaszerbekezds"/>
+        <w:numPr>
+          <w:ilvl w:val="2"/>
+          <w:numId w:val="2"/>
+        </w:numPr>
+      </w:pPr>
+      <w:r>
+        <w:t>MainPage</w:t>
+      </w:r>
+    </w:p>
+    <w:p>
+      <w:pPr>
+        <w:pStyle w:val="Listaszerbekezds"/>
+        <w:numPr>
+          <w:ilvl w:val="2"/>
+          <w:numId w:val="2"/>
+        </w:numPr>
+      </w:pPr>
+      <w:r>
+        <w:t>MapPage</w:t>
+      </w:r>
+    </w:p>
+    <w:p>
+      <w:pPr>
+        <w:pStyle w:val="Listaszerbekezds"/>
+        <w:numPr>
+          <w:ilvl w:val="2"/>
+          <w:numId w:val="2"/>
+        </w:numPr>
+      </w:pPr>
+      <w:r>
+        <w:t>ProfilePage</w:t>
+      </w:r>
     </w:p>
     <w:p>
       <w:pPr>
@@ -4041,11 +3615,9 @@
           <w:numId w:val="2"/>
         </w:numPr>
       </w:pPr>
-      <w:proofErr w:type="spellStart"/>
-      <w:r>
-        <w:t>asd</w:t>
-      </w:r>
-      <w:proofErr w:type="spellEnd"/>
+      <w:r>
+        <w:t>Tesztelés</w:t>
+      </w:r>
     </w:p>
     <w:p>
       <w:pPr>
@@ -4075,15 +3647,26 @@
       <w:pPr>
         <w:pStyle w:val="Listaszerbekezds"/>
         <w:numPr>
+          <w:ilvl w:val="2"/>
+          <w:numId w:val="2"/>
+        </w:numPr>
+      </w:pPr>
+      <w:r>
+        <w:lastRenderedPageBreak/>
+        <w:t>Sok közösségi oldalon manapság már elérhető az a funkció, hogy élő adást indíthassunk. Ez egy érdekes extra lehetne a mi oldalunkon is. Valószínűleg egy gondolkodást serkentő projekt live streaming felületet lekodólni, azonban a mi időkeretünk, ezt már nem engedte meg, hogy az ehhez szükséges információkat megtanuljuk és meg is valósítsuk őket.</w:t>
+      </w:r>
+    </w:p>
+    <w:p>
+      <w:pPr>
+        <w:pStyle w:val="Listaszerbekezds"/>
+        <w:numPr>
           <w:ilvl w:val="1"/>
           <w:numId w:val="2"/>
         </w:numPr>
       </w:pPr>
-      <w:proofErr w:type="spellStart"/>
       <w:r>
         <w:t>Videohívás</w:t>
       </w:r>
-      <w:proofErr w:type="spellEnd"/>
     </w:p>
     <w:p>
       <w:pPr>
@@ -4261,15 +3844,7 @@
         <w:ind w:left="1080"/>
       </w:pPr>
       <w:r>
-        <w:t>A főoldalon azonnal láthatóak a posztok, és az alattuk lévő kommentek is. Lehet a posztokat like-</w:t>
-      </w:r>
-      <w:proofErr w:type="spellStart"/>
-      <w:r>
-        <w:t>olni</w:t>
-      </w:r>
-      <w:proofErr w:type="spellEnd"/>
-      <w:r>
-        <w:t>, kedvencek közé tenni, és új hozzászólást írni hozzájuk.</w:t>
+        <w:t>A főoldalon azonnal láthatóak a posztok, és az alattuk lévő kommentek is. Lehet a posztokat like-olni, kedvencek közé tenni, és új hozzászólást írni hozzájuk.</w:t>
       </w:r>
       <w:r>
         <w:t xml:space="preserve"> </w:t>
@@ -4293,15 +3868,7 @@
         <w:ind w:left="1080"/>
       </w:pPr>
       <w:r>
-        <w:t xml:space="preserve">Más funkciókat a </w:t>
-      </w:r>
-      <w:proofErr w:type="spellStart"/>
-      <w:r>
-        <w:t>navbar</w:t>
-      </w:r>
-      <w:proofErr w:type="spellEnd"/>
-      <w:r>
-        <w:t xml:space="preserve"> használatával érhetünk el.</w:t>
+        <w:t>Más funkciókat a navbar használatával érhetünk el.</w:t>
       </w:r>
     </w:p>
     <w:p>
@@ -4322,15 +3889,7 @@
         <w:ind w:left="1080"/>
       </w:pPr>
       <w:r>
-        <w:t xml:space="preserve">Szintén a főoldalon, viszont a </w:t>
-      </w:r>
-      <w:proofErr w:type="spellStart"/>
-      <w:r>
-        <w:t>navbar</w:t>
-      </w:r>
-      <w:proofErr w:type="spellEnd"/>
-      <w:r>
-        <w:t>-t használva nyílik meg felugró ablakban a lehetőség, hogy új posztokat hozzunk létre. Itt feltölthetjük a kívánt képeket és csatolhatunk házzá címet, leírást és helyszínt.</w:t>
+        <w:t>Szintén a főoldalon, viszont a navbar-t használva nyílik meg felugró ablakban a lehetőség, hogy új posztokat hozzunk létre. Itt feltölthetjük a kívánt képeket és csatolhatunk házzá címet, leírást és helyszínt.</w:t>
       </w:r>
     </w:p>
     <w:p>
@@ -4354,15 +3913,7 @@
         <w:ind w:left="1080"/>
       </w:pPr>
       <w:r>
-        <w:t xml:space="preserve">A </w:t>
-      </w:r>
-      <w:proofErr w:type="spellStart"/>
-      <w:r>
-        <w:t>navbaron</w:t>
-      </w:r>
-      <w:proofErr w:type="spellEnd"/>
-      <w:r>
-        <w:t xml:space="preserve"> át elérhető a térkép. Itt a feltöltött posztok kitűzőcsoportokként jelennek meg a térképen, és nagyításkor egyre több jelenik meg egyesével. Itt rákattintva láthatjuk </w:t>
+        <w:t xml:space="preserve">A navbaron át elérhető a térkép. Itt a feltöltött posztok kitűzőcsoportokként jelennek meg a térképen, és nagyításkor egyre több jelenik meg egyesével. Itt rákattintva láthatjuk </w:t>
       </w:r>
       <w:r>
         <w:t>hogy az adott helyen milyen kép készült.</w:t>
@@ -4386,15 +3937,7 @@
         <w:ind w:left="1080"/>
       </w:pPr>
       <w:r>
-        <w:t xml:space="preserve">A </w:t>
-      </w:r>
-      <w:proofErr w:type="spellStart"/>
-      <w:r>
-        <w:t>navbaron</w:t>
-      </w:r>
-      <w:proofErr w:type="spellEnd"/>
-      <w:r>
-        <w:t xml:space="preserve"> át érhető el a saját profil. Ezen az oldalon módosíthatók a személyes adatok, áttekinthetőek, és módosíthatóak a saját posztok. Kattintással a saját posztok helyén az elmentett kedvencek lesznek láthatóak.</w:t>
+        <w:t>A navbaron át érhető el a saját profil. Ezen az oldalon módosíthatók a személyes adatok, áttekinthetőek, és módosíthatóak a saját posztok. Kattintással a saját posztok helyén az elmentett kedvencek lesznek láthatóak.</w:t>
       </w:r>
     </w:p>
     <w:p>
@@ -4403,13 +3946,8 @@
         <w:ind w:left="1080"/>
       </w:pPr>
       <w:r>
-        <w:t xml:space="preserve">2.6 </w:t>
-      </w:r>
-      <w:proofErr w:type="spellStart"/>
-      <w:r>
-        <w:t>Admin</w:t>
-      </w:r>
-      <w:proofErr w:type="spellEnd"/>
+        <w:t>2.6 Admin</w:t>
+      </w:r>
     </w:p>
     <w:p>
       <w:pPr>
@@ -4418,31 +3956,7 @@
       </w:pPr>
       <w:r>
         <w:lastRenderedPageBreak/>
-        <w:t xml:space="preserve">A site </w:t>
-      </w:r>
-      <w:proofErr w:type="spellStart"/>
-      <w:r>
-        <w:t>adminjai</w:t>
-      </w:r>
-      <w:proofErr w:type="spellEnd"/>
-      <w:r>
-        <w:t xml:space="preserve">, illetve moderátorai számára elérhető az </w:t>
-      </w:r>
-      <w:proofErr w:type="spellStart"/>
-      <w:r>
-        <w:t>admin</w:t>
-      </w:r>
-      <w:proofErr w:type="spellEnd"/>
-      <w:r>
-        <w:t xml:space="preserve"> felület. Ez egy külön, átlagos felhasználók számára nem elérhető és nem látható oldal. Itt felügyelhetik az aktív felhasználók számát, és elbírálhatják a beérkezett jelentéseket is. Minden, a közösségi oldalon megjelenő tartalmat és profilt lehet moderálni, </w:t>
-      </w:r>
-      <w:proofErr w:type="spellStart"/>
-      <w:r>
-        <w:t>modósítani</w:t>
-      </w:r>
-      <w:proofErr w:type="spellEnd"/>
-      <w:r>
-        <w:t xml:space="preserve"> és törölni is.</w:t>
+        <w:t>A site adminjai, illetve moderátorai számára elérhető az admin felület. Ez egy külön, átlagos felhasználók számára nem elérhető és nem látható oldal. Itt felügyelhetik az aktív felhasználók számát, és elbírálhatják a beérkezett jelentéseket is. Minden, a közösségi oldalon megjelenő tartalmat és profilt lehet moderálni, modósítani és törölni is.</w:t>
       </w:r>
     </w:p>
     <w:sectPr>

--- a/Telephoto.docx
+++ b/Telephoto.docx
@@ -3672,6 +3672,24 @@
       <w:pPr>
         <w:pStyle w:val="Listaszerbekezds"/>
         <w:numPr>
+          <w:ilvl w:val="2"/>
+          <w:numId w:val="2"/>
+        </w:numPr>
+      </w:pPr>
+      <w:r>
+        <w:t>Egyre több olyan alkalmazásnak van videohívás funkciója, ahol a chat már meglévő eleme a programnak. Manapság a közösségi médiás felületek nagyrészén felhívhatjuk ismerőseinket, de banki vagy egyéb szolgáltatásoknál is van lehetőségünk video, vagy voicechat-en ügyeket intézni és problémákat jelenteni. Erre két megoldást is szoktak alkalmazni. Van ahol élő emberhez, van ahol AI ügyintézővel kapcsolnak minket össze. A mi oldalunkba is beleillenének a különböző hívási lehetőségek.</w:t>
+      </w:r>
+      <w:r>
+        <w:t xml:space="preserve"> </w:t>
+      </w:r>
+      <w:r>
+        <w:t>Sajnos időnk már nem engedte, illetve még több utánajárást igényelt volna, de egy esetleges továbbfejlesztésnél jó ötlet lehetne implementálni hang és videokommunikációt felhasználók között, vagy akár adminokkal, segítő botokkal.</w:t>
+      </w:r>
+    </w:p>
+    <w:p>
+      <w:pPr>
+        <w:pStyle w:val="Listaszerbekezds"/>
+        <w:numPr>
           <w:ilvl w:val="1"/>
           <w:numId w:val="2"/>
         </w:numPr>
@@ -3684,12 +3702,48 @@
       <w:pPr>
         <w:pStyle w:val="Listaszerbekezds"/>
         <w:numPr>
+          <w:ilvl w:val="2"/>
+          <w:numId w:val="2"/>
+        </w:numPr>
+      </w:pPr>
+      <w:r>
+        <w:t xml:space="preserve">A </w:t>
+      </w:r>
+      <w:r>
+        <w:t>M</w:t>
+      </w:r>
+      <w:r>
+        <w:t>eta platformjai</w:t>
+      </w:r>
+      <w:r>
+        <w:t>ról ismerősek lehetnek az ideiglenes, eltűnő posztok, másnéven story-k. Jól lehet őket használni kevésbé fontos, kevésbé átgondolt/szerkesztett dolgok megosztására vagy hírek megosztására. Esetlegesen a mi platformunkon is be lehetne mutatni egy frissítés keretében és a felhasználók például rövid helyzetjelentésekhez, egy nagyobb projektek előzeteséhez is használhatnák a funkciót. A mostani fejlesztési időszak alatt mi nem éreztük úgy, hogy beleillene a mi stílusunkba, arculat tervünkbe, ahol nem akartunk mindenhová dopaminbombákat elhelyezni a felületünkre, ezzért döntöttünk az implementálása ellen.</w:t>
+      </w:r>
+    </w:p>
+    <w:p>
+      <w:pPr>
+        <w:pStyle w:val="Listaszerbekezds"/>
+        <w:numPr>
           <w:ilvl w:val="1"/>
           <w:numId w:val="2"/>
         </w:numPr>
       </w:pPr>
       <w:r>
         <w:t>Fotós Piactér</w:t>
+      </w:r>
+    </w:p>
+    <w:p>
+      <w:pPr>
+        <w:pStyle w:val="Listaszerbekezds"/>
+        <w:numPr>
+          <w:ilvl w:val="2"/>
+          <w:numId w:val="2"/>
+        </w:numPr>
+      </w:pPr>
+      <w:r>
+        <w:t xml:space="preserve">Egy egyedibb ötlet, amit több idő esetén implementálni lehetne a projektbe az a fotós piactér. </w:t>
+      </w:r>
+      <w:r>
+        <w:t>Ennek az oldalnak több funkciója is lehetne. Az egyik, az egy szokásosabb használtpiac, ahol fotós kellékeket, eszközöket és kamerákat lehetne adni-venni. A másik része a marketplace oldalunknak a kép vásár lehetne. Itt Kereskedelmi használatra eladhatnák képeik használati jogát a felhasználók, vagy kereshetnének nekik szükséges képeket, akár egy stockfotó webáruházban.</w:t>
       </w:r>
     </w:p>
     <w:p>
